--- a/generador/plantillas/9_Acta_entrega_recepcion.docx
+++ b/generador/plantillas/9_Acta_entrega_recepcion.docx
@@ -222,34 +222,14 @@
         </w:rPr>
         <w:t xml:space="preserve"> </w:t>
       </w:r>
-      <w:sdt>
-        <w:sdtPr>
-          <w:rPr>
-            <w:rFonts w:ascii="Titillium Web" w:hAnsi="Titillium Web"/>
-            <w:sz w:val="22"/>
-            <w:szCs w:val="22"/>
-          </w:rPr>
-          <w:id w:val="1997526782"/>
-          <w:placeholder>
-            <w:docPart w:val="89E7B95FE28C450DBAFEDDDAA25A2DB6"/>
-          </w:placeholder>
-          <w:temporary/>
-          <w:comboBox>
-            <w:listItem w:displayText="administrador contador" w:value="administrador contador"/>
-            <w:listItem w:displayText="administradora contadora" w:value="administradora contadora"/>
-          </w:comboBox>
-        </w:sdtPr>
-        <w:sdtContent>
-          <w:r>
-            <w:rPr>
-              <w:rFonts w:ascii="Titillium Web" w:hAnsi="Titillium Web"/>
-              <w:sz w:val="22"/>
-              <w:szCs w:val="22"/>
-            </w:rPr>
-            <w:t>Administrador/a contador/a</w:t>
-          </w:r>
-        </w:sdtContent>
-      </w:sdt>
+      <w:r>
+        <w:rPr>
+          <w:rFonts w:ascii="Titillium Web" w:hAnsi="Titillium Web"/>
+          <w:sz w:val="22"/>
+          <w:szCs w:val="22"/>
+        </w:rPr>
+        <w:t xml:space="preserve">{administradoracontadora}</w:t>
+      </w:r>
       <w:r>
         <w:rPr>
           <w:rFonts w:ascii="Titillium Web" w:hAnsi="Titillium Web"/>
@@ -309,34 +289,14 @@
         </w:rPr>
         <w:t xml:space="preserve"> - </w:t>
       </w:r>
-      <w:sdt>
-        <w:sdtPr>
-          <w:rPr>
-            <w:rFonts w:ascii="Titillium Web" w:eastAsia="Arial" w:hAnsi="Titillium Web" w:cs="Arial"/>
-            <w:sz w:val="22"/>
-            <w:szCs w:val="22"/>
-          </w:rPr>
-          <w:id w:val="-2073340068"/>
-          <w:placeholder>
-            <w:docPart w:val="54F11F96D3F34737A68BF90621F3016E"/>
-          </w:placeholder>
-          <w:temporary/>
-          <w:comboBox>
-            <w:listItem w:displayText="administrador" w:value="administrador"/>
-            <w:listItem w:displayText="administradora" w:value="administradora"/>
-          </w:comboBox>
-        </w:sdtPr>
-        <w:sdtContent>
-          <w:r>
-            <w:rPr>
-              <w:rFonts w:ascii="Titillium Web" w:eastAsia="Arial" w:hAnsi="Titillium Web" w:cs="Arial"/>
-              <w:sz w:val="22"/>
-              <w:szCs w:val="22"/>
-            </w:rPr>
-            <w:t>Administrador/a</w:t>
-          </w:r>
-        </w:sdtContent>
-      </w:sdt>
+      <w:r>
+        <w:rPr>
+          <w:rFonts w:ascii="Titillium Web" w:eastAsia="Arial" w:hAnsi="Titillium Web" w:cs="Arial"/>
+          <w:sz w:val="22"/>
+          <w:szCs w:val="22"/>
+        </w:rPr>
+        <w:t xml:space="preserve">{administradorAP}</w:t>
+      </w:r>
       <w:r>
         <w:rPr>
           <w:rFonts w:ascii="Titillium Web" w:eastAsia="Arial" w:hAnsi="Titillium Web" w:cs="Arial"/>
@@ -697,34 +657,14 @@
         </w:rPr>
         <w:t xml:space="preserve">se invitó </w:t>
       </w:r>
-      <w:sdt>
-        <w:sdtPr>
-          <w:rPr>
-            <w:rFonts w:ascii="Titillium Web" w:hAnsi="Titillium Web"/>
-            <w:sz w:val="22"/>
-            <w:szCs w:val="22"/>
-          </w:rPr>
-          <w:id w:val="1417369163"/>
-          <w:placeholder>
-            <w:docPart w:val="78FCFB6BF96847FFAFCD4CCEF231C6D4"/>
-          </w:placeholder>
-          <w:temporary/>
-          <w:comboBox>
-            <w:listItem w:displayText="al proveedor" w:value="al proveedor"/>
-            <w:listItem w:displayText="a la proveedora" w:value="a la proveedora"/>
-          </w:comboBox>
-        </w:sdtPr>
-        <w:sdtContent>
-          <w:r>
-            <w:rPr>
-              <w:rFonts w:ascii="Titillium Web" w:hAnsi="Titillium Web"/>
-              <w:sz w:val="22"/>
-              <w:szCs w:val="22"/>
-            </w:rPr>
-            <w:t>al/la proveedor/a</w:t>
-          </w:r>
-        </w:sdtContent>
-      </w:sdt>
+      <w:r>
+        <w:rPr>
+          <w:rFonts w:ascii="Titillium Web" w:hAnsi="Titillium Web"/>
+          <w:sz w:val="22"/>
+          <w:szCs w:val="22"/>
+        </w:rPr>
+        <w:t xml:space="preserve">{alALaProveedor}</w:t>
+      </w:r>
       <w:r>
         <w:rPr>
           <w:rFonts w:ascii="Titillium Web" w:hAnsi="Titillium Web"/>
@@ -861,57 +801,14 @@
           <w:szCs w:val="22"/>
         </w:rPr>
       </w:pPr>
-      <w:sdt>
-        <w:sdtPr>
-          <w:rPr>
-            <w:rFonts w:ascii="Titillium Web" w:hAnsi="Titillium Web"/>
-            <w:sz w:val="22"/>
-            <w:szCs w:val="22"/>
-          </w:rPr>
-          <w:id w:val="1514343895"/>
-          <w:placeholder>
-            <w:docPart w:val="A880D99183394179866453AEA1D386FF"/>
-          </w:placeholder>
-          <w:comboBox>
-            <w:listItem w:displayText="El producto" w:value="El producto"/>
-            <w:listItem w:displayText="Los productos" w:value="Los productos"/>
-          </w:comboBox>
-        </w:sdtPr>
-        <w:sdtContent>
-          <w:r>
-            <w:rPr>
-              <w:rFonts w:ascii="Titillium Web" w:hAnsi="Titillium Web"/>
-              <w:sz w:val="22"/>
-              <w:szCs w:val="22"/>
-            </w:rPr>
-            <w:t>El/</w:t>
-          </w:r>
-          <w:r>
-            <w:rPr>
-              <w:rFonts w:ascii="Titillium Web" w:hAnsi="Titillium Web"/>
-              <w:sz w:val="22"/>
-              <w:szCs w:val="22"/>
-            </w:rPr>
-            <w:t>Los producto</w:t>
-          </w:r>
-          <w:r>
-            <w:rPr>
-              <w:rFonts w:ascii="Titillium Web" w:hAnsi="Titillium Web"/>
-              <w:sz w:val="22"/>
-              <w:szCs w:val="22"/>
-            </w:rPr>
-            <w:t>/</w:t>
-          </w:r>
-          <w:r>
-            <w:rPr>
-              <w:rFonts w:ascii="Titillium Web" w:hAnsi="Titillium Web"/>
-              <w:sz w:val="22"/>
-              <w:szCs w:val="22"/>
-            </w:rPr>
-            <w:t>s</w:t>
-          </w:r>
-        </w:sdtContent>
-      </w:sdt>
+      <w:r>
+        <w:rPr>
+          <w:rFonts w:ascii="Titillium Web" w:hAnsi="Titillium Web"/>
+          <w:sz w:val="22"/>
+          <w:szCs w:val="22"/>
+        </w:rPr>
+        <w:t xml:space="preserve">{ElLosProducto}</w:t>
+      </w:r>
       <w:r>
         <w:rPr>
           <w:rFonts w:ascii="Titillium Web" w:hAnsi="Titillium Web"/>
@@ -920,50 +817,14 @@
         </w:rPr>
         <w:t xml:space="preserve"> que a continuación se </w:t>
       </w:r>
-      <w:sdt>
-        <w:sdtPr>
-          <w:rPr>
-            <w:rFonts w:ascii="Titillium Web" w:hAnsi="Titillium Web"/>
-            <w:sz w:val="22"/>
-            <w:szCs w:val="22"/>
-          </w:rPr>
-          <w:id w:val="-1038362113"/>
-          <w:placeholder>
-            <w:docPart w:val="06E9011538DE431B8D476A1777A84137"/>
-          </w:placeholder>
-          <w:temporary/>
-          <w:comboBox>
-            <w:listItem w:displayText="describe" w:value="describe"/>
-            <w:listItem w:displayText="describen" w:value="describen"/>
-          </w:comboBox>
-        </w:sdtPr>
-        <w:sdtContent>
-          <w:r>
-            <w:rPr>
-              <w:rFonts w:ascii="Titillium Web" w:hAnsi="Titillium Web"/>
-              <w:sz w:val="22"/>
-              <w:szCs w:val="22"/>
-            </w:rPr>
-            <w:t>describe</w:t>
-          </w:r>
-          <w:r>
-            <w:rPr>
-              <w:rFonts w:ascii="Titillium Web" w:hAnsi="Titillium Web"/>
-              <w:sz w:val="22"/>
-              <w:szCs w:val="22"/>
-            </w:rPr>
-            <w:t>/</w:t>
-          </w:r>
-          <w:r>
-            <w:rPr>
-              <w:rFonts w:ascii="Titillium Web" w:hAnsi="Titillium Web"/>
-              <w:sz w:val="22"/>
-              <w:szCs w:val="22"/>
-            </w:rPr>
-            <w:t>n</w:t>
-          </w:r>
-        </w:sdtContent>
-      </w:sdt>
+      <w:r>
+        <w:rPr>
+          <w:rFonts w:ascii="Titillium Web" w:hAnsi="Titillium Web"/>
+          <w:sz w:val="22"/>
+          <w:szCs w:val="22"/>
+        </w:rPr>
+        <w:t xml:space="preserve">{describeDescriben}</w:t>
+      </w:r>
       <w:r>
         <w:rPr>
           <w:rFonts w:ascii="Titillium Web" w:hAnsi="Titillium Web"/>
@@ -988,50 +849,14 @@
         </w:rPr>
         <w:t xml:space="preserve">, </w:t>
       </w:r>
-      <w:sdt>
-        <w:sdtPr>
-          <w:rPr>
-            <w:rFonts w:ascii="Titillium Web" w:hAnsi="Titillium Web"/>
-            <w:sz w:val="22"/>
-            <w:szCs w:val="22"/>
-          </w:rPr>
-          <w:id w:val="-950318991"/>
-          <w:placeholder>
-            <w:docPart w:val="0F347F8A13CD414BB1AD117E1B5B3A7F"/>
-          </w:placeholder>
-          <w:temporary/>
-          <w:comboBox>
-            <w:listItem w:displayText="cumple" w:value="cumple"/>
-            <w:listItem w:displayText="cumplen" w:value="cumplen"/>
-          </w:comboBox>
-        </w:sdtPr>
-        <w:sdtContent>
-          <w:r>
-            <w:rPr>
-              <w:rFonts w:ascii="Titillium Web" w:hAnsi="Titillium Web"/>
-              <w:sz w:val="22"/>
-              <w:szCs w:val="22"/>
-            </w:rPr>
-            <w:t>cumple</w:t>
-          </w:r>
-          <w:r>
-            <w:rPr>
-              <w:rFonts w:ascii="Titillium Web" w:hAnsi="Titillium Web"/>
-              <w:sz w:val="22"/>
-              <w:szCs w:val="22"/>
-            </w:rPr>
-            <w:t>/</w:t>
-          </w:r>
-          <w:r>
-            <w:rPr>
-              <w:rFonts w:ascii="Titillium Web" w:hAnsi="Titillium Web"/>
-              <w:sz w:val="22"/>
-              <w:szCs w:val="22"/>
-            </w:rPr>
-            <w:t>n</w:t>
-          </w:r>
-        </w:sdtContent>
-      </w:sdt>
+      <w:r>
+        <w:rPr>
+          <w:rFonts w:ascii="Titillium Web" w:hAnsi="Titillium Web"/>
+          <w:sz w:val="22"/>
+          <w:szCs w:val="22"/>
+        </w:rPr>
+        <w:t xml:space="preserve">{cumpleCumplen}</w:t>
+      </w:r>
       <w:r>
         <w:rPr>
           <w:rFonts w:ascii="Titillium Web" w:hAnsi="Titillium Web"/>
@@ -1121,7 +946,7 @@
           <w:sz w:val="22"/>
           <w:szCs w:val="22"/>
         </w:rPr>
-        <w:t>Administrador/a</w:t>
+        <w:t>{AdministradoraAP} del área protegida</w:t>
       </w:r>
       <w:r>
         <w:rPr>
@@ -1129,7 +954,7 @@
           <w:sz w:val="22"/>
           <w:szCs w:val="22"/>
         </w:rPr>
-        <w:t xml:space="preserve"> del área protegida por parte del MAE</w:t>
+        <w:t xml:space="preserve"> por parte del MAE</w:t>
       </w:r>
       <w:r>
         <w:rPr>
@@ -1158,37 +983,17 @@
         </w:rPr>
         <w:t xml:space="preserve"> con </w:t>
       </w:r>
-      <w:sdt>
-        <w:sdtPr>
-          <w:rPr>
-            <w:rFonts w:ascii="Titillium Web" w:eastAsia="Arial Unicode MS" w:hAnsi="Titillium Web"/>
-            <w:bCs/>
-            <w:iCs/>
-            <w:kern w:val="2"/>
-            <w:sz w:val="22"/>
-            <w:szCs w:val="22"/>
-          </w:rPr>
-          <w:id w:val="1128287604"/>
-          <w:temporary/>
-          <w:comboBox>
-            <w:listItem w:displayText="el proveedor" w:value="el proveedor"/>
-            <w:listItem w:displayText="la proveedora" w:value="la proveedora"/>
-          </w:comboBox>
-        </w:sdtPr>
-        <w:sdtContent>
-          <w:r>
-            <w:rPr>
-              <w:rFonts w:ascii="Titillium Web" w:eastAsia="Arial Unicode MS" w:hAnsi="Titillium Web"/>
-              <w:bCs/>
-              <w:iCs/>
-              <w:kern w:val="2"/>
-              <w:sz w:val="22"/>
-              <w:szCs w:val="22"/>
-            </w:rPr>
-            <w:t>el/la proveedor</w:t>
-          </w:r>
-        </w:sdtContent>
-      </w:sdt>
+      <w:r>
+        <w:rPr>
+          <w:rFonts w:ascii="Titillium Web" w:eastAsia="Arial Unicode MS" w:hAnsi="Titillium Web"/>
+          <w:bCs/>
+          <w:iCs/>
+          <w:kern w:val="2"/>
+          <w:sz w:val="22"/>
+          <w:szCs w:val="22"/>
+        </w:rPr>
+        <w:t xml:space="preserve">{elLaProveedor}</w:t>
+      </w:r>
       <w:r>
         <w:rPr>
           <w:rFonts w:ascii="Titillium Web" w:hAnsi="Titillium Web"/>
@@ -1954,37 +1759,17 @@
         </w:rPr>
         <w:t xml:space="preserve">manifiestan estar a entera satisfacción y conformidad con la entrega,  expresada mediante la presente Acta Entrega-Recepción-Funcionamiento suscrita conjuntamente con </w:t>
       </w:r>
-      <w:sdt>
-        <w:sdtPr>
-          <w:rPr>
-            <w:rFonts w:ascii="Titillium Web" w:eastAsia="Arial Unicode MS" w:hAnsi="Titillium Web"/>
-            <w:bCs/>
-            <w:iCs/>
-            <w:kern w:val="2"/>
-            <w:sz w:val="22"/>
-            <w:szCs w:val="22"/>
-          </w:rPr>
-          <w:id w:val="1646007862"/>
-          <w:temporary/>
-          <w:comboBox>
-            <w:listItem w:displayText="el proveedor" w:value="el proveedor"/>
-            <w:listItem w:displayText="la proveedora" w:value="la proveedora"/>
-          </w:comboBox>
-        </w:sdtPr>
-        <w:sdtContent>
-          <w:r>
-            <w:rPr>
-              <w:rFonts w:ascii="Titillium Web" w:eastAsia="Arial Unicode MS" w:hAnsi="Titillium Web"/>
-              <w:bCs/>
-              <w:iCs/>
-              <w:kern w:val="2"/>
-              <w:sz w:val="22"/>
-              <w:szCs w:val="22"/>
-            </w:rPr>
-            <w:t>el/la proveedor</w:t>
-          </w:r>
-        </w:sdtContent>
-      </w:sdt>
+      <w:r>
+        <w:rPr>
+          <w:rFonts w:ascii="Titillium Web" w:eastAsia="Arial Unicode MS" w:hAnsi="Titillium Web"/>
+          <w:bCs/>
+          <w:iCs/>
+          <w:kern w:val="2"/>
+          <w:sz w:val="22"/>
+          <w:szCs w:val="22"/>
+        </w:rPr>
+        <w:t xml:space="preserve">{elLaProveedor}</w:t>
+      </w:r>
       <w:r>
         <w:rPr>
           <w:rFonts w:ascii="Titillium Web" w:hAnsi="Titillium Web"/>
@@ -2164,37 +1949,17 @@
         </w:rPr>
         <w:t xml:space="preserve"> tal y como se encuentra ampliamente descrito en el documento original emitido por </w:t>
       </w:r>
-      <w:sdt>
-        <w:sdtPr>
-          <w:rPr>
-            <w:rFonts w:ascii="Titillium Web" w:eastAsia="Arial Unicode MS" w:hAnsi="Titillium Web"/>
-            <w:bCs/>
-            <w:iCs/>
-            <w:kern w:val="2"/>
-            <w:sz w:val="22"/>
-            <w:szCs w:val="22"/>
-          </w:rPr>
-          <w:id w:val="646255162"/>
-          <w:temporary/>
-          <w:comboBox>
-            <w:listItem w:displayText="el proveedor" w:value="el proveedor"/>
-            <w:listItem w:displayText="la proveedora" w:value="la proveedora"/>
-          </w:comboBox>
-        </w:sdtPr>
-        <w:sdtContent>
-          <w:r>
-            <w:rPr>
-              <w:rFonts w:ascii="Titillium Web" w:eastAsia="Arial Unicode MS" w:hAnsi="Titillium Web"/>
-              <w:bCs/>
-              <w:iCs/>
-              <w:kern w:val="2"/>
-              <w:sz w:val="22"/>
-              <w:szCs w:val="22"/>
-            </w:rPr>
-            <w:t>el/la proveedor</w:t>
-          </w:r>
-        </w:sdtContent>
-      </w:sdt>
+      <w:r>
+        <w:rPr>
+          <w:rFonts w:ascii="Titillium Web" w:eastAsia="Arial Unicode MS" w:hAnsi="Titillium Web"/>
+          <w:bCs/>
+          <w:iCs/>
+          <w:kern w:val="2"/>
+          <w:sz w:val="22"/>
+          <w:szCs w:val="22"/>
+        </w:rPr>
+        <w:t xml:space="preserve">{elLaProveedor}</w:t>
+      </w:r>
       <w:r>
         <w:rPr>
           <w:rFonts w:ascii="Titillium Web" w:hAnsi="Titillium Web"/>
@@ -2415,35 +2180,16 @@
         </w:rPr>
         <w:t xml:space="preserve"> que </w:t>
       </w:r>
-      <w:sdt>
-        <w:sdtPr>
-          <w:rPr>
-            <w:rFonts w:ascii="Titillium Web" w:hAnsi="Titillium Web"/>
-            <w:bCs/>
-            <w:iCs/>
-            <w:sz w:val="22"/>
-            <w:szCs w:val="22"/>
-          </w:rPr>
-          <w:id w:val="31549187"/>
-          <w:temporary/>
-          <w:comboBox>
-            <w:listItem w:displayText="el proveedor" w:value="el proveedor"/>
-            <w:listItem w:displayText="la proveedora" w:value="la proveedora"/>
-          </w:comboBox>
-        </w:sdtPr>
-        <w:sdtContent>
-          <w:r>
-            <w:rPr>
-              <w:rFonts w:ascii="Titillium Web" w:hAnsi="Titillium Web"/>
-              <w:bCs/>
-              <w:iCs/>
-              <w:sz w:val="22"/>
-              <w:szCs w:val="22"/>
-            </w:rPr>
-            <w:t>el/la proveedor</w:t>
-          </w:r>
-        </w:sdtContent>
-      </w:sdt>
+      <w:r>
+        <w:rPr>
+          <w:rFonts w:ascii="Titillium Web" w:hAnsi="Titillium Web"/>
+          <w:bCs/>
+          <w:iCs/>
+          <w:sz w:val="22"/>
+          <w:szCs w:val="22"/>
+        </w:rPr>
+        <w:t xml:space="preserve">{elLaProveedor}</w:t>
+      </w:r>
       <w:r>
         <w:rPr>
           <w:rFonts w:ascii="Titillium Web" w:hAnsi="Titillium Web"/>
@@ -2480,34 +2226,14 @@
         </w:rPr>
         <w:t xml:space="preserve"> ha entregado </w:t>
       </w:r>
-      <w:sdt>
-        <w:sdtPr>
-          <w:rPr>
-            <w:rFonts w:ascii="Titillium Web" w:hAnsi="Titillium Web"/>
-            <w:sz w:val="22"/>
-            <w:szCs w:val="22"/>
-          </w:rPr>
-          <w:id w:val="76405625"/>
-          <w:placeholder>
-            <w:docPart w:val="B39CAC503D8446A78CCCAB6CD4BED9EC"/>
-          </w:placeholder>
-          <w:temporary/>
-          <w:comboBox>
-            <w:listItem w:displayText="el producto" w:value="el producto"/>
-            <w:listItem w:displayText="los productos" w:value="los productos"/>
-          </w:comboBox>
-        </w:sdtPr>
-        <w:sdtContent>
-          <w:r>
-            <w:rPr>
-              <w:rFonts w:ascii="Titillium Web" w:hAnsi="Titillium Web"/>
-              <w:sz w:val="22"/>
-              <w:szCs w:val="22"/>
-            </w:rPr>
-            <w:t>el/los producto/s</w:t>
-          </w:r>
-        </w:sdtContent>
-      </w:sdt>
+      <w:r>
+        <w:rPr>
+          <w:rFonts w:ascii="Titillium Web" w:hAnsi="Titillium Web"/>
+          <w:sz w:val="22"/>
+          <w:szCs w:val="22"/>
+        </w:rPr>
+        <w:t xml:space="preserve">{elLosProducto}</w:t>
+      </w:r>
       <w:r>
         <w:rPr>
           <w:rFonts w:ascii="Titillium Web" w:hAnsi="Titillium Web"/>
@@ -2609,31 +2335,14 @@
                 <w:szCs w:val="22"/>
               </w:rPr>
             </w:pPr>
-            <w:sdt>
-              <w:sdtPr>
-                <w:rPr>
-                  <w:rFonts w:ascii="Titillium Web" w:eastAsia="Arial" w:hAnsi="Titillium Web" w:cs="Arial"/>
-                  <w:sz w:val="22"/>
-                  <w:szCs w:val="22"/>
-                </w:rPr>
-                <w:id w:val="-1880614466"/>
-                <w:temporary/>
-                <w:comboBox>
-                  <w:listItem w:displayText="administrador" w:value="administrador"/>
-                  <w:listItem w:displayText="administradora" w:value="administradora"/>
-                </w:comboBox>
-              </w:sdtPr>
-              <w:sdtContent>
-                <w:r>
-                  <w:rPr>
-                    <w:rFonts w:ascii="Titillium Web" w:eastAsia="Arial" w:hAnsi="Titillium Web" w:cs="Arial"/>
-                    <w:sz w:val="22"/>
-                    <w:szCs w:val="22"/>
-                  </w:rPr>
-                  <w:t>Administrador/a</w:t>
-                </w:r>
-              </w:sdtContent>
-            </w:sdt>
+            <w:r>
+              <w:rPr>
+                <w:rFonts w:ascii="Titillium Web" w:eastAsia="Arial" w:hAnsi="Titillium Web" w:cs="Arial"/>
+                <w:sz w:val="22"/>
+                <w:szCs w:val="22"/>
+              </w:rPr>
+              <w:t xml:space="preserve">{administradorAP}</w:t>
+            </w:r>
             <w:r>
               <w:rPr>
                 <w:rFonts w:ascii="Titillium Web" w:eastAsia="Arial" w:hAnsi="Titillium Web" w:cs="Arial"/>
@@ -2721,31 +2430,14 @@
                 <w:szCs w:val="22"/>
               </w:rPr>
             </w:pPr>
-            <w:sdt>
-              <w:sdtPr>
-                <w:rPr>
-                  <w:rFonts w:ascii="Titillium Web" w:hAnsi="Titillium Web"/>
-                  <w:sz w:val="22"/>
-                  <w:szCs w:val="22"/>
-                </w:rPr>
-                <w:id w:val="-1008515966"/>
-                <w:temporary/>
-                <w:comboBox>
-                  <w:listItem w:displayText="administrador contador" w:value="administrador contador"/>
-                  <w:listItem w:displayText="administradora contadora" w:value="administradora contadora"/>
-                </w:comboBox>
-              </w:sdtPr>
-              <w:sdtContent>
-                <w:r>
-                  <w:rPr>
-                    <w:rFonts w:ascii="Titillium Web" w:hAnsi="Titillium Web"/>
-                    <w:sz w:val="22"/>
-                    <w:szCs w:val="22"/>
-                  </w:rPr>
-                  <w:t>Administrador/a contador/a</w:t>
-                </w:r>
-              </w:sdtContent>
-            </w:sdt>
+            <w:r>
+              <w:rPr>
+                <w:rFonts w:ascii="Titillium Web" w:hAnsi="Titillium Web"/>
+                <w:sz w:val="22"/>
+                <w:szCs w:val="22"/>
+              </w:rPr>
+              <w:t xml:space="preserve">{administradoracontadora}</w:t>
+            </w:r>
           </w:p>
           <w:p>
             <w:pPr>
@@ -2854,44 +2546,14 @@
               <w:t xml:space="preserve"> </w:t>
             </w:r>
           </w:p>
-          <w:sdt>
-            <w:sdtPr>
-              <w:rPr>
-                <w:rFonts w:ascii="Titillium Web" w:eastAsia="Arial" w:hAnsi="Titillium Web" w:cs="Arial"/>
-                <w:sz w:val="22"/>
-                <w:szCs w:val="22"/>
-              </w:rPr>
-              <w:id w:val="1973561533"/>
-              <w:placeholder>
-                <w:docPart w:val="AC88F1575C3641A2A0A85C9CA0C6E174"/>
-              </w:placeholder>
-              <w:temporary/>
-              <w:comboBox>
-                <w:listItem w:displayText="Proveedor" w:value="Proveedor"/>
-                <w:listItem w:displayText="Proveedora" w:value="Proveedora"/>
-              </w:comboBox>
-            </w:sdtPr>
-            <w:sdtContent>
-              <w:p>
-                <w:pPr>
-                  <w:jc w:val="center"/>
-                  <w:rPr>
-                    <w:rFonts w:ascii="Titillium Web" w:eastAsia="Arial" w:hAnsi="Titillium Web" w:cs="Arial"/>
-                    <w:sz w:val="22"/>
-                    <w:szCs w:val="22"/>
-                  </w:rPr>
-                </w:pPr>
-                <w:r>
-                  <w:rPr>
-                    <w:rFonts w:ascii="Titillium Web" w:eastAsia="Arial" w:hAnsi="Titillium Web" w:cs="Arial"/>
-                    <w:sz w:val="22"/>
-                    <w:szCs w:val="22"/>
-                  </w:rPr>
-                  <w:t>Proveedor/a</w:t>
-                </w:r>
-              </w:p>
-            </w:sdtContent>
-          </w:sdt>
+          <w:r>
+            <w:rPr>
+              <w:rFonts w:ascii="Titillium Web" w:eastAsia="Arial" w:hAnsi="Titillium Web" w:cs="Arial"/>
+              <w:sz w:val="22"/>
+              <w:szCs w:val="22"/>
+            </w:rPr>
+            <w:t xml:space="preserve">{ProveedorTitulo}</w:t>
+          </w:r>
           <w:p>
             <w:pPr>
               <w:jc w:val="center"/>

--- a/generador/plantillas/9_Acta_entrega_recepcion.docx
+++ b/generador/plantillas/9_Acta_entrega_recepcion.docx
@@ -815,6 +815,30 @@
           <w:sz w:val="22"/>
           <w:szCs w:val="22"/>
         </w:rPr>
+        <w:t xml:space="preserve"/>
+      </w:r>
+      <w:r>
+        <w:rPr>
+          <w:rFonts w:ascii="Titillium Web" w:hAnsi="Titillium Web"/>
+          <w:sz w:val="22"/>
+          <w:szCs w:val="22"/>
+        </w:rPr>
+        <w:t xml:space="preserve"/>
+      </w:r>
+      <w:r>
+        <w:rPr>
+          <w:rFonts w:ascii="Titillium Web" w:hAnsi="Titillium Web"/>
+          <w:sz w:val="22"/>
+          <w:szCs w:val="22"/>
+        </w:rPr>
+        <w:t xml:space="preserve"/>
+      </w:r>
+      <w:r>
+        <w:rPr>
+          <w:rFonts w:ascii="Titillium Web" w:hAnsi="Titillium Web"/>
+          <w:sz w:val="22"/>
+          <w:szCs w:val="22"/>
+        </w:rPr>
         <w:t xml:space="preserve"> que a continuación se </w:t>
       </w:r>
       <w:r>
@@ -831,6 +855,22 @@
           <w:sz w:val="22"/>
           <w:szCs w:val="22"/>
         </w:rPr>
+        <w:t xml:space="preserve"/>
+      </w:r>
+      <w:r>
+        <w:rPr>
+          <w:rFonts w:ascii="Titillium Web" w:hAnsi="Titillium Web"/>
+          <w:sz w:val="22"/>
+          <w:szCs w:val="22"/>
+        </w:rPr>
+        <w:t xml:space="preserve"/>
+      </w:r>
+      <w:r>
+        <w:rPr>
+          <w:rFonts w:ascii="Titillium Web" w:hAnsi="Titillium Web"/>
+          <w:sz w:val="22"/>
+          <w:szCs w:val="22"/>
+        </w:rPr>
         <w:t>, objeto de la p</w:t>
       </w:r>
       <w:r>
@@ -856,6 +896,22 @@
           <w:szCs w:val="22"/>
         </w:rPr>
         <w:t xml:space="preserve">{cumpleCumplen}</w:t>
+      </w:r>
+      <w:r>
+        <w:rPr>
+          <w:rFonts w:ascii="Titillium Web" w:hAnsi="Titillium Web"/>
+          <w:sz w:val="22"/>
+          <w:szCs w:val="22"/>
+        </w:rPr>
+        <w:t xml:space="preserve"/>
+      </w:r>
+      <w:r>
+        <w:rPr>
+          <w:rFonts w:ascii="Titillium Web" w:hAnsi="Titillium Web"/>
+          <w:sz w:val="22"/>
+          <w:szCs w:val="22"/>
+        </w:rPr>
+        <w:t xml:space="preserve"/>
       </w:r>
       <w:r>
         <w:rPr>
@@ -2546,14 +2602,24 @@
               <w:t xml:space="preserve"> </w:t>
             </w:r>
           </w:p>
-          <w:r>
-            <w:rPr>
-              <w:rFonts w:ascii="Titillium Web" w:eastAsia="Arial" w:hAnsi="Titillium Web" w:cs="Arial"/>
-              <w:sz w:val="22"/>
-              <w:szCs w:val="22"/>
-            </w:rPr>
-            <w:t xml:space="preserve">{ProveedorTitulo}</w:t>
-          </w:r>
+          <w:p>
+            <w:pPr>
+              <w:jc w:val="center"/>
+              <w:rPr>
+                <w:rFonts w:ascii="Titillium Web" w:eastAsia="Arial" w:hAnsi="Titillium Web" w:cs="Arial"/>
+                <w:sz w:val="22"/>
+                <w:szCs w:val="22"/>
+              </w:rPr>
+            </w:pPr>
+            <w:r>
+              <w:rPr>
+                <w:rFonts w:ascii="Titillium Web" w:eastAsia="Arial" w:hAnsi="Titillium Web" w:cs="Arial"/>
+                <w:sz w:val="22"/>
+                <w:szCs w:val="22"/>
+              </w:rPr>
+              <w:t xml:space="preserve">{ProveedorTitulo}</w:t>
+            </w:r>
+          </w:p>
           <w:p>
             <w:pPr>
               <w:jc w:val="center"/>

--- a/generador/plantillas/9_Acta_entrega_recepcion.docx
+++ b/generador/plantillas/9_Acta_entrega_recepcion.docx
@@ -11,8 +11,8 @@
         <w:rPr>
           <w:rFonts w:ascii="Titillium Web" w:hAnsi="Titillium Web"/>
           <w:b/>
-          <w:sz w:val="22"/>
-          <w:szCs w:val="22"/>
+          <w:sz w:val="20"/>
+          <w:szCs w:val="20"/>
           <w:lang w:val="es-ES"/>
         </w:rPr>
       </w:pPr>
@@ -20,8 +20,8 @@
         <w:rPr>
           <w:rFonts w:ascii="Titillium Web" w:hAnsi="Titillium Web"/>
           <w:b/>
-          <w:sz w:val="22"/>
-          <w:szCs w:val="22"/>
+          <w:sz w:val="20"/>
+          <w:szCs w:val="20"/>
           <w:lang w:val="es-ES"/>
         </w:rPr>
         <w:t>COMPARECIENTES:</w:t>
@@ -30,8 +30,8 @@
         <w:rPr>
           <w:rFonts w:ascii="Titillium Web" w:hAnsi="Titillium Web"/>
           <w:b/>
-          <w:sz w:val="22"/>
-          <w:szCs w:val="22"/>
+          <w:sz w:val="20"/>
+          <w:szCs w:val="20"/>
           <w:lang w:val="es-ES"/>
         </w:rPr>
         <w:tab/>
@@ -41,8 +41,8 @@
       <w:pPr>
         <w:rPr>
           <w:rFonts w:ascii="Titillium Web" w:hAnsi="Titillium Web"/>
-          <w:sz w:val="22"/>
-          <w:szCs w:val="22"/>
+          <w:sz w:val="20"/>
+          <w:szCs w:val="20"/>
           <w:lang w:val="es-ES"/>
         </w:rPr>
       </w:pPr>
@@ -57,15 +57,15 @@
         <w:jc w:val="both"/>
         <w:rPr>
           <w:rFonts w:ascii="Titillium Web" w:hAnsi="Titillium Web"/>
-          <w:sz w:val="22"/>
-          <w:szCs w:val="22"/>
-        </w:rPr>
-      </w:pPr>
-      <w:r>
-        <w:rPr>
-          <w:rFonts w:ascii="Titillium Web" w:hAnsi="Titillium Web"/>
-          <w:sz w:val="22"/>
-          <w:szCs w:val="22"/>
+          <w:sz w:val="20"/>
+          <w:szCs w:val="20"/>
+        </w:rPr>
+      </w:pPr>
+      <w:r>
+        <w:rPr>
+          <w:rFonts w:ascii="Titillium Web" w:hAnsi="Titillium Web"/>
+          <w:sz w:val="20"/>
+          <w:szCs w:val="20"/>
           <w:lang w:val="es-ES"/>
         </w:rPr>
         <w:t xml:space="preserve">En la ciudad de </w:t>
@@ -73,8 +73,8 @@
       <w:r>
         <w:rPr>
           <w:rFonts w:ascii="Titillium Web" w:hAnsi="Titillium Web"/>
-          <w:sz w:val="22"/>
-          <w:szCs w:val="22"/>
+          <w:sz w:val="20"/>
+          <w:szCs w:val="20"/>
           <w:lang w:val="es-ES"/>
         </w:rPr>
         <w:t>{ciudad}</w:t>
@@ -82,8 +82,8 @@
       <w:r>
         <w:rPr>
           <w:rFonts w:ascii="Titillium Web" w:hAnsi="Titillium Web"/>
-          <w:sz w:val="22"/>
-          <w:szCs w:val="22"/>
+          <w:sz w:val="20"/>
+          <w:szCs w:val="20"/>
           <w:lang w:val="es-ES"/>
         </w:rPr>
         <w:t xml:space="preserve">, el </w:t>
@@ -91,8 +91,8 @@
       <w:r>
         <w:rPr>
           <w:rFonts w:ascii="Titillium Web" w:hAnsi="Titillium Web"/>
-          <w:sz w:val="22"/>
-          <w:szCs w:val="22"/>
+          <w:sz w:val="20"/>
+          <w:szCs w:val="20"/>
           <w:lang w:val="es-ES"/>
         </w:rPr>
         <w:t>{fechaRecepcion}</w:t>
@@ -100,8 +100,8 @@
       <w:r>
         <w:rPr>
           <w:rFonts w:ascii="Titillium Web" w:hAnsi="Titillium Web"/>
-          <w:sz w:val="22"/>
-          <w:szCs w:val="22"/>
+          <w:sz w:val="20"/>
+          <w:szCs w:val="20"/>
           <w:lang w:val="es-ES"/>
         </w:rPr>
         <w:t>,</w:t>
@@ -109,8 +109,8 @@
       <w:r>
         <w:rPr>
           <w:rFonts w:ascii="Titillium Web" w:hAnsi="Titillium Web"/>
-          <w:sz w:val="22"/>
-          <w:szCs w:val="22"/>
+          <w:sz w:val="20"/>
+          <w:szCs w:val="20"/>
           <w:lang w:val="es-ES"/>
         </w:rPr>
         <w:t xml:space="preserve"> comparecen</w:t>
@@ -118,8 +118,8 @@
       <w:r>
         <w:rPr>
           <w:rFonts w:ascii="Titillium Web" w:hAnsi="Titillium Web"/>
-          <w:sz w:val="22"/>
-          <w:szCs w:val="22"/>
+          <w:sz w:val="20"/>
+          <w:szCs w:val="20"/>
           <w:lang w:val="es-ES"/>
         </w:rPr>
         <w:t>,</w:t>
@@ -127,8 +127,8 @@
       <w:r>
         <w:rPr>
           <w:rFonts w:ascii="Titillium Web" w:hAnsi="Titillium Web"/>
-          <w:sz w:val="22"/>
-          <w:szCs w:val="22"/>
+          <w:sz w:val="20"/>
+          <w:szCs w:val="20"/>
           <w:lang w:val="es-ES"/>
         </w:rPr>
         <w:t xml:space="preserve"> por una parte, </w:t>
@@ -136,8 +136,8 @@
       <w:r>
         <w:rPr>
           <w:rFonts w:ascii="Titillium Web" w:hAnsi="Titillium Web"/>
-          <w:sz w:val="22"/>
-          <w:szCs w:val="22"/>
+          <w:sz w:val="20"/>
+          <w:szCs w:val="20"/>
           <w:lang w:val="es-ES"/>
         </w:rPr>
         <w:t xml:space="preserve">por </w:t>
@@ -145,8 +145,8 @@
       <w:r>
         <w:rPr>
           <w:rFonts w:ascii="Titillium Web" w:hAnsi="Titillium Web"/>
-          <w:sz w:val="22"/>
-          <w:szCs w:val="22"/>
+          <w:sz w:val="20"/>
+          <w:szCs w:val="20"/>
           <w:lang w:val="es-ES"/>
         </w:rPr>
         <w:t>el</w:t>
@@ -154,8 +154,8 @@
       <w:r>
         <w:rPr>
           <w:rFonts w:ascii="Titillium Web" w:hAnsi="Titillium Web"/>
-          <w:sz w:val="22"/>
-          <w:szCs w:val="22"/>
+          <w:sz w:val="20"/>
+          <w:szCs w:val="20"/>
           <w:lang w:val="es-ES"/>
         </w:rPr>
         <w:t xml:space="preserve"> </w:t>
@@ -165,8 +165,8 @@
           <w:rFonts w:ascii="Titillium Web" w:hAnsi="Titillium Web"/>
           <w:b/>
           <w:iCs/>
-          <w:sz w:val="22"/>
-          <w:szCs w:val="22"/>
+          <w:sz w:val="20"/>
+          <w:szCs w:val="20"/>
           <w:lang w:val="es-ES"/>
         </w:rPr>
         <w:t>Fondo de Inversión Ambiental Sostenible (FIAS)</w:t>
@@ -174,8 +174,8 @@
       <w:r>
         <w:rPr>
           <w:rFonts w:ascii="Titillium Web" w:hAnsi="Titillium Web"/>
-          <w:sz w:val="22"/>
-          <w:szCs w:val="22"/>
+          <w:sz w:val="20"/>
+          <w:szCs w:val="20"/>
           <w:lang w:val="es-ES"/>
         </w:rPr>
         <w:t>,</w:t>
@@ -183,8 +183,8 @@
       <w:r>
         <w:rPr>
           <w:rFonts w:ascii="Titillium Web" w:hAnsi="Titillium Web"/>
-          <w:sz w:val="22"/>
-          <w:szCs w:val="22"/>
+          <w:sz w:val="20"/>
+          <w:szCs w:val="20"/>
           <w:lang w:val="es-ES"/>
         </w:rPr>
         <w:t xml:space="preserve"> representado por</w:t>
@@ -192,32 +192,24 @@
       <w:r>
         <w:rPr>
           <w:rFonts w:ascii="Titillium Web" w:eastAsia="Arial" w:hAnsi="Titillium Web" w:cs="Arial"/>
-          <w:sz w:val="22"/>
-          <w:szCs w:val="22"/>
+          <w:sz w:val="20"/>
+          <w:szCs w:val="20"/>
         </w:rPr>
         <w:t xml:space="preserve"> </w:t>
       </w:r>
       <w:r>
         <w:rPr>
           <w:rFonts w:ascii="Titillium Web" w:hAnsi="Titillium Web"/>
-          <w:sz w:val="22"/>
-          <w:szCs w:val="22"/>
-        </w:rPr>
-        <w:t>{ac}</w:t>
-      </w:r>
-      <w:r>
-        <w:rPr>
-          <w:rFonts w:ascii="Titillium Web" w:hAnsi="Titillium Web"/>
-          <w:sz w:val="22"/>
-          <w:szCs w:val="22"/>
-        </w:rPr>
-        <w:t xml:space="preserve"> -</w:t>
-      </w:r>
-      <w:r>
-        <w:rPr>
-          <w:rFonts w:ascii="Titillium Web" w:hAnsi="Titillium Web"/>
-          <w:sz w:val="22"/>
-          <w:szCs w:val="22"/>
+          <w:sz w:val="20"/>
+          <w:szCs w:val="20"/>
+        </w:rPr>
+        <w:t>{ac} -</w:t>
+      </w:r>
+      <w:r>
+        <w:rPr>
+          <w:rFonts w:ascii="Titillium Web" w:hAnsi="Titillium Web"/>
+          <w:sz w:val="20"/>
+          <w:szCs w:val="20"/>
           <w:lang w:val="es-ES"/>
         </w:rPr>
         <w:t xml:space="preserve"> </w:t>
@@ -225,32 +217,32 @@
       <w:r>
         <w:rPr>
           <w:rFonts w:ascii="Titillium Web" w:hAnsi="Titillium Web"/>
-          <w:sz w:val="22"/>
-          <w:szCs w:val="22"/>
-        </w:rPr>
-        <w:t xml:space="preserve">{administradoracontadora}</w:t>
-      </w:r>
-      <w:r>
-        <w:rPr>
-          <w:rFonts w:ascii="Titillium Web" w:hAnsi="Titillium Web"/>
-          <w:sz w:val="22"/>
-          <w:szCs w:val="22"/>
+          <w:sz w:val="20"/>
+          <w:szCs w:val="20"/>
+        </w:rPr>
+        <w:t>{administradoracontadora}</w:t>
+      </w:r>
+      <w:r>
+        <w:rPr>
+          <w:rFonts w:ascii="Titillium Web" w:hAnsi="Titillium Web"/>
+          <w:sz w:val="20"/>
+          <w:szCs w:val="20"/>
         </w:rPr>
         <w:t xml:space="preserve"> del</w:t>
       </w:r>
       <w:r>
         <w:rPr>
           <w:rFonts w:ascii="Titillium Web" w:hAnsi="Titillium Web"/>
-          <w:sz w:val="22"/>
-          <w:szCs w:val="22"/>
+          <w:sz w:val="20"/>
+          <w:szCs w:val="20"/>
         </w:rPr>
         <w:t xml:space="preserve"> área protegida {area}</w:t>
       </w:r>
       <w:r>
         <w:rPr>
           <w:rFonts w:ascii="Titillium Web" w:hAnsi="Titillium Web"/>
-          <w:sz w:val="22"/>
-          <w:szCs w:val="22"/>
+          <w:sz w:val="20"/>
+          <w:szCs w:val="20"/>
           <w:lang w:val="es-ES"/>
         </w:rPr>
         <w:t>,</w:t>
@@ -258,8 +250,8 @@
       <w:r>
         <w:rPr>
           <w:rFonts w:ascii="Titillium Web" w:hAnsi="Titillium Web"/>
-          <w:sz w:val="22"/>
-          <w:szCs w:val="22"/>
+          <w:sz w:val="20"/>
+          <w:szCs w:val="20"/>
           <w:lang w:val="es-ES"/>
         </w:rPr>
         <w:t xml:space="preserve"> </w:t>
@@ -267,8 +259,8 @@
       <w:r>
         <w:rPr>
           <w:rFonts w:ascii="Titillium Web" w:hAnsi="Titillium Web"/>
-          <w:sz w:val="22"/>
-          <w:szCs w:val="22"/>
+          <w:sz w:val="20"/>
+          <w:szCs w:val="20"/>
           <w:lang w:val="es-ES"/>
         </w:rPr>
         <w:t xml:space="preserve">por otra parte </w:t>
@@ -276,40 +268,32 @@
       <w:r>
         <w:rPr>
           <w:rFonts w:ascii="Titillium Web" w:hAnsi="Titillium Web"/>
-          <w:sz w:val="22"/>
-          <w:szCs w:val="22"/>
-        </w:rPr>
-        <w:t>{jefe}</w:t>
-      </w:r>
-      <w:r>
-        <w:rPr>
-          <w:rFonts w:ascii="Titillium Web" w:hAnsi="Titillium Web"/>
-          <w:sz w:val="22"/>
-          <w:szCs w:val="22"/>
-        </w:rPr>
-        <w:t xml:space="preserve"> - </w:t>
+          <w:sz w:val="20"/>
+          <w:szCs w:val="20"/>
+        </w:rPr>
+        <w:t xml:space="preserve">{jefe} - </w:t>
       </w:r>
       <w:r>
         <w:rPr>
           <w:rFonts w:ascii="Titillium Web" w:eastAsia="Arial" w:hAnsi="Titillium Web" w:cs="Arial"/>
-          <w:sz w:val="22"/>
-          <w:szCs w:val="22"/>
-        </w:rPr>
-        <w:t xml:space="preserve">{administradorAP}</w:t>
+          <w:sz w:val="20"/>
+          <w:szCs w:val="20"/>
+        </w:rPr>
+        <w:t>{administradorAP}</w:t>
       </w:r>
       <w:r>
         <w:rPr>
           <w:rFonts w:ascii="Titillium Web" w:eastAsia="Arial" w:hAnsi="Titillium Web" w:cs="Arial"/>
-          <w:sz w:val="22"/>
-          <w:szCs w:val="22"/>
+          <w:sz w:val="20"/>
+          <w:szCs w:val="20"/>
         </w:rPr>
         <w:t xml:space="preserve"> del área protegida por parte del MAE; y,</w:t>
       </w:r>
       <w:r>
         <w:rPr>
           <w:rFonts w:ascii="Titillium Web" w:hAnsi="Titillium Web"/>
-          <w:sz w:val="22"/>
-          <w:szCs w:val="22"/>
+          <w:sz w:val="20"/>
+          <w:szCs w:val="20"/>
           <w:lang w:val="es-ES"/>
         </w:rPr>
         <w:t xml:space="preserve"> por otra, </w:t>
@@ -321,16 +305,16 @@
           <w:rFonts w:ascii="Titillium Web" w:hAnsi="Titillium Web"/>
           <w:b/>
           <w:bCs/>
-          <w:sz w:val="22"/>
-          <w:szCs w:val="22"/>
+          <w:sz w:val="20"/>
+          <w:szCs w:val="20"/>
         </w:rPr>
         <w:t>{proveedor}</w:t>
       </w:r>
       <w:r>
         <w:rPr>
           <w:rFonts w:ascii="Titillium Web" w:hAnsi="Titillium Web"/>
-          <w:sz w:val="22"/>
-          <w:szCs w:val="22"/>
+          <w:sz w:val="20"/>
+          <w:szCs w:val="20"/>
           <w:lang w:val="es-ES"/>
         </w:rPr>
         <w:t>,</w:t>
@@ -340,8 +324,8 @@
       <w:r>
         <w:rPr>
           <w:rFonts w:ascii="Titillium Web" w:hAnsi="Titillium Web"/>
-          <w:sz w:val="22"/>
-          <w:szCs w:val="22"/>
+          <w:sz w:val="20"/>
+          <w:szCs w:val="20"/>
           <w:lang w:val="es-ES"/>
         </w:rPr>
         <w:t xml:space="preserve"> con </w:t>
@@ -349,8 +333,8 @@
       <w:r>
         <w:rPr>
           <w:rFonts w:ascii="Titillium Web" w:hAnsi="Titillium Web"/>
-          <w:sz w:val="22"/>
-          <w:szCs w:val="22"/>
+          <w:sz w:val="20"/>
+          <w:szCs w:val="20"/>
           <w:lang w:val="es-ES"/>
         </w:rPr>
         <w:t>RUC</w:t>
@@ -358,8 +342,8 @@
       <w:r>
         <w:rPr>
           <w:rFonts w:ascii="Titillium Web" w:hAnsi="Titillium Web"/>
-          <w:sz w:val="22"/>
-          <w:szCs w:val="22"/>
+          <w:sz w:val="20"/>
+          <w:szCs w:val="20"/>
           <w:lang w:val="es-ES"/>
         </w:rPr>
         <w:t xml:space="preserve"> </w:t>
@@ -367,8 +351,8 @@
       <w:r>
         <w:rPr>
           <w:rFonts w:ascii="Titillium Web" w:hAnsi="Titillium Web"/>
-          <w:sz w:val="22"/>
-          <w:szCs w:val="22"/>
+          <w:sz w:val="20"/>
+          <w:szCs w:val="20"/>
           <w:lang w:val="es-ES"/>
         </w:rPr>
         <w:t xml:space="preserve">Nro. </w:t>
@@ -378,16 +362,16 @@
           <w:rFonts w:ascii="Titillium Web" w:eastAsia="Arial" w:hAnsi="Titillium Web" w:cs="Arial"/>
           <w:b/>
           <w:bCs/>
-          <w:sz w:val="22"/>
-          <w:szCs w:val="22"/>
+          <w:sz w:val="20"/>
+          <w:szCs w:val="20"/>
         </w:rPr>
         <w:t>{proveedorRuc}</w:t>
       </w:r>
       <w:r>
         <w:rPr>
           <w:rFonts w:ascii="Titillium Web" w:hAnsi="Titillium Web"/>
-          <w:sz w:val="22"/>
-          <w:szCs w:val="22"/>
+          <w:sz w:val="20"/>
+          <w:szCs w:val="20"/>
           <w:lang w:val="es-ES"/>
         </w:rPr>
         <w:t xml:space="preserve">, </w:t>
@@ -395,32 +379,32 @@
       <w:r>
         <w:rPr>
           <w:rFonts w:ascii="Titillium Web" w:hAnsi="Titillium Web"/>
-          <w:sz w:val="22"/>
-          <w:szCs w:val="22"/>
+          <w:sz w:val="20"/>
+          <w:szCs w:val="20"/>
         </w:rPr>
         <w:t xml:space="preserve">con el objeto de suscribir la presente Acta </w:t>
       </w:r>
       <w:r>
         <w:rPr>
           <w:rFonts w:ascii="Titillium Web" w:hAnsi="Titillium Web"/>
-          <w:sz w:val="22"/>
-          <w:szCs w:val="22"/>
+          <w:sz w:val="20"/>
+          <w:szCs w:val="20"/>
         </w:rPr>
         <w:t>Entrega- Recepción</w:t>
       </w:r>
       <w:r>
         <w:rPr>
           <w:rFonts w:ascii="Titillium Web" w:hAnsi="Titillium Web"/>
-          <w:sz w:val="22"/>
-          <w:szCs w:val="22"/>
+          <w:sz w:val="20"/>
+          <w:szCs w:val="20"/>
         </w:rPr>
         <w:t xml:space="preserve">, </w:t>
       </w:r>
       <w:r>
         <w:rPr>
           <w:rFonts w:ascii="Titillium Web" w:hAnsi="Titillium Web"/>
-          <w:sz w:val="22"/>
-          <w:szCs w:val="22"/>
+          <w:sz w:val="20"/>
+          <w:szCs w:val="20"/>
         </w:rPr>
         <w:t xml:space="preserve">al tenor de las siguientes cláusulas: </w:t>
       </w:r>
@@ -431,8 +415,8 @@
         <w:rPr>
           <w:rFonts w:ascii="Titillium Web" w:hAnsi="Titillium Web"/>
           <w:b/>
-          <w:sz w:val="22"/>
-          <w:szCs w:val="22"/>
+          <w:sz w:val="20"/>
+          <w:szCs w:val="20"/>
           <w:lang w:val="es-ES"/>
         </w:rPr>
       </w:pPr>
@@ -443,16 +427,16 @@
         <w:rPr>
           <w:rFonts w:ascii="Titillium Web" w:hAnsi="Titillium Web"/>
           <w:b/>
-          <w:sz w:val="22"/>
-          <w:szCs w:val="22"/>
-        </w:rPr>
-      </w:pPr>
-      <w:r>
-        <w:rPr>
-          <w:rFonts w:ascii="Titillium Web" w:hAnsi="Titillium Web"/>
-          <w:b/>
-          <w:sz w:val="22"/>
-          <w:szCs w:val="22"/>
+          <w:sz w:val="20"/>
+          <w:szCs w:val="20"/>
+        </w:rPr>
+      </w:pPr>
+      <w:r>
+        <w:rPr>
+          <w:rFonts w:ascii="Titillium Web" w:hAnsi="Titillium Web"/>
+          <w:b/>
+          <w:sz w:val="20"/>
+          <w:szCs w:val="20"/>
         </w:rPr>
         <w:t>CLÁUSULA PRIMERA: ANTECEDENTES</w:t>
       </w:r>
@@ -469,8 +453,8 @@
         <w:jc w:val="both"/>
         <w:rPr>
           <w:rFonts w:ascii="Titillium Web" w:hAnsi="Titillium Web"/>
-          <w:sz w:val="22"/>
-          <w:szCs w:val="22"/>
+          <w:sz w:val="20"/>
+          <w:szCs w:val="20"/>
         </w:rPr>
       </w:pPr>
     </w:p>
@@ -487,15 +471,15 @@
         <w:rPr>
           <w:rFonts w:ascii="Titillium Web" w:hAnsi="Titillium Web"/>
           <w:i/>
-          <w:sz w:val="22"/>
-          <w:szCs w:val="22"/>
-        </w:rPr>
-      </w:pPr>
-      <w:r>
-        <w:rPr>
-          <w:rFonts w:ascii="Titillium Web" w:hAnsi="Titillium Web"/>
-          <w:sz w:val="22"/>
-          <w:szCs w:val="22"/>
+          <w:sz w:val="20"/>
+          <w:szCs w:val="20"/>
+        </w:rPr>
+      </w:pPr>
+      <w:r>
+        <w:rPr>
+          <w:rFonts w:ascii="Titillium Web" w:hAnsi="Titillium Web"/>
+          <w:sz w:val="20"/>
+          <w:szCs w:val="20"/>
         </w:rPr>
         <w:t xml:space="preserve">Ante la necesidad de </w:t>
       </w:r>
@@ -504,8 +488,8 @@
           <w:rFonts w:ascii="Titillium Web" w:hAnsi="Titillium Web"/>
           <w:b/>
           <w:iCs/>
-          <w:sz w:val="22"/>
-          <w:szCs w:val="22"/>
+          <w:sz w:val="20"/>
+          <w:szCs w:val="20"/>
         </w:rPr>
         <w:t>“</w:t>
       </w:r>
@@ -514,8 +498,8 @@
           <w:rFonts w:ascii="Titillium Web" w:hAnsi="Titillium Web"/>
           <w:b/>
           <w:iCs/>
-          <w:sz w:val="22"/>
-          <w:szCs w:val="22"/>
+          <w:sz w:val="20"/>
+          <w:szCs w:val="20"/>
         </w:rPr>
         <w:t>{objeto}</w:t>
       </w:r>
@@ -524,200 +508,200 @@
           <w:rFonts w:ascii="Titillium Web" w:hAnsi="Titillium Web"/>
           <w:b/>
           <w:iCs/>
-          <w:sz w:val="22"/>
-          <w:szCs w:val="22"/>
+          <w:sz w:val="20"/>
+          <w:szCs w:val="20"/>
         </w:rPr>
         <w:t>”</w:t>
       </w:r>
       <w:r>
         <w:rPr>
           <w:rFonts w:ascii="Titillium Web" w:hAnsi="Titillium Web"/>
-          <w:sz w:val="22"/>
-          <w:szCs w:val="22"/>
+          <w:sz w:val="20"/>
+          <w:szCs w:val="20"/>
         </w:rPr>
         <w:t xml:space="preserve"> </w:t>
       </w:r>
       <w:r>
         <w:rPr>
           <w:rFonts w:ascii="Titillium Web" w:hAnsi="Titillium Web"/>
-          <w:sz w:val="22"/>
-          <w:szCs w:val="22"/>
+          <w:sz w:val="20"/>
+          <w:szCs w:val="20"/>
         </w:rPr>
         <w:t>par</w:t>
       </w:r>
       <w:r>
         <w:rPr>
           <w:rFonts w:ascii="Titillium Web" w:hAnsi="Titillium Web"/>
-          <w:sz w:val="22"/>
-          <w:szCs w:val="22"/>
+          <w:sz w:val="20"/>
+          <w:szCs w:val="20"/>
         </w:rPr>
         <w:t xml:space="preserve">a </w:t>
       </w:r>
       <w:r>
         <w:rPr>
           <w:rFonts w:ascii="Titillium Web" w:hAnsi="Titillium Web"/>
-          <w:sz w:val="22"/>
-          <w:szCs w:val="22"/>
+          <w:sz w:val="20"/>
+          <w:szCs w:val="20"/>
         </w:rPr>
         <w:t xml:space="preserve">el </w:t>
       </w:r>
       <w:r>
         <w:rPr>
           <w:rFonts w:ascii="Titillium Web" w:hAnsi="Titillium Web"/>
-          <w:sz w:val="22"/>
-          <w:szCs w:val="22"/>
+          <w:sz w:val="20"/>
+          <w:szCs w:val="20"/>
         </w:rPr>
         <w:t>área protegida {area}</w:t>
       </w:r>
       <w:r>
         <w:rPr>
           <w:rFonts w:ascii="Titillium Web" w:hAnsi="Titillium Web"/>
-          <w:sz w:val="22"/>
-          <w:szCs w:val="22"/>
+          <w:sz w:val="20"/>
+          <w:szCs w:val="20"/>
         </w:rPr>
         <w:t xml:space="preserve">, </w:t>
       </w:r>
       <w:r>
         <w:rPr>
           <w:rFonts w:ascii="Titillium Web" w:hAnsi="Titillium Web"/>
-          <w:sz w:val="22"/>
-          <w:szCs w:val="22"/>
+          <w:sz w:val="20"/>
+          <w:szCs w:val="20"/>
         </w:rPr>
         <w:t>el {fechaInicio}</w:t>
       </w:r>
       <w:r>
         <w:rPr>
           <w:rFonts w:ascii="Titillium Web" w:hAnsi="Titillium Web"/>
-          <w:sz w:val="22"/>
-          <w:szCs w:val="22"/>
+          <w:sz w:val="20"/>
+          <w:szCs w:val="20"/>
         </w:rPr>
         <w:t xml:space="preserve"> </w:t>
       </w:r>
       <w:r>
         <w:rPr>
           <w:rFonts w:ascii="Titillium Web" w:hAnsi="Titillium Web"/>
-          <w:sz w:val="22"/>
-          <w:szCs w:val="22"/>
+          <w:sz w:val="20"/>
+          <w:szCs w:val="20"/>
         </w:rPr>
         <w:t xml:space="preserve">se </w:t>
       </w:r>
       <w:r>
         <w:rPr>
           <w:rFonts w:ascii="Titillium Web" w:hAnsi="Titillium Web"/>
-          <w:sz w:val="22"/>
-          <w:szCs w:val="22"/>
+          <w:sz w:val="20"/>
+          <w:szCs w:val="20"/>
         </w:rPr>
         <w:t>inici</w:t>
       </w:r>
       <w:r>
         <w:rPr>
           <w:rFonts w:ascii="Titillium Web" w:hAnsi="Titillium Web"/>
-          <w:sz w:val="22"/>
-          <w:szCs w:val="22"/>
+          <w:sz w:val="20"/>
+          <w:szCs w:val="20"/>
         </w:rPr>
         <w:t>ó</w:t>
       </w:r>
       <w:r>
         <w:rPr>
           <w:rFonts w:ascii="Titillium Web" w:hAnsi="Titillium Web"/>
-          <w:sz w:val="22"/>
-          <w:szCs w:val="22"/>
+          <w:sz w:val="20"/>
+          <w:szCs w:val="20"/>
         </w:rPr>
         <w:t xml:space="preserve"> </w:t>
       </w:r>
       <w:r>
         <w:rPr>
           <w:rFonts w:ascii="Titillium Web" w:hAnsi="Titillium Web"/>
-          <w:sz w:val="22"/>
-          <w:szCs w:val="22"/>
+          <w:sz w:val="20"/>
+          <w:szCs w:val="20"/>
         </w:rPr>
         <w:t>el proceso administrativo,</w:t>
       </w:r>
       <w:r>
         <w:rPr>
           <w:rFonts w:ascii="Titillium Web" w:hAnsi="Titillium Web"/>
-          <w:sz w:val="22"/>
-          <w:szCs w:val="22"/>
+          <w:sz w:val="20"/>
+          <w:szCs w:val="20"/>
         </w:rPr>
         <w:t xml:space="preserve"> posteriormente el {fechaInvitacion}</w:t>
       </w:r>
       <w:r>
         <w:rPr>
           <w:rFonts w:ascii="Titillium Web" w:hAnsi="Titillium Web"/>
-          <w:sz w:val="22"/>
-          <w:szCs w:val="22"/>
+          <w:sz w:val="20"/>
+          <w:szCs w:val="20"/>
         </w:rPr>
         <w:t xml:space="preserve"> </w:t>
       </w:r>
       <w:r>
         <w:rPr>
           <w:rFonts w:ascii="Titillium Web" w:hAnsi="Titillium Web"/>
-          <w:sz w:val="22"/>
-          <w:szCs w:val="22"/>
+          <w:sz w:val="20"/>
+          <w:szCs w:val="20"/>
         </w:rPr>
         <w:t xml:space="preserve">se invitó </w:t>
       </w:r>
       <w:r>
         <w:rPr>
           <w:rFonts w:ascii="Titillium Web" w:hAnsi="Titillium Web"/>
-          <w:sz w:val="22"/>
-          <w:szCs w:val="22"/>
-        </w:rPr>
-        <w:t xml:space="preserve">{alALaProveedor}</w:t>
-      </w:r>
-      <w:r>
-        <w:rPr>
-          <w:rFonts w:ascii="Titillium Web" w:hAnsi="Titillium Web"/>
-          <w:sz w:val="22"/>
-          <w:szCs w:val="22"/>
+          <w:sz w:val="20"/>
+          <w:szCs w:val="20"/>
+        </w:rPr>
+        <w:t>{alALaProveedor}</w:t>
+      </w:r>
+      <w:r>
+        <w:rPr>
+          <w:rFonts w:ascii="Titillium Web" w:hAnsi="Titillium Web"/>
+          <w:sz w:val="20"/>
+          <w:szCs w:val="20"/>
         </w:rPr>
         <w:t xml:space="preserve"> </w:t>
       </w:r>
       <w:r>
         <w:rPr>
           <w:rFonts w:ascii="Titillium Web" w:hAnsi="Titillium Web"/>
-          <w:sz w:val="22"/>
-          <w:szCs w:val="22"/>
+          <w:sz w:val="20"/>
+          <w:szCs w:val="20"/>
         </w:rPr>
         <w:t xml:space="preserve">a remitir su oferta, la cual fue recibida </w:t>
       </w:r>
       <w:r>
         <w:rPr>
           <w:rFonts w:ascii="Titillium Web" w:hAnsi="Titillium Web"/>
-          <w:sz w:val="22"/>
-          <w:szCs w:val="22"/>
+          <w:sz w:val="20"/>
+          <w:szCs w:val="20"/>
         </w:rPr>
         <w:t xml:space="preserve">el </w:t>
       </w:r>
       <w:r>
         <w:rPr>
           <w:rFonts w:ascii="Titillium Web" w:hAnsi="Titillium Web"/>
-          <w:sz w:val="22"/>
-          <w:szCs w:val="22"/>
+          <w:sz w:val="20"/>
+          <w:szCs w:val="20"/>
         </w:rPr>
         <w:t>{fechaRecepOferta}</w:t>
       </w:r>
       <w:r>
         <w:rPr>
           <w:rFonts w:ascii="Titillium Web" w:hAnsi="Titillium Web"/>
-          <w:sz w:val="22"/>
-          <w:szCs w:val="22"/>
+          <w:sz w:val="20"/>
+          <w:szCs w:val="20"/>
         </w:rPr>
         <w:t xml:space="preserve"> y adjudicada a través del acta de adjudicación/informe de justificación de fecha {fechaAdj}</w:t>
       </w:r>
       <w:r>
         <w:rPr>
           <w:rFonts w:ascii="Titillium Web" w:hAnsi="Titillium Web"/>
-          <w:sz w:val="22"/>
-          <w:szCs w:val="22"/>
+          <w:sz w:val="20"/>
+          <w:szCs w:val="20"/>
         </w:rPr>
         <w:t xml:space="preserve"> por un monto de {montoLetras}</w:t>
       </w:r>
       <w:r>
         <w:rPr>
           <w:rFonts w:ascii="Titillium Web" w:hAnsi="Titillium Web"/>
-          <w:sz w:val="22"/>
-          <w:szCs w:val="22"/>
+          <w:sz w:val="20"/>
+          <w:szCs w:val="20"/>
         </w:rPr>
         <w:t>.</w:t>
       </w:r>
@@ -735,8 +719,8 @@
         <w:rPr>
           <w:rFonts w:ascii="Titillium Web" w:hAnsi="Titillium Web"/>
           <w:i/>
-          <w:sz w:val="22"/>
-          <w:szCs w:val="22"/>
+          <w:sz w:val="20"/>
+          <w:szCs w:val="20"/>
         </w:rPr>
       </w:pPr>
     </w:p>
@@ -746,16 +730,16 @@
         <w:rPr>
           <w:rFonts w:ascii="Titillium Web" w:hAnsi="Titillium Web"/>
           <w:b/>
-          <w:sz w:val="22"/>
-          <w:szCs w:val="22"/>
-        </w:rPr>
-      </w:pPr>
-      <w:r>
-        <w:rPr>
-          <w:rFonts w:ascii="Titillium Web" w:hAnsi="Titillium Web"/>
-          <w:b/>
-          <w:sz w:val="22"/>
-          <w:szCs w:val="22"/>
+          <w:sz w:val="20"/>
+          <w:szCs w:val="20"/>
+        </w:rPr>
+      </w:pPr>
+      <w:r>
+        <w:rPr>
+          <w:rFonts w:ascii="Titillium Web" w:hAnsi="Titillium Web"/>
+          <w:b/>
+          <w:sz w:val="20"/>
+          <w:szCs w:val="20"/>
         </w:rPr>
         <w:t>CLÁUSULA</w:t>
       </w:r>
@@ -763,8 +747,8 @@
         <w:rPr>
           <w:rFonts w:ascii="Titillium Web" w:hAnsi="Titillium Web"/>
           <w:b/>
-          <w:sz w:val="22"/>
-          <w:szCs w:val="22"/>
+          <w:sz w:val="20"/>
+          <w:szCs w:val="20"/>
         </w:rPr>
         <w:t xml:space="preserve"> SEGUNDA: </w:t>
       </w:r>
@@ -772,8 +756,8 @@
         <w:rPr>
           <w:rFonts w:ascii="Titillium Web" w:hAnsi="Titillium Web"/>
           <w:b/>
-          <w:sz w:val="22"/>
-          <w:szCs w:val="22"/>
+          <w:sz w:val="20"/>
+          <w:szCs w:val="20"/>
         </w:rPr>
         <w:t>OBJETO</w:t>
       </w:r>
@@ -784,8 +768,8 @@
         <w:rPr>
           <w:rFonts w:ascii="Titillium Web" w:hAnsi="Titillium Web"/>
           <w:b/>
-          <w:sz w:val="22"/>
-          <w:szCs w:val="22"/>
+          <w:sz w:val="20"/>
+          <w:szCs w:val="20"/>
         </w:rPr>
       </w:pPr>
     </w:p>
@@ -797,169 +781,129 @@
           <w:b/>
           <w:bCs/>
           <w:iCs/>
-          <w:sz w:val="22"/>
-          <w:szCs w:val="22"/>
-        </w:rPr>
-      </w:pPr>
-      <w:r>
-        <w:rPr>
-          <w:rFonts w:ascii="Titillium Web" w:hAnsi="Titillium Web"/>
-          <w:sz w:val="22"/>
-          <w:szCs w:val="22"/>
-        </w:rPr>
-        <w:t xml:space="preserve">{ElLosProducto}</w:t>
-      </w:r>
-      <w:r>
-        <w:rPr>
-          <w:rFonts w:ascii="Titillium Web" w:hAnsi="Titillium Web"/>
-          <w:sz w:val="22"/>
-          <w:szCs w:val="22"/>
-        </w:rPr>
-        <w:t xml:space="preserve"/>
-      </w:r>
-      <w:r>
-        <w:rPr>
-          <w:rFonts w:ascii="Titillium Web" w:hAnsi="Titillium Web"/>
-          <w:sz w:val="22"/>
-          <w:szCs w:val="22"/>
-        </w:rPr>
-        <w:t xml:space="preserve"/>
-      </w:r>
-      <w:r>
-        <w:rPr>
-          <w:rFonts w:ascii="Titillium Web" w:hAnsi="Titillium Web"/>
-          <w:sz w:val="22"/>
-          <w:szCs w:val="22"/>
-        </w:rPr>
-        <w:t xml:space="preserve"/>
-      </w:r>
-      <w:r>
-        <w:rPr>
-          <w:rFonts w:ascii="Titillium Web" w:hAnsi="Titillium Web"/>
-          <w:sz w:val="22"/>
-          <w:szCs w:val="22"/>
+          <w:sz w:val="20"/>
+          <w:szCs w:val="20"/>
+        </w:rPr>
+      </w:pPr>
+      <w:r>
+        <w:rPr>
+          <w:rFonts w:ascii="Titillium Web" w:hAnsi="Titillium Web"/>
+          <w:sz w:val="20"/>
+          <w:szCs w:val="20"/>
+        </w:rPr>
+        <w:t>{ElLosProducto}</w:t>
+      </w:r>
+      <w:r>
+        <w:rPr>
+          <w:rFonts w:ascii="Titillium Web" w:hAnsi="Titillium Web"/>
+          <w:sz w:val="20"/>
+          <w:szCs w:val="20"/>
         </w:rPr>
         <w:t xml:space="preserve"> que a continuación se </w:t>
       </w:r>
       <w:r>
         <w:rPr>
           <w:rFonts w:ascii="Titillium Web" w:hAnsi="Titillium Web"/>
-          <w:sz w:val="22"/>
-          <w:szCs w:val="22"/>
-        </w:rPr>
-        <w:t xml:space="preserve">{describeDescriben}</w:t>
-      </w:r>
-      <w:r>
-        <w:rPr>
-          <w:rFonts w:ascii="Titillium Web" w:hAnsi="Titillium Web"/>
-          <w:sz w:val="22"/>
-          <w:szCs w:val="22"/>
-        </w:rPr>
-        <w:t xml:space="preserve"/>
-      </w:r>
-      <w:r>
-        <w:rPr>
-          <w:rFonts w:ascii="Titillium Web" w:hAnsi="Titillium Web"/>
-          <w:sz w:val="22"/>
-          <w:szCs w:val="22"/>
-        </w:rPr>
-        <w:t xml:space="preserve"/>
-      </w:r>
-      <w:r>
-        <w:rPr>
-          <w:rFonts w:ascii="Titillium Web" w:hAnsi="Titillium Web"/>
-          <w:sz w:val="22"/>
-          <w:szCs w:val="22"/>
+          <w:sz w:val="20"/>
+          <w:szCs w:val="20"/>
+        </w:rPr>
+        <w:t>{describeDescriben}</w:t>
+      </w:r>
+      <w:r>
+        <w:rPr>
+          <w:rFonts w:ascii="Titillium Web" w:hAnsi="Titillium Web"/>
+          <w:sz w:val="20"/>
+          <w:szCs w:val="20"/>
         </w:rPr>
         <w:t>, objeto de la p</w:t>
       </w:r>
       <w:r>
         <w:rPr>
           <w:rFonts w:ascii="Titillium Web" w:hAnsi="Titillium Web"/>
-          <w:sz w:val="22"/>
-          <w:szCs w:val="22"/>
+          <w:sz w:val="20"/>
+          <w:szCs w:val="20"/>
         </w:rPr>
         <w:t>resente Acta Entrega-Recepción</w:t>
       </w:r>
       <w:r>
         <w:rPr>
           <w:rFonts w:ascii="Titillium Web" w:hAnsi="Titillium Web"/>
-          <w:sz w:val="22"/>
-          <w:szCs w:val="22"/>
+          <w:sz w:val="20"/>
+          <w:szCs w:val="20"/>
         </w:rPr>
         <w:t xml:space="preserve">, </w:t>
       </w:r>
       <w:r>
         <w:rPr>
           <w:rFonts w:ascii="Titillium Web" w:hAnsi="Titillium Web"/>
-          <w:sz w:val="22"/>
-          <w:szCs w:val="22"/>
-        </w:rPr>
-        <w:t xml:space="preserve">{cumpleCumplen}</w:t>
-      </w:r>
-      <w:r>
-        <w:rPr>
-          <w:rFonts w:ascii="Titillium Web" w:hAnsi="Titillium Web"/>
-          <w:sz w:val="22"/>
-          <w:szCs w:val="22"/>
-        </w:rPr>
-        <w:t xml:space="preserve"/>
-      </w:r>
-      <w:r>
-        <w:rPr>
-          <w:rFonts w:ascii="Titillium Web" w:hAnsi="Titillium Web"/>
-          <w:sz w:val="22"/>
-          <w:szCs w:val="22"/>
-        </w:rPr>
-        <w:t xml:space="preserve"/>
-      </w:r>
-      <w:r>
-        <w:rPr>
-          <w:rFonts w:ascii="Titillium Web" w:hAnsi="Titillium Web"/>
-          <w:sz w:val="22"/>
-          <w:szCs w:val="22"/>
+          <w:sz w:val="20"/>
+          <w:szCs w:val="20"/>
+        </w:rPr>
+        <w:t>{cumpleCumplen}</w:t>
+      </w:r>
+      <w:r>
+        <w:rPr>
+          <w:rFonts w:ascii="Titillium Web" w:hAnsi="Titillium Web"/>
+          <w:sz w:val="20"/>
+          <w:szCs w:val="20"/>
         </w:rPr>
         <w:t xml:space="preserve"> </w:t>
       </w:r>
       <w:r>
         <w:rPr>
           <w:rFonts w:ascii="Titillium Web" w:hAnsi="Titillium Web"/>
-          <w:sz w:val="22"/>
-          <w:szCs w:val="22"/>
+          <w:sz w:val="20"/>
+          <w:szCs w:val="20"/>
         </w:rPr>
         <w:t xml:space="preserve">con </w:t>
       </w:r>
       <w:r>
         <w:rPr>
           <w:rFonts w:ascii="Titillium Web" w:hAnsi="Titillium Web"/>
-          <w:sz w:val="22"/>
-          <w:szCs w:val="22"/>
+          <w:sz w:val="20"/>
+          <w:szCs w:val="20"/>
         </w:rPr>
         <w:t xml:space="preserve">las especificaciones técnicas que a continuación se indican y responden a los requerimientos constantes en los documentos </w:t>
       </w:r>
       <w:r>
         <w:rPr>
           <w:rFonts w:ascii="Titillium Web" w:hAnsi="Titillium Web"/>
-          <w:sz w:val="22"/>
-          <w:szCs w:val="22"/>
+          <w:sz w:val="20"/>
+          <w:szCs w:val="20"/>
         </w:rPr>
         <w:t>precontractuales</w:t>
       </w:r>
       <w:r>
         <w:rPr>
           <w:rFonts w:ascii="Titillium Web" w:hAnsi="Titillium Web"/>
-          <w:sz w:val="22"/>
-          <w:szCs w:val="22"/>
-        </w:rPr>
-        <w:t xml:space="preserve">, cuyo cumplimiento son verificadas por parte del </w:t>
+          <w:sz w:val="20"/>
+          <w:szCs w:val="20"/>
+        </w:rPr>
+        <w:t xml:space="preserve">, cuyo cumplimiento </w:t>
+      </w:r>
+      <w:r>
+        <w:rPr>
+          <w:rFonts w:ascii="Titillium Web" w:hAnsi="Titillium Web"/>
+          <w:sz w:val="20"/>
+          <w:szCs w:val="20"/>
+        </w:rPr>
+        <w:t>es verificado</w:t>
+      </w:r>
+      <w:r>
+        <w:rPr>
+          <w:rFonts w:ascii="Titillium Web" w:hAnsi="Titillium Web"/>
+          <w:sz w:val="20"/>
+          <w:szCs w:val="20"/>
+        </w:rPr>
+        <w:t xml:space="preserve"> por parte del </w:t>
       </w:r>
       <w:r>
         <w:rPr>
           <w:rFonts w:ascii="Titillium Web" w:hAnsi="Titillium Web"/>
           <w:b/>
           <w:iCs/>
-          <w:sz w:val="22"/>
-          <w:szCs w:val="22"/>
+          <w:sz w:val="20"/>
+          <w:szCs w:val="20"/>
           <w:lang w:val="es-ES"/>
         </w:rPr>
         <w:t xml:space="preserve">beneficiario directo del FAP </w:t>
@@ -967,56 +911,48 @@
       <w:r>
         <w:rPr>
           <w:rFonts w:ascii="Titillium Web" w:hAnsi="Titillium Web"/>
-          <w:sz w:val="22"/>
-          <w:szCs w:val="22"/>
+          <w:sz w:val="20"/>
+          <w:szCs w:val="20"/>
         </w:rPr>
         <w:t xml:space="preserve">a través </w:t>
       </w:r>
       <w:r>
         <w:rPr>
           <w:rFonts w:ascii="Titillium Web" w:hAnsi="Titillium Web"/>
-          <w:sz w:val="22"/>
-          <w:szCs w:val="22"/>
+          <w:sz w:val="20"/>
+          <w:szCs w:val="20"/>
         </w:rPr>
         <w:t xml:space="preserve">de </w:t>
       </w:r>
       <w:r>
         <w:rPr>
           <w:rFonts w:ascii="Titillium Web" w:hAnsi="Titillium Web"/>
-          <w:sz w:val="22"/>
-          <w:szCs w:val="22"/>
-        </w:rPr>
-        <w:t>{jefe}</w:t>
-      </w:r>
-      <w:r>
-        <w:rPr>
-          <w:rFonts w:ascii="Titillium Web" w:hAnsi="Titillium Web"/>
-          <w:sz w:val="22"/>
-          <w:szCs w:val="22"/>
-        </w:rPr>
-        <w:t xml:space="preserve"> - </w:t>
+          <w:sz w:val="20"/>
+          <w:szCs w:val="20"/>
+        </w:rPr>
+        <w:t xml:space="preserve">{jefe} - </w:t>
       </w:r>
       <w:r>
         <w:rPr>
           <w:rFonts w:ascii="Titillium Web" w:eastAsia="Arial" w:hAnsi="Titillium Web" w:cs="Arial"/>
-          <w:sz w:val="22"/>
-          <w:szCs w:val="22"/>
+          <w:sz w:val="20"/>
+          <w:szCs w:val="20"/>
         </w:rPr>
         <w:t>{AdministradoraAP} del área protegida</w:t>
       </w:r>
       <w:r>
         <w:rPr>
           <w:rFonts w:ascii="Titillium Web" w:eastAsia="Arial" w:hAnsi="Titillium Web" w:cs="Arial"/>
-          <w:sz w:val="22"/>
-          <w:szCs w:val="22"/>
+          <w:sz w:val="20"/>
+          <w:szCs w:val="20"/>
         </w:rPr>
         <w:t xml:space="preserve"> por parte del MAE</w:t>
       </w:r>
       <w:r>
         <w:rPr>
           <w:rFonts w:ascii="Titillium Web" w:hAnsi="Titillium Web"/>
-          <w:sz w:val="22"/>
-          <w:szCs w:val="22"/>
+          <w:sz w:val="20"/>
+          <w:szCs w:val="20"/>
           <w:lang w:val="es-ES"/>
         </w:rPr>
         <w:t xml:space="preserve">, </w:t>
@@ -1024,8 +960,8 @@
       <w:r>
         <w:rPr>
           <w:rFonts w:ascii="Titillium Web" w:hAnsi="Titillium Web"/>
-          <w:sz w:val="22"/>
-          <w:szCs w:val="22"/>
+          <w:sz w:val="20"/>
+          <w:szCs w:val="20"/>
           <w:lang w:val="es-ES"/>
         </w:rPr>
         <w:t>conjuntamente</w:t>
@@ -1033,8 +969,8 @@
       <w:r>
         <w:rPr>
           <w:rFonts w:ascii="Titillium Web" w:hAnsi="Titillium Web"/>
-          <w:sz w:val="22"/>
-          <w:szCs w:val="22"/>
+          <w:sz w:val="20"/>
+          <w:szCs w:val="20"/>
           <w:lang w:val="es-ES"/>
         </w:rPr>
         <w:t xml:space="preserve"> con </w:t>
@@ -1045,16 +981,16 @@
           <w:bCs/>
           <w:iCs/>
           <w:kern w:val="2"/>
-          <w:sz w:val="22"/>
-          <w:szCs w:val="22"/>
-        </w:rPr>
-        <w:t xml:space="preserve">{elLaProveedor}</w:t>
-      </w:r>
-      <w:r>
-        <w:rPr>
-          <w:rFonts w:ascii="Titillium Web" w:hAnsi="Titillium Web"/>
-          <w:sz w:val="22"/>
-          <w:szCs w:val="22"/>
+          <w:sz w:val="20"/>
+          <w:szCs w:val="20"/>
+        </w:rPr>
+        <w:t>{elLaProveedor}</w:t>
+      </w:r>
+      <w:r>
+        <w:rPr>
+          <w:rFonts w:ascii="Titillium Web" w:hAnsi="Titillium Web"/>
+          <w:sz w:val="20"/>
+          <w:szCs w:val="20"/>
           <w:lang w:val="es-ES"/>
         </w:rPr>
         <w:t xml:space="preserve"> </w:t>
@@ -1062,8 +998,8 @@
       <w:r>
         <w:rPr>
           <w:rFonts w:ascii="Titillium Web" w:hAnsi="Titillium Web"/>
-          <w:sz w:val="22"/>
-          <w:szCs w:val="22"/>
+          <w:sz w:val="20"/>
+          <w:szCs w:val="20"/>
           <w:lang w:val="es-ES"/>
         </w:rPr>
         <w:t xml:space="preserve">- </w:t>
@@ -1073,20 +1009,10 @@
           <w:rFonts w:ascii="Titillium Web" w:hAnsi="Titillium Web"/>
           <w:b/>
           <w:bCs/>
-          <w:sz w:val="22"/>
-          <w:szCs w:val="22"/>
-        </w:rPr>
-        <w:t>{proveedor}</w:t>
-      </w:r>
-      <w:r>
-        <w:rPr>
-          <w:rFonts w:ascii="Titillium Web" w:hAnsi="Titillium Web"/>
-          <w:b/>
-          <w:bCs/>
-          <w:sz w:val="22"/>
-          <w:szCs w:val="22"/>
-        </w:rPr>
-        <w:t>.</w:t>
+          <w:sz w:val="20"/>
+          <w:szCs w:val="20"/>
+        </w:rPr>
+        <w:t>{proveedor}.</w:t>
       </w:r>
     </w:p>
     <w:p>
@@ -1096,8 +1022,8 @@
           <w:rFonts w:ascii="Titillium Web" w:hAnsi="Titillium Web"/>
           <w:b/>
           <w:bCs/>
-          <w:sz w:val="22"/>
-          <w:szCs w:val="22"/>
+          <w:sz w:val="20"/>
+          <w:szCs w:val="20"/>
         </w:rPr>
       </w:pPr>
     </w:p>
@@ -1144,8 +1070,8 @@
                 <w:b/>
                 <w:bCs/>
                 <w:color w:val="FFFFFF"/>
-                <w:sz w:val="22"/>
-                <w:szCs w:val="22"/>
+                <w:sz w:val="20"/>
+                <w:szCs w:val="20"/>
                 <w:lang w:eastAsia="es-ES_tradnl"/>
               </w:rPr>
             </w:pPr>
@@ -1155,8 +1081,8 @@
                 <w:b/>
                 <w:bCs/>
                 <w:color w:val="FFFFFF"/>
-                <w:sz w:val="22"/>
-                <w:szCs w:val="22"/>
+                <w:sz w:val="20"/>
+                <w:szCs w:val="20"/>
                 <w:lang w:eastAsia="es-ES_tradnl"/>
               </w:rPr>
               <w:t>DESCRIPCIÓN Y ESPECIFICACIONES</w:t>
@@ -1185,8 +1111,8 @@
                 <w:b/>
                 <w:bCs/>
                 <w:color w:val="FFFFFF"/>
-                <w:sz w:val="22"/>
-                <w:szCs w:val="22"/>
+                <w:sz w:val="20"/>
+                <w:szCs w:val="20"/>
                 <w:lang w:eastAsia="es-ES_tradnl"/>
               </w:rPr>
             </w:pPr>
@@ -1196,8 +1122,8 @@
                 <w:b/>
                 <w:bCs/>
                 <w:color w:val="FFFFFF"/>
-                <w:sz w:val="22"/>
-                <w:szCs w:val="22"/>
+                <w:sz w:val="20"/>
+                <w:szCs w:val="20"/>
                 <w:lang w:eastAsia="es-ES_tradnl"/>
               </w:rPr>
               <w:t>CANT</w:t>
@@ -1225,8 +1151,8 @@
                 <w:b/>
                 <w:bCs/>
                 <w:color w:val="FFFFFF"/>
-                <w:sz w:val="22"/>
-                <w:szCs w:val="22"/>
+                <w:sz w:val="20"/>
+                <w:szCs w:val="20"/>
                 <w:lang w:eastAsia="es-ES_tradnl"/>
               </w:rPr>
             </w:pPr>
@@ -1236,8 +1162,8 @@
                 <w:b/>
                 <w:bCs/>
                 <w:color w:val="FFFFFF"/>
-                <w:sz w:val="22"/>
-                <w:szCs w:val="22"/>
+                <w:sz w:val="20"/>
+                <w:szCs w:val="20"/>
                 <w:lang w:eastAsia="es-ES_tradnl"/>
               </w:rPr>
               <w:t>PRECIO UNITARIO</w:t>
@@ -1251,8 +1177,8 @@
                 <w:b/>
                 <w:bCs/>
                 <w:color w:val="FFFFFF"/>
-                <w:sz w:val="22"/>
-                <w:szCs w:val="22"/>
+                <w:sz w:val="20"/>
+                <w:szCs w:val="20"/>
                 <w:lang w:eastAsia="es-ES_tradnl"/>
               </w:rPr>
             </w:pPr>
@@ -1262,8 +1188,8 @@
                 <w:b/>
                 <w:bCs/>
                 <w:color w:val="FFFFFF"/>
-                <w:sz w:val="22"/>
-                <w:szCs w:val="22"/>
+                <w:sz w:val="20"/>
+                <w:szCs w:val="20"/>
                 <w:lang w:eastAsia="es-ES_tradnl"/>
               </w:rPr>
               <w:t>(USD)</w:t>
@@ -1291,8 +1217,8 @@
                 <w:b/>
                 <w:bCs/>
                 <w:color w:val="FFFFFF"/>
-                <w:sz w:val="22"/>
-                <w:szCs w:val="22"/>
+                <w:sz w:val="20"/>
+                <w:szCs w:val="20"/>
                 <w:lang w:eastAsia="es-ES_tradnl"/>
               </w:rPr>
             </w:pPr>
@@ -1302,8 +1228,8 @@
                 <w:b/>
                 <w:bCs/>
                 <w:color w:val="FFFFFF"/>
-                <w:sz w:val="22"/>
-                <w:szCs w:val="22"/>
+                <w:sz w:val="20"/>
+                <w:szCs w:val="20"/>
                 <w:lang w:eastAsia="es-ES_tradnl"/>
               </w:rPr>
               <w:t>PRECIO TOTAL</w:t>
@@ -1317,8 +1243,8 @@
                 <w:b/>
                 <w:bCs/>
                 <w:color w:val="FFFFFF"/>
-                <w:sz w:val="22"/>
-                <w:szCs w:val="22"/>
+                <w:sz w:val="20"/>
+                <w:szCs w:val="20"/>
                 <w:lang w:eastAsia="es-ES_tradnl"/>
               </w:rPr>
             </w:pPr>
@@ -1328,8 +1254,8 @@
                 <w:b/>
                 <w:bCs/>
                 <w:color w:val="FFFFFF"/>
-                <w:sz w:val="22"/>
-                <w:szCs w:val="22"/>
+                <w:sz w:val="20"/>
+                <w:szCs w:val="20"/>
                 <w:lang w:eastAsia="es-ES_tradnl"/>
               </w:rPr>
               <w:t>(USD)</w:t>
@@ -1343,8 +1269,8 @@
                 <w:b/>
                 <w:bCs/>
                 <w:color w:val="FFFFFF"/>
-                <w:sz w:val="22"/>
-                <w:szCs w:val="22"/>
+                <w:sz w:val="20"/>
+                <w:szCs w:val="20"/>
                 <w:lang w:eastAsia="es-ES_tradnl"/>
               </w:rPr>
             </w:pPr>
@@ -1374,15 +1300,15 @@
               <w:spacing w:before="0" w:beforeAutospacing="0" w:after="0" w:afterAutospacing="0"/>
               <w:rPr>
                 <w:rFonts w:ascii="Titillium Web" w:eastAsia="Batang" w:hAnsi="Titillium Web"/>
-                <w:sz w:val="22"/>
-                <w:szCs w:val="22"/>
+                <w:sz w:val="20"/>
+                <w:szCs w:val="20"/>
               </w:rPr>
             </w:pPr>
             <w:r>
               <w:rPr>
                 <w:rFonts w:ascii="Titillium Web" w:eastAsia="Batang" w:hAnsi="Titillium Web"/>
-                <w:sz w:val="22"/>
-                <w:szCs w:val="22"/>
+                <w:sz w:val="20"/>
+                <w:szCs w:val="20"/>
               </w:rPr>
               <w:t>{#items}{desc}</w:t>
             </w:r>
@@ -1404,15 +1330,15 @@
               <w:jc w:val="center"/>
               <w:rPr>
                 <w:rFonts w:ascii="Titillium Web" w:hAnsi="Titillium Web" w:cs="Tahoma"/>
-                <w:sz w:val="22"/>
-                <w:szCs w:val="22"/>
+                <w:sz w:val="20"/>
+                <w:szCs w:val="20"/>
               </w:rPr>
             </w:pPr>
             <w:r>
               <w:rPr>
                 <w:rFonts w:ascii="Titillium Web" w:hAnsi="Titillium Web" w:cs="Tahoma"/>
-                <w:sz w:val="22"/>
-                <w:szCs w:val="22"/>
+                <w:sz w:val="20"/>
+                <w:szCs w:val="20"/>
               </w:rPr>
               <w:t>{cantidad}</w:t>
             </w:r>
@@ -1434,15 +1360,15 @@
               <w:jc w:val="center"/>
               <w:rPr>
                 <w:rFonts w:ascii="Titillium Web" w:hAnsi="Titillium Web" w:cs="Tahoma"/>
-                <w:sz w:val="22"/>
-                <w:szCs w:val="22"/>
+                <w:sz w:val="20"/>
+                <w:szCs w:val="20"/>
               </w:rPr>
             </w:pPr>
             <w:r>
               <w:rPr>
                 <w:rFonts w:ascii="Titillium Web" w:hAnsi="Titillium Web" w:cs="Tahoma"/>
-                <w:sz w:val="22"/>
-                <w:szCs w:val="22"/>
+                <w:sz w:val="20"/>
+                <w:szCs w:val="20"/>
               </w:rPr>
               <w:t>{punit}</w:t>
             </w:r>
@@ -1463,15 +1389,15 @@
               <w:jc w:val="center"/>
               <w:rPr>
                 <w:rFonts w:ascii="Titillium Web" w:hAnsi="Titillium Web" w:cs="Tahoma"/>
-                <w:sz w:val="22"/>
-                <w:szCs w:val="22"/>
+                <w:sz w:val="20"/>
+                <w:szCs w:val="20"/>
               </w:rPr>
             </w:pPr>
             <w:r>
               <w:rPr>
                 <w:rFonts w:ascii="Titillium Web" w:hAnsi="Titillium Web" w:cs="Tahoma"/>
-                <w:sz w:val="22"/>
-                <w:szCs w:val="22"/>
+                <w:sz w:val="20"/>
+                <w:szCs w:val="20"/>
               </w:rPr>
               <w:t>{ptotal}{/items}</w:t>
             </w:r>
@@ -1500,8 +1426,8 @@
                 <w:rFonts w:ascii="Titillium Web" w:hAnsi="Titillium Web" w:cs="Tahoma"/>
                 <w:b/>
                 <w:bCs/>
-                <w:sz w:val="22"/>
-                <w:szCs w:val="22"/>
+                <w:sz w:val="20"/>
+                <w:szCs w:val="20"/>
               </w:rPr>
             </w:pPr>
             <w:r>
@@ -1509,8 +1435,8 @@
                 <w:rFonts w:ascii="Titillium Web" w:hAnsi="Titillium Web" w:cs="Tahoma"/>
                 <w:b/>
                 <w:bCs/>
-                <w:sz w:val="22"/>
-                <w:szCs w:val="22"/>
+                <w:sz w:val="20"/>
+                <w:szCs w:val="20"/>
               </w:rPr>
               <w:t>SUBTOTAL</w:t>
             </w:r>
@@ -1534,8 +1460,8 @@
                 <w:rFonts w:ascii="Titillium Web" w:hAnsi="Titillium Web" w:cs="Tahoma"/>
                 <w:b/>
                 <w:bCs/>
-                <w:sz w:val="22"/>
-                <w:szCs w:val="22"/>
+                <w:sz w:val="20"/>
+                <w:szCs w:val="20"/>
               </w:rPr>
             </w:pPr>
             <w:r>
@@ -1543,8 +1469,8 @@
                 <w:rFonts w:ascii="Titillium Web" w:hAnsi="Titillium Web" w:cs="Tahoma"/>
                 <w:b/>
                 <w:bCs/>
-                <w:sz w:val="22"/>
-                <w:szCs w:val="22"/>
+                <w:sz w:val="20"/>
+                <w:szCs w:val="20"/>
               </w:rPr>
               <w:t>{subtotal}</w:t>
             </w:r>
@@ -1573,8 +1499,8 @@
                 <w:rFonts w:ascii="Titillium Web" w:hAnsi="Titillium Web" w:cs="Tahoma"/>
                 <w:b/>
                 <w:bCs/>
-                <w:sz w:val="22"/>
-                <w:szCs w:val="22"/>
+                <w:sz w:val="20"/>
+                <w:szCs w:val="20"/>
               </w:rPr>
             </w:pPr>
             <w:r>
@@ -1582,8 +1508,8 @@
                 <w:rFonts w:ascii="Titillium Web" w:hAnsi="Titillium Web" w:cs="Tahoma"/>
                 <w:b/>
                 <w:bCs/>
-                <w:sz w:val="22"/>
-                <w:szCs w:val="22"/>
+                <w:sz w:val="20"/>
+                <w:szCs w:val="20"/>
               </w:rPr>
               <w:t>IVA ({ivaPct}%)</w:t>
             </w:r>
@@ -1607,8 +1533,8 @@
                 <w:rFonts w:ascii="Titillium Web" w:hAnsi="Titillium Web" w:cs="Tahoma"/>
                 <w:b/>
                 <w:bCs/>
-                <w:sz w:val="22"/>
-                <w:szCs w:val="22"/>
+                <w:sz w:val="20"/>
+                <w:szCs w:val="20"/>
               </w:rPr>
             </w:pPr>
             <w:r>
@@ -1616,8 +1542,8 @@
                 <w:rFonts w:ascii="Titillium Web" w:hAnsi="Titillium Web" w:cs="Tahoma"/>
                 <w:b/>
                 <w:bCs/>
-                <w:sz w:val="22"/>
-                <w:szCs w:val="22"/>
+                <w:sz w:val="20"/>
+                <w:szCs w:val="20"/>
               </w:rPr>
               <w:t>{iva}</w:t>
             </w:r>
@@ -1648,8 +1574,8 @@
                 <w:rFonts w:ascii="Titillium Web" w:hAnsi="Titillium Web" w:cs="Tahoma"/>
                 <w:b/>
                 <w:bCs/>
-                <w:sz w:val="22"/>
-                <w:szCs w:val="22"/>
+                <w:sz w:val="20"/>
+                <w:szCs w:val="20"/>
               </w:rPr>
             </w:pPr>
             <w:r>
@@ -1657,8 +1583,8 @@
                 <w:rFonts w:ascii="Titillium Web" w:hAnsi="Titillium Web" w:cs="Tahoma"/>
                 <w:b/>
                 <w:bCs/>
-                <w:sz w:val="22"/>
-                <w:szCs w:val="22"/>
+                <w:sz w:val="20"/>
+                <w:szCs w:val="20"/>
               </w:rPr>
               <w:t>TOTAL</w:t>
             </w:r>
@@ -1682,8 +1608,8 @@
                 <w:rFonts w:ascii="Titillium Web" w:hAnsi="Titillium Web" w:cs="Tahoma"/>
                 <w:b/>
                 <w:bCs/>
-                <w:sz w:val="22"/>
-                <w:szCs w:val="22"/>
+                <w:sz w:val="20"/>
+                <w:szCs w:val="20"/>
               </w:rPr>
             </w:pPr>
             <w:r>
@@ -1691,8 +1617,8 @@
                 <w:rFonts w:ascii="Titillium Web" w:hAnsi="Titillium Web" w:cs="Tahoma"/>
                 <w:b/>
                 <w:bCs/>
-                <w:sz w:val="22"/>
-                <w:szCs w:val="22"/>
+                <w:sz w:val="20"/>
+                <w:szCs w:val="20"/>
               </w:rPr>
               <w:t>{total}</w:t>
             </w:r>
@@ -1707,8 +1633,8 @@
           <w:rFonts w:ascii="Titillium Web" w:hAnsi="Titillium Web"/>
           <w:b/>
           <w:bCs/>
-          <w:sz w:val="22"/>
-          <w:szCs w:val="22"/>
+          <w:sz w:val="20"/>
+          <w:szCs w:val="20"/>
         </w:rPr>
       </w:pPr>
       <w:r>
@@ -1716,8 +1642,8 @@
           <w:rFonts w:ascii="Titillium Web" w:hAnsi="Titillium Web"/>
           <w:b/>
           <w:bCs/>
-          <w:sz w:val="22"/>
-          <w:szCs w:val="22"/>
+          <w:sz w:val="20"/>
+          <w:szCs w:val="20"/>
         </w:rPr>
         <w:t xml:space="preserve"> </w:t>
       </w:r>
@@ -1728,8 +1654,8 @@
         <w:rPr>
           <w:rFonts w:ascii="Titillium Web" w:hAnsi="Titillium Web"/>
           <w:b/>
-          <w:sz w:val="22"/>
-          <w:szCs w:val="22"/>
+          <w:sz w:val="20"/>
+          <w:szCs w:val="20"/>
         </w:rPr>
       </w:pPr>
       <w:r>
@@ -1737,8 +1663,8 @@
           <w:rFonts w:ascii="Titillium Web" w:hAnsi="Titillium Web"/>
           <w:b/>
           <w:bCs/>
-          <w:sz w:val="22"/>
-          <w:szCs w:val="22"/>
+          <w:sz w:val="20"/>
+          <w:szCs w:val="20"/>
         </w:rPr>
         <w:t>CLÁUSULA</w:t>
       </w:r>
@@ -1747,8 +1673,8 @@
           <w:rFonts w:ascii="Titillium Web" w:hAnsi="Titillium Web"/>
           <w:b/>
           <w:bCs/>
-          <w:sz w:val="22"/>
-          <w:szCs w:val="22"/>
+          <w:sz w:val="20"/>
+          <w:szCs w:val="20"/>
         </w:rPr>
         <w:t xml:space="preserve"> TERCERA: </w:t>
       </w:r>
@@ -1756,8 +1682,8 @@
         <w:rPr>
           <w:rFonts w:ascii="Titillium Web" w:hAnsi="Titillium Web"/>
           <w:b/>
-          <w:sz w:val="22"/>
-          <w:szCs w:val="22"/>
+          <w:sz w:val="20"/>
+          <w:szCs w:val="20"/>
         </w:rPr>
         <w:t xml:space="preserve">DECLARACIÓN Y CONFORMIDAD CON LA ENTREGA </w:t>
       </w:r>
@@ -1768,8 +1694,8 @@
         <w:rPr>
           <w:rFonts w:ascii="Titillium Web" w:hAnsi="Titillium Web"/>
           <w:b/>
-          <w:sz w:val="22"/>
-          <w:szCs w:val="22"/>
+          <w:sz w:val="20"/>
+          <w:szCs w:val="20"/>
         </w:rPr>
       </w:pPr>
     </w:p>
@@ -1778,42 +1704,33 @@
         <w:jc w:val="both"/>
         <w:rPr>
           <w:rFonts w:ascii="Titillium Web" w:hAnsi="Titillium Web"/>
-          <w:sz w:val="22"/>
-          <w:szCs w:val="22"/>
-        </w:rPr>
-      </w:pPr>
-      <w:r>
-        <w:rPr>
-          <w:rFonts w:ascii="Titillium Web" w:hAnsi="Titillium Web"/>
-          <w:sz w:val="22"/>
-          <w:szCs w:val="22"/>
-        </w:rPr>
-        <w:t xml:space="preserve">Luego de la comprobación y verificación del cumplimiento de las características y  especificaciones técnicas requeridas y descritas en los documentos precontractuales que forman parte habilitante del presente instrumento; su funcionamiento a través de las pruebas </w:t>
-      </w:r>
-      <w:r>
-        <w:rPr>
-          <w:rFonts w:ascii="Titillium Web" w:hAnsi="Titillium Web"/>
-          <w:sz w:val="22"/>
-          <w:szCs w:val="22"/>
-        </w:rPr>
-        <w:lastRenderedPageBreak/>
-        <w:t xml:space="preserve">respectivas; </w:t>
-      </w:r>
-      <w:r>
-        <w:rPr>
-          <w:rFonts w:ascii="Titillium Web" w:hAnsi="Titillium Web"/>
-          <w:sz w:val="22"/>
-          <w:szCs w:val="22"/>
-        </w:rPr>
-        <w:t xml:space="preserve">las partes descritas al inicio del documento </w:t>
-      </w:r>
-      <w:r>
-        <w:rPr>
-          <w:rFonts w:ascii="Titillium Web" w:hAnsi="Titillium Web"/>
-          <w:sz w:val="22"/>
-          <w:szCs w:val="22"/>
-        </w:rPr>
-        <w:t xml:space="preserve">manifiestan estar a entera satisfacción y conformidad con la entrega,  expresada mediante la presente Acta Entrega-Recepción-Funcionamiento suscrita conjuntamente con </w:t>
+          <w:sz w:val="20"/>
+          <w:szCs w:val="20"/>
+        </w:rPr>
+      </w:pPr>
+      <w:r>
+        <w:rPr>
+          <w:rFonts w:ascii="Titillium Web" w:hAnsi="Titillium Web"/>
+          <w:sz w:val="20"/>
+          <w:szCs w:val="20"/>
+        </w:rPr>
+        <w:t xml:space="preserve">Luego de la comprobación y verificación del cumplimiento de las características </w:t>
+      </w:r>
+      <w:r>
+        <w:rPr>
+          <w:rFonts w:ascii="Titillium Web" w:hAnsi="Titillium Web"/>
+          <w:sz w:val="20"/>
+          <w:szCs w:val="20"/>
+        </w:rPr>
+        <w:t>y especificaciones</w:t>
+      </w:r>
+      <w:r>
+        <w:rPr>
+          <w:rFonts w:ascii="Titillium Web" w:hAnsi="Titillium Web"/>
+          <w:sz w:val="20"/>
+          <w:szCs w:val="20"/>
+        </w:rPr>
+        <w:t xml:space="preserve"> técnicas requeridas y descritas en los documentos precontractuales que forman parte habilitante del presente instrumento; las partes descritas al inicio del documento manifiestan estar a entera satisfacción y conformidad con la entrega,  expresada mediante la presente Acta Entrega-Recepción suscrita conjuntamente con </w:t>
       </w:r>
       <w:r>
         <w:rPr>
@@ -1821,48 +1738,29 @@
           <w:bCs/>
           <w:iCs/>
           <w:kern w:val="2"/>
-          <w:sz w:val="22"/>
-          <w:szCs w:val="22"/>
-        </w:rPr>
-        <w:t xml:space="preserve">{elLaProveedor}</w:t>
-      </w:r>
-      <w:r>
-        <w:rPr>
-          <w:rFonts w:ascii="Titillium Web" w:hAnsi="Titillium Web"/>
-          <w:sz w:val="22"/>
-          <w:szCs w:val="22"/>
+          <w:sz w:val="20"/>
+          <w:szCs w:val="20"/>
+        </w:rPr>
+        <w:t>{elLaProveedor}</w:t>
+      </w:r>
+      <w:r>
+        <w:rPr>
+          <w:rFonts w:ascii="Titillium Web" w:hAnsi="Titillium Web"/>
+          <w:sz w:val="20"/>
+          <w:szCs w:val="20"/>
           <w:lang w:val="es-ES"/>
         </w:rPr>
-        <w:t xml:space="preserve"> </w:t>
-      </w:r>
-      <w:r>
-        <w:rPr>
-          <w:rFonts w:ascii="Titillium Web" w:hAnsi="Titillium Web"/>
-          <w:sz w:val="22"/>
-          <w:szCs w:val="22"/>
-          <w:lang w:val="es-ES"/>
-        </w:rPr>
-        <w:t xml:space="preserve">- </w:t>
+        <w:t xml:space="preserve"> - </w:t>
       </w:r>
       <w:r>
         <w:rPr>
           <w:rFonts w:ascii="Titillium Web" w:hAnsi="Titillium Web"/>
           <w:b/>
           <w:bCs/>
-          <w:sz w:val="22"/>
-          <w:szCs w:val="22"/>
-        </w:rPr>
-        <w:t>{proveedor}</w:t>
-      </w:r>
-      <w:r>
-        <w:rPr>
-          <w:rFonts w:ascii="Titillium Web" w:hAnsi="Titillium Web"/>
-          <w:b/>
-          <w:bCs/>
-          <w:sz w:val="22"/>
-          <w:szCs w:val="22"/>
-        </w:rPr>
-        <w:t>.</w:t>
+          <w:sz w:val="20"/>
+          <w:szCs w:val="20"/>
+        </w:rPr>
+        <w:t>{proveedor}.</w:t>
       </w:r>
     </w:p>
     <w:p>
@@ -1870,8 +1768,8 @@
         <w:jc w:val="both"/>
         <w:rPr>
           <w:rFonts w:ascii="Titillium Web" w:hAnsi="Titillium Web"/>
-          <w:sz w:val="22"/>
-          <w:szCs w:val="22"/>
+          <w:sz w:val="20"/>
+          <w:szCs w:val="20"/>
         </w:rPr>
       </w:pPr>
     </w:p>
@@ -1881,16 +1779,16 @@
         <w:rPr>
           <w:rFonts w:ascii="Titillium Web" w:hAnsi="Titillium Web"/>
           <w:b/>
-          <w:sz w:val="22"/>
-          <w:szCs w:val="22"/>
-        </w:rPr>
-      </w:pPr>
-      <w:r>
-        <w:rPr>
-          <w:rFonts w:ascii="Titillium Web" w:hAnsi="Titillium Web"/>
-          <w:b/>
-          <w:sz w:val="22"/>
-          <w:szCs w:val="22"/>
+          <w:sz w:val="20"/>
+          <w:szCs w:val="20"/>
+        </w:rPr>
+      </w:pPr>
+      <w:r>
+        <w:rPr>
+          <w:rFonts w:ascii="Titillium Web" w:hAnsi="Titillium Web"/>
+          <w:b/>
+          <w:sz w:val="20"/>
+          <w:szCs w:val="20"/>
         </w:rPr>
         <w:t>CLÁUSULA</w:t>
       </w:r>
@@ -1898,8 +1796,8 @@
         <w:rPr>
           <w:rFonts w:ascii="Titillium Web" w:hAnsi="Titillium Web"/>
           <w:b/>
-          <w:sz w:val="22"/>
-          <w:szCs w:val="22"/>
+          <w:sz w:val="20"/>
+          <w:szCs w:val="20"/>
         </w:rPr>
         <w:t xml:space="preserve"> CUARTA: </w:t>
       </w:r>
@@ -1907,8 +1805,8 @@
         <w:rPr>
           <w:rFonts w:ascii="Titillium Web" w:hAnsi="Titillium Web"/>
           <w:b/>
-          <w:sz w:val="22"/>
-          <w:szCs w:val="22"/>
+          <w:sz w:val="20"/>
+          <w:szCs w:val="20"/>
         </w:rPr>
         <w:t>GARANTÍA TÉCNICA</w:t>
       </w:r>
@@ -1919,8 +1817,8 @@
         <w:rPr>
           <w:rFonts w:ascii="Titillium Web" w:hAnsi="Titillium Web"/>
           <w:b/>
-          <w:sz w:val="22"/>
-          <w:szCs w:val="22"/>
+          <w:sz w:val="20"/>
+          <w:szCs w:val="20"/>
         </w:rPr>
       </w:pPr>
     </w:p>
@@ -1929,17 +1827,50 @@
         <w:jc w:val="both"/>
         <w:rPr>
           <w:rFonts w:ascii="Titillium Web" w:hAnsi="Titillium Web"/>
-          <w:sz w:val="22"/>
-          <w:szCs w:val="22"/>
-        </w:rPr>
-      </w:pPr>
-      <w:r>
-        <w:rPr>
-          <w:rFonts w:ascii="Titillium Web" w:hAnsi="Titillium Web"/>
-          <w:sz w:val="22"/>
-          <w:szCs w:val="22"/>
-        </w:rPr>
-        <w:t xml:space="preserve">Se deja constancia expresa que el tiempo de garantía queda establecida a partir de la fecha de facturación y suscripción de la presente Acta Entrega- Recepción-Funcionamiento es de </w:t>
+          <w:sz w:val="20"/>
+          <w:szCs w:val="20"/>
+        </w:rPr>
+      </w:pPr>
+      <w:r>
+        <w:rPr>
+          <w:rFonts w:ascii="Titillium Web" w:hAnsi="Titillium Web"/>
+          <w:sz w:val="20"/>
+          <w:szCs w:val="20"/>
+        </w:rPr>
+        <w:lastRenderedPageBreak/>
+        <w:t>Se deja constancia expresa que el tiempo de garantía queda establecid</w:t>
+      </w:r>
+      <w:r>
+        <w:rPr>
+          <w:rFonts w:ascii="Titillium Web" w:hAnsi="Titillium Web"/>
+          <w:sz w:val="20"/>
+          <w:szCs w:val="20"/>
+        </w:rPr>
+        <w:t>o</w:t>
+      </w:r>
+      <w:r>
+        <w:rPr>
+          <w:rFonts w:ascii="Titillium Web" w:hAnsi="Titillium Web"/>
+          <w:sz w:val="20"/>
+          <w:szCs w:val="20"/>
+        </w:rPr>
+        <w:t xml:space="preserve"> a partir de la fecha de facturación y suscripción de la presente Acta Entrega- Recepción</w:t>
+      </w:r>
+      <w:r>
+        <w:rPr>
+          <w:rFonts w:ascii="Titillium Web" w:hAnsi="Titillium Web"/>
+          <w:sz w:val="20"/>
+          <w:szCs w:val="20"/>
+        </w:rPr>
+        <w:t>, de igual manera el plazo de esta</w:t>
+      </w:r>
+      <w:r>
+        <w:rPr>
+          <w:rFonts w:ascii="Titillium Web" w:hAnsi="Titillium Web"/>
+          <w:sz w:val="20"/>
+          <w:szCs w:val="20"/>
+        </w:rPr>
+        <w:t xml:space="preserve"> es de </w:t>
       </w:r>
       <w:commentRangeStart w:id="2"/>
       <w:r>
@@ -1947,8 +1878,8 @@
           <w:rFonts w:ascii="Titillium Web" w:hAnsi="Titillium Web"/>
           <w:b/>
           <w:iCs/>
-          <w:sz w:val="22"/>
-          <w:szCs w:val="22"/>
+          <w:sz w:val="20"/>
+          <w:szCs w:val="20"/>
           <w:highlight w:val="yellow"/>
         </w:rPr>
         <w:t>XX</w:t>
@@ -1958,8 +1889,8 @@
           <w:rFonts w:ascii="Titillium Web" w:hAnsi="Titillium Web"/>
           <w:b/>
           <w:iCs/>
-          <w:sz w:val="22"/>
-          <w:szCs w:val="22"/>
+          <w:sz w:val="20"/>
+          <w:szCs w:val="20"/>
           <w:highlight w:val="yellow"/>
         </w:rPr>
         <w:t xml:space="preserve"> </w:t>
@@ -1969,8 +1900,8 @@
           <w:rFonts w:ascii="Titillium Web" w:hAnsi="Titillium Web"/>
           <w:b/>
           <w:iCs/>
-          <w:sz w:val="22"/>
-          <w:szCs w:val="22"/>
+          <w:sz w:val="20"/>
+          <w:szCs w:val="20"/>
           <w:highlight w:val="yellow"/>
         </w:rPr>
         <w:t>meses</w:t>
@@ -1982,8 +1913,8 @@
           <w:rFonts w:ascii="Titillium Web" w:hAnsi="Titillium Web"/>
           <w:b/>
           <w:i/>
-          <w:sz w:val="22"/>
-          <w:szCs w:val="22"/>
+          <w:sz w:val="20"/>
+          <w:szCs w:val="20"/>
         </w:rPr>
         <w:commentReference w:id="2"/>
       </w:r>
@@ -1992,16 +1923,16 @@
           <w:rFonts w:ascii="Titillium Web" w:hAnsi="Titillium Web"/>
           <w:b/>
           <w:i/>
-          <w:sz w:val="22"/>
-          <w:szCs w:val="22"/>
+          <w:sz w:val="20"/>
+          <w:szCs w:val="20"/>
         </w:rPr>
         <w:t>,</w:t>
       </w:r>
       <w:r>
         <w:rPr>
           <w:rFonts w:ascii="Titillium Web" w:hAnsi="Titillium Web"/>
-          <w:sz w:val="22"/>
-          <w:szCs w:val="22"/>
+          <w:sz w:val="20"/>
+          <w:szCs w:val="20"/>
         </w:rPr>
         <w:t xml:space="preserve"> tal y como se encuentra ampliamente descrito en el documento original emitido por </w:t>
       </w:r>
@@ -2011,95 +1942,46 @@
           <w:bCs/>
           <w:iCs/>
           <w:kern w:val="2"/>
-          <w:sz w:val="22"/>
-          <w:szCs w:val="22"/>
-        </w:rPr>
-        <w:t xml:space="preserve">{elLaProveedor}</w:t>
-      </w:r>
-      <w:r>
-        <w:rPr>
-          <w:rFonts w:ascii="Titillium Web" w:hAnsi="Titillium Web"/>
-          <w:sz w:val="22"/>
-          <w:szCs w:val="22"/>
+          <w:sz w:val="20"/>
+          <w:szCs w:val="20"/>
+        </w:rPr>
+        <w:t>{elLaProveedor}</w:t>
+      </w:r>
+      <w:r>
+        <w:rPr>
+          <w:rFonts w:ascii="Titillium Web" w:hAnsi="Titillium Web"/>
+          <w:sz w:val="20"/>
+          <w:szCs w:val="20"/>
           <w:lang w:val="es-ES"/>
         </w:rPr>
-        <w:t xml:space="preserve"> </w:t>
-      </w:r>
-      <w:r>
-        <w:rPr>
-          <w:rFonts w:ascii="Titillium Web" w:hAnsi="Titillium Web"/>
-          <w:sz w:val="22"/>
-          <w:szCs w:val="22"/>
+        <w:t xml:space="preserve"> - </w:t>
+      </w:r>
+      <w:r>
+        <w:rPr>
+          <w:rFonts w:ascii="Titillium Web" w:hAnsi="Titillium Web"/>
+          <w:b/>
+          <w:bCs/>
+          <w:sz w:val="20"/>
+          <w:szCs w:val="20"/>
+        </w:rPr>
+        <w:t>{proveedor}</w:t>
+      </w:r>
+      <w:r>
+        <w:rPr>
+          <w:rFonts w:ascii="Titillium Web" w:hAnsi="Titillium Web"/>
+          <w:sz w:val="20"/>
+          <w:szCs w:val="20"/>
           <w:lang w:val="es-ES"/>
         </w:rPr>
-        <w:t xml:space="preserve">- </w:t>
-      </w:r>
-      <w:r>
-        <w:rPr>
-          <w:rFonts w:ascii="Titillium Web" w:hAnsi="Titillium Web"/>
-          <w:b/>
-          <w:bCs/>
-          <w:sz w:val="22"/>
-          <w:szCs w:val="22"/>
-        </w:rPr>
-        <w:t>{proveedor}</w:t>
-      </w:r>
-      <w:r>
-        <w:rPr>
-          <w:rFonts w:ascii="Titillium Web" w:hAnsi="Titillium Web"/>
-          <w:sz w:val="22"/>
-          <w:szCs w:val="22"/>
-          <w:lang w:val="es-ES"/>
-        </w:rPr>
         <w:t xml:space="preserve">, </w:t>
       </w:r>
       <w:r>
         <w:rPr>
           <w:rFonts w:ascii="Titillium Web" w:hAnsi="Titillium Web"/>
-          <w:sz w:val="22"/>
-          <w:szCs w:val="22"/>
-        </w:rPr>
-        <w:t xml:space="preserve">documento </w:t>
-      </w:r>
-      <w:r>
-        <w:rPr>
-          <w:rFonts w:ascii="Titillium Web" w:hAnsi="Titillium Web"/>
-          <w:sz w:val="22"/>
-          <w:szCs w:val="22"/>
-        </w:rPr>
-        <w:t>que se anexa y forma parte habilitante de</w:t>
-      </w:r>
-      <w:r>
-        <w:rPr>
-          <w:rFonts w:ascii="Titillium Web" w:hAnsi="Titillium Web"/>
-          <w:sz w:val="22"/>
-          <w:szCs w:val="22"/>
-        </w:rPr>
-        <w:t xml:space="preserve"> la </w:t>
-      </w:r>
-      <w:r>
-        <w:rPr>
-          <w:rFonts w:ascii="Titillium Web" w:hAnsi="Titillium Web"/>
-          <w:sz w:val="22"/>
-          <w:szCs w:val="22"/>
-        </w:rPr>
-        <w:t xml:space="preserve">presente </w:t>
-      </w:r>
-      <w:r>
-        <w:rPr>
-          <w:rFonts w:ascii="Titillium Web" w:hAnsi="Titillium Web"/>
-          <w:sz w:val="22"/>
-          <w:szCs w:val="22"/>
-        </w:rPr>
-        <w:t>Acta Entrega - Recepción</w:t>
-      </w:r>
-      <w:r>
-        <w:rPr>
-          <w:rFonts w:ascii="Titillium Web" w:hAnsi="Titillium Web"/>
-          <w:sz w:val="22"/>
-          <w:szCs w:val="22"/>
-        </w:rPr>
-        <w:t>.</w:t>
+          <w:sz w:val="20"/>
+          <w:szCs w:val="20"/>
+        </w:rPr>
+        <w:t>documento que se anexa y forma parte habilitante de la presente Acta Entrega - Recepción.</w:t>
       </w:r>
     </w:p>
     <w:p>
@@ -2107,8 +1989,8 @@
         <w:jc w:val="both"/>
         <w:rPr>
           <w:rFonts w:ascii="Titillium Web" w:hAnsi="Titillium Web"/>
-          <w:sz w:val="22"/>
-          <w:szCs w:val="22"/>
+          <w:sz w:val="20"/>
+          <w:szCs w:val="20"/>
         </w:rPr>
       </w:pPr>
     </w:p>
@@ -2118,16 +2000,16 @@
         <w:rPr>
           <w:rFonts w:ascii="Titillium Web" w:hAnsi="Titillium Web"/>
           <w:b/>
-          <w:sz w:val="22"/>
-          <w:szCs w:val="22"/>
-        </w:rPr>
-      </w:pPr>
-      <w:r>
-        <w:rPr>
-          <w:rFonts w:ascii="Titillium Web" w:hAnsi="Titillium Web"/>
-          <w:b/>
-          <w:sz w:val="22"/>
-          <w:szCs w:val="22"/>
+          <w:sz w:val="20"/>
+          <w:szCs w:val="20"/>
+        </w:rPr>
+      </w:pPr>
+      <w:r>
+        <w:rPr>
+          <w:rFonts w:ascii="Titillium Web" w:hAnsi="Titillium Web"/>
+          <w:b/>
+          <w:sz w:val="20"/>
+          <w:szCs w:val="20"/>
         </w:rPr>
         <w:t>CLÁUSULA</w:t>
       </w:r>
@@ -2135,8 +2017,8 @@
         <w:rPr>
           <w:rFonts w:ascii="Titillium Web" w:hAnsi="Titillium Web"/>
           <w:b/>
-          <w:sz w:val="22"/>
-          <w:szCs w:val="22"/>
+          <w:sz w:val="20"/>
+          <w:szCs w:val="20"/>
         </w:rPr>
         <w:t xml:space="preserve"> </w:t>
       </w:r>
@@ -2144,8 +2026,8 @@
         <w:rPr>
           <w:rFonts w:ascii="Titillium Web" w:hAnsi="Titillium Web"/>
           <w:b/>
-          <w:sz w:val="22"/>
-          <w:szCs w:val="22"/>
+          <w:sz w:val="20"/>
+          <w:szCs w:val="20"/>
         </w:rPr>
         <w:t>QUIN</w:t>
       </w:r>
@@ -2153,8 +2035,8 @@
         <w:rPr>
           <w:rFonts w:ascii="Titillium Web" w:hAnsi="Titillium Web"/>
           <w:b/>
-          <w:sz w:val="22"/>
-          <w:szCs w:val="22"/>
+          <w:sz w:val="20"/>
+          <w:szCs w:val="20"/>
         </w:rPr>
         <w:t xml:space="preserve">TA: </w:t>
       </w:r>
@@ -2162,8 +2044,8 @@
         <w:rPr>
           <w:rFonts w:ascii="Titillium Web" w:hAnsi="Titillium Web"/>
           <w:b/>
-          <w:sz w:val="22"/>
-          <w:szCs w:val="22"/>
+          <w:sz w:val="20"/>
+          <w:szCs w:val="20"/>
         </w:rPr>
         <w:t>ACEPTACIÓN</w:t>
       </w:r>
@@ -2174,8 +2056,8 @@
         <w:rPr>
           <w:rFonts w:ascii="Titillium Web" w:hAnsi="Titillium Web"/>
           <w:b/>
-          <w:sz w:val="22"/>
-          <w:szCs w:val="22"/>
+          <w:sz w:val="20"/>
+          <w:szCs w:val="20"/>
         </w:rPr>
       </w:pPr>
     </w:p>
@@ -2184,127 +2066,166 @@
         <w:jc w:val="both"/>
         <w:rPr>
           <w:rFonts w:ascii="Titillium Web" w:hAnsi="Titillium Web"/>
-          <w:sz w:val="22"/>
-          <w:szCs w:val="22"/>
-        </w:rPr>
-      </w:pPr>
-      <w:r>
-        <w:rPr>
-          <w:rFonts w:ascii="Titillium Web" w:hAnsi="Titillium Web"/>
-          <w:sz w:val="22"/>
-          <w:szCs w:val="22"/>
-        </w:rPr>
-        <w:t>Las partes suscribientes</w:t>
-      </w:r>
-      <w:r>
-        <w:rPr>
-          <w:rFonts w:ascii="Titillium Web" w:hAnsi="Titillium Web"/>
-          <w:sz w:val="22"/>
-          <w:szCs w:val="22"/>
-        </w:rPr>
-        <w:t xml:space="preserve"> acepta</w:t>
-      </w:r>
-      <w:r>
-        <w:rPr>
-          <w:rFonts w:ascii="Titillium Web" w:hAnsi="Titillium Web"/>
-          <w:sz w:val="22"/>
-          <w:szCs w:val="22"/>
-        </w:rPr>
-        <w:t>n</w:t>
-      </w:r>
-      <w:r>
-        <w:rPr>
-          <w:rFonts w:ascii="Titillium Web" w:hAnsi="Titillium Web"/>
-          <w:sz w:val="22"/>
-          <w:szCs w:val="22"/>
-        </w:rPr>
-        <w:t xml:space="preserve"> y certifica</w:t>
-      </w:r>
-      <w:r>
-        <w:rPr>
-          <w:rFonts w:ascii="Titillium Web" w:hAnsi="Titillium Web"/>
-          <w:sz w:val="22"/>
-          <w:szCs w:val="22"/>
-        </w:rPr>
-        <w:t>n</w:t>
-      </w:r>
-      <w:r>
-        <w:rPr>
-          <w:rFonts w:ascii="Titillium Web" w:hAnsi="Titillium Web"/>
-          <w:sz w:val="22"/>
-          <w:szCs w:val="22"/>
-        </w:rPr>
-        <w:t xml:space="preserve"> que </w:t>
+          <w:sz w:val="20"/>
+          <w:szCs w:val="20"/>
+        </w:rPr>
+      </w:pPr>
+      <w:r>
+        <w:rPr>
+          <w:rFonts w:ascii="Titillium Web" w:hAnsi="Titillium Web"/>
+          <w:sz w:val="20"/>
+          <w:szCs w:val="20"/>
+        </w:rPr>
+        <w:t xml:space="preserve">Las partes suscribientes aceptan y certifican que </w:t>
       </w:r>
       <w:r>
         <w:rPr>
           <w:rFonts w:ascii="Titillium Web" w:hAnsi="Titillium Web"/>
           <w:bCs/>
           <w:iCs/>
-          <w:sz w:val="22"/>
-          <w:szCs w:val="22"/>
-        </w:rPr>
-        <w:t xml:space="preserve">{elLaProveedor}</w:t>
-      </w:r>
-      <w:r>
-        <w:rPr>
-          <w:rFonts w:ascii="Titillium Web" w:hAnsi="Titillium Web"/>
-          <w:sz w:val="22"/>
-          <w:szCs w:val="22"/>
+          <w:sz w:val="20"/>
+          <w:szCs w:val="20"/>
+        </w:rPr>
+        <w:t>{elLaProveedor}</w:t>
+      </w:r>
+      <w:r>
+        <w:rPr>
+          <w:rFonts w:ascii="Titillium Web" w:hAnsi="Titillium Web"/>
+          <w:sz w:val="20"/>
+          <w:szCs w:val="20"/>
           <w:lang w:val="es-ES"/>
         </w:rPr>
+        <w:t xml:space="preserve"> - </w:t>
+      </w:r>
+      <w:r>
+        <w:rPr>
+          <w:rFonts w:ascii="Titillium Web" w:hAnsi="Titillium Web"/>
+          <w:b/>
+          <w:bCs/>
+          <w:sz w:val="20"/>
+          <w:szCs w:val="20"/>
+        </w:rPr>
+        <w:t>{proveedor}</w:t>
+      </w:r>
+      <w:r>
+        <w:rPr>
+          <w:rFonts w:ascii="Titillium Web" w:hAnsi="Titillium Web"/>
+          <w:sz w:val="20"/>
+          <w:szCs w:val="20"/>
+        </w:rPr>
+        <w:t xml:space="preserve"> ha entregado </w:t>
+      </w:r>
+      <w:r>
+        <w:rPr>
+          <w:rFonts w:ascii="Titillium Web" w:hAnsi="Titillium Web"/>
+          <w:sz w:val="20"/>
+          <w:szCs w:val="20"/>
+        </w:rPr>
+        <w:t>{elLosProducto}</w:t>
+      </w:r>
+      <w:r>
+        <w:rPr>
+          <w:rFonts w:ascii="Titillium Web" w:hAnsi="Titillium Web"/>
+          <w:sz w:val="20"/>
+          <w:szCs w:val="20"/>
+        </w:rPr>
         <w:t xml:space="preserve"> </w:t>
       </w:r>
       <w:r>
         <w:rPr>
           <w:rFonts w:ascii="Titillium Web" w:hAnsi="Titillium Web"/>
-          <w:sz w:val="22"/>
-          <w:szCs w:val="22"/>
-          <w:lang w:val="es-ES"/>
-        </w:rPr>
-        <w:t xml:space="preserve">- </w:t>
-      </w:r>
-      <w:r>
-        <w:rPr>
-          <w:rFonts w:ascii="Titillium Web" w:hAnsi="Titillium Web"/>
-          <w:b/>
-          <w:bCs/>
-          <w:sz w:val="22"/>
-          <w:szCs w:val="22"/>
-        </w:rPr>
-        <w:t>{proveedor}</w:t>
-      </w:r>
-      <w:r>
-        <w:rPr>
-          <w:rFonts w:ascii="Titillium Web" w:hAnsi="Titillium Web"/>
-          <w:sz w:val="22"/>
-          <w:szCs w:val="22"/>
-        </w:rPr>
-        <w:t xml:space="preserve"> ha entregado </w:t>
-      </w:r>
-      <w:r>
-        <w:rPr>
-          <w:rFonts w:ascii="Titillium Web" w:hAnsi="Titillium Web"/>
-          <w:sz w:val="22"/>
-          <w:szCs w:val="22"/>
-        </w:rPr>
-        <w:t xml:space="preserve">{elLosProducto}</w:t>
-      </w:r>
-      <w:r>
-        <w:rPr>
-          <w:rFonts w:ascii="Titillium Web" w:hAnsi="Titillium Web"/>
-          <w:sz w:val="22"/>
-          <w:szCs w:val="22"/>
+          <w:sz w:val="20"/>
+          <w:szCs w:val="20"/>
+        </w:rPr>
+        <w:t>materia del presente instrumento en los tiempos establecidos para su efecto</w:t>
+      </w:r>
+      <w:r>
+        <w:rPr>
+          <w:rFonts w:ascii="Titillium Web" w:hAnsi="Titillium Web"/>
+          <w:sz w:val="20"/>
+          <w:szCs w:val="20"/>
+        </w:rPr>
+        <w:t>. A su vez</w:t>
+      </w:r>
+      <w:r>
+        <w:rPr>
+          <w:rFonts w:ascii="Titillium Web" w:hAnsi="Titillium Web"/>
+          <w:sz w:val="20"/>
+          <w:szCs w:val="20"/>
+        </w:rPr>
+        <w:t xml:space="preserve">, </w:t>
+      </w:r>
+      <w:r>
+        <w:rPr>
+          <w:rFonts w:ascii="Titillium Web" w:hAnsi="Titillium Web"/>
+          <w:sz w:val="20"/>
+          <w:szCs w:val="20"/>
+        </w:rPr>
+        <w:t xml:space="preserve">aprueban </w:t>
+      </w:r>
+      <w:r>
+        <w:rPr>
+          <w:rFonts w:ascii="Titillium Web" w:hAnsi="Titillium Web"/>
+          <w:sz w:val="20"/>
+          <w:szCs w:val="20"/>
+        </w:rPr>
+        <w:t>la presente</w:t>
+      </w:r>
+      <w:r>
+        <w:rPr>
+          <w:rFonts w:ascii="Titillium Web" w:hAnsi="Titillium Web"/>
+          <w:sz w:val="20"/>
+          <w:szCs w:val="20"/>
         </w:rPr>
         <w:t xml:space="preserve"> </w:t>
       </w:r>
       <w:r>
         <w:rPr>
           <w:rFonts w:ascii="Titillium Web" w:hAnsi="Titillium Web"/>
-          <w:sz w:val="22"/>
-          <w:szCs w:val="22"/>
-        </w:rPr>
-        <w:t xml:space="preserve">materia del presente instrumento, en los tiempos establecidos para su efecto y aprueban el Acta en todo su contenido y para constancia y fe de lo estipulado, suscriben en unidad de acto en dos ejemplares de igual tenor y valor.  </w:t>
+          <w:sz w:val="20"/>
+          <w:szCs w:val="20"/>
+        </w:rPr>
+        <w:t>a</w:t>
+      </w:r>
+      <w:r>
+        <w:rPr>
+          <w:rFonts w:ascii="Titillium Web" w:hAnsi="Titillium Web"/>
+          <w:sz w:val="20"/>
+          <w:szCs w:val="20"/>
+        </w:rPr>
+        <w:t>cta en todo su contenido</w:t>
+      </w:r>
+      <w:r>
+        <w:rPr>
+          <w:rFonts w:ascii="Titillium Web" w:hAnsi="Titillium Web"/>
+          <w:sz w:val="20"/>
+          <w:szCs w:val="20"/>
+        </w:rPr>
+        <w:t>, por lo cual,</w:t>
+      </w:r>
+      <w:r>
+        <w:rPr>
+          <w:rFonts w:ascii="Titillium Web" w:hAnsi="Titillium Web"/>
+          <w:sz w:val="20"/>
+          <w:szCs w:val="20"/>
+        </w:rPr>
+        <w:t xml:space="preserve"> para constancia y fe de lo estipulado, suscriben en unidad de acto en dos </w:t>
+      </w:r>
+      <w:r>
+        <w:rPr>
+          <w:rFonts w:ascii="Titillium Web" w:hAnsi="Titillium Web"/>
+          <w:sz w:val="20"/>
+          <w:szCs w:val="20"/>
+        </w:rPr>
+        <w:t xml:space="preserve">(2) </w:t>
+      </w:r>
+      <w:r>
+        <w:rPr>
+          <w:rFonts w:ascii="Titillium Web" w:hAnsi="Titillium Web"/>
+          <w:sz w:val="20"/>
+          <w:szCs w:val="20"/>
+        </w:rPr>
+        <w:t xml:space="preserve">ejemplares de igual tenor y valor.  </w:t>
       </w:r>
     </w:p>
     <w:p>
@@ -2313,8 +2234,8 @@
         <w:rPr>
           <w:rFonts w:ascii="Titillium Web" w:hAnsi="Titillium Web"/>
           <w:b/>
-          <w:sz w:val="22"/>
-          <w:szCs w:val="22"/>
+          <w:sz w:val="20"/>
+          <w:szCs w:val="20"/>
         </w:rPr>
       </w:pPr>
     </w:p>
@@ -2347,15 +2268,15 @@
               <w:jc w:val="center"/>
               <w:rPr>
                 <w:rFonts w:ascii="Titillium Web" w:hAnsi="Titillium Web"/>
-                <w:sz w:val="22"/>
-                <w:szCs w:val="22"/>
+                <w:sz w:val="20"/>
+                <w:szCs w:val="20"/>
               </w:rPr>
             </w:pPr>
             <w:r>
               <w:rPr>
                 <w:rFonts w:ascii="Titillium Web" w:eastAsia="Arial" w:hAnsi="Titillium Web" w:cs="Arial"/>
-                <w:sz w:val="22"/>
-                <w:szCs w:val="22"/>
+                <w:sz w:val="20"/>
+                <w:szCs w:val="20"/>
               </w:rPr>
               <w:t>______________________________</w:t>
             </w:r>
@@ -2367,8 +2288,8 @@
                 <w:rFonts w:ascii="Titillium Web" w:eastAsia="Arial" w:hAnsi="Titillium Web" w:cs="Arial"/>
                 <w:b/>
                 <w:bCs/>
-                <w:sz w:val="22"/>
-                <w:szCs w:val="22"/>
+                <w:sz w:val="20"/>
+                <w:szCs w:val="20"/>
               </w:rPr>
             </w:pPr>
             <w:r>
@@ -2376,8 +2297,8 @@
                 <w:rFonts w:ascii="Titillium Web" w:eastAsia="Arial" w:hAnsi="Titillium Web" w:cs="Arial"/>
                 <w:b/>
                 <w:bCs/>
-                <w:sz w:val="22"/>
-                <w:szCs w:val="22"/>
+                <w:sz w:val="20"/>
+                <w:szCs w:val="20"/>
               </w:rPr>
               <w:t>{jefe}</w:t>
             </w:r>
@@ -2387,23 +2308,23 @@
               <w:jc w:val="center"/>
               <w:rPr>
                 <w:rFonts w:ascii="Titillium Web" w:eastAsia="Arial" w:hAnsi="Titillium Web" w:cs="Arial"/>
-                <w:sz w:val="22"/>
-                <w:szCs w:val="22"/>
+                <w:sz w:val="20"/>
+                <w:szCs w:val="20"/>
               </w:rPr>
             </w:pPr>
             <w:r>
               <w:rPr>
                 <w:rFonts w:ascii="Titillium Web" w:eastAsia="Arial" w:hAnsi="Titillium Web" w:cs="Arial"/>
-                <w:sz w:val="22"/>
-                <w:szCs w:val="22"/>
-              </w:rPr>
-              <w:t xml:space="preserve">{administradorAP}</w:t>
+                <w:sz w:val="20"/>
+                <w:szCs w:val="20"/>
+              </w:rPr>
+              <w:t>{administradorAP}</w:t>
             </w:r>
             <w:r>
               <w:rPr>
                 <w:rFonts w:ascii="Titillium Web" w:eastAsia="Arial" w:hAnsi="Titillium Web" w:cs="Arial"/>
-                <w:sz w:val="22"/>
-                <w:szCs w:val="22"/>
+                <w:sz w:val="20"/>
+                <w:szCs w:val="20"/>
               </w:rPr>
               <w:t xml:space="preserve"> del área protegida</w:t>
             </w:r>
@@ -2413,15 +2334,15 @@
               <w:jc w:val="center"/>
               <w:rPr>
                 <w:rFonts w:ascii="Titillium Web" w:hAnsi="Titillium Web"/>
-                <w:sz w:val="22"/>
-                <w:szCs w:val="22"/>
+                <w:sz w:val="20"/>
+                <w:szCs w:val="20"/>
               </w:rPr>
             </w:pPr>
             <w:r>
               <w:rPr>
                 <w:rFonts w:ascii="Titillium Web" w:eastAsia="Arial" w:hAnsi="Titillium Web" w:cs="Arial"/>
-                <w:sz w:val="22"/>
-                <w:szCs w:val="22"/>
+                <w:sz w:val="20"/>
+                <w:szCs w:val="20"/>
               </w:rPr>
               <w:t>Ministerio del Ambiente y Energía</w:t>
             </w:r>
@@ -2442,15 +2363,15 @@
               <w:jc w:val="center"/>
               <w:rPr>
                 <w:rFonts w:ascii="Titillium Web" w:hAnsi="Titillium Web"/>
-                <w:sz w:val="22"/>
-                <w:szCs w:val="22"/>
+                <w:sz w:val="20"/>
+                <w:szCs w:val="20"/>
               </w:rPr>
             </w:pPr>
             <w:r>
               <w:rPr>
                 <w:rFonts w:ascii="Titillium Web" w:eastAsia="Arial" w:hAnsi="Titillium Web" w:cs="Arial"/>
-                <w:sz w:val="22"/>
-                <w:szCs w:val="22"/>
+                <w:sz w:val="20"/>
+                <w:szCs w:val="20"/>
               </w:rPr>
               <w:t>______________________________</w:t>
             </w:r>
@@ -2462,8 +2383,8 @@
                 <w:rFonts w:ascii="Titillium Web" w:eastAsia="Arial" w:hAnsi="Titillium Web" w:cs="Arial"/>
                 <w:b/>
                 <w:bCs/>
-                <w:sz w:val="22"/>
-                <w:szCs w:val="22"/>
+                <w:sz w:val="20"/>
+                <w:szCs w:val="20"/>
               </w:rPr>
             </w:pPr>
             <w:r>
@@ -2471,8 +2392,8 @@
                 <w:rFonts w:ascii="Titillium Web" w:eastAsia="Arial" w:hAnsi="Titillium Web" w:cs="Arial"/>
                 <w:b/>
                 <w:bCs/>
-                <w:sz w:val="22"/>
-                <w:szCs w:val="22"/>
+                <w:sz w:val="20"/>
+                <w:szCs w:val="20"/>
               </w:rPr>
               <w:t>{ac}</w:t>
             </w:r>
@@ -2482,17 +2403,17 @@
               <w:jc w:val="center"/>
               <w:rPr>
                 <w:rFonts w:ascii="Titillium Web" w:hAnsi="Titillium Web"/>
-                <w:sz w:val="22"/>
-                <w:szCs w:val="22"/>
+                <w:sz w:val="20"/>
+                <w:szCs w:val="20"/>
               </w:rPr>
             </w:pPr>
             <w:r>
               <w:rPr>
                 <w:rFonts w:ascii="Titillium Web" w:hAnsi="Titillium Web"/>
-                <w:sz w:val="22"/>
-                <w:szCs w:val="22"/>
-              </w:rPr>
-              <w:t xml:space="preserve">{administradoracontadora}</w:t>
+                <w:sz w:val="20"/>
+                <w:szCs w:val="20"/>
+              </w:rPr>
+              <w:t>{administradoracontadora}</w:t>
             </w:r>
           </w:p>
           <w:p>
@@ -2500,15 +2421,15 @@
               <w:jc w:val="center"/>
               <w:rPr>
                 <w:rFonts w:ascii="Titillium Web" w:hAnsi="Titillium Web"/>
-                <w:sz w:val="22"/>
-                <w:szCs w:val="22"/>
+                <w:sz w:val="20"/>
+                <w:szCs w:val="20"/>
               </w:rPr>
             </w:pPr>
             <w:r>
               <w:rPr>
                 <w:rFonts w:ascii="Titillium Web" w:hAnsi="Titillium Web"/>
-                <w:sz w:val="22"/>
-                <w:szCs w:val="22"/>
+                <w:sz w:val="20"/>
+                <w:szCs w:val="20"/>
               </w:rPr>
               <w:t>FIAS</w:t>
             </w:r>
@@ -2531,15 +2452,15 @@
               <w:jc w:val="center"/>
               <w:rPr>
                 <w:rFonts w:ascii="Titillium Web" w:hAnsi="Titillium Web"/>
-                <w:sz w:val="22"/>
-                <w:szCs w:val="22"/>
+                <w:sz w:val="20"/>
+                <w:szCs w:val="20"/>
               </w:rPr>
             </w:pPr>
             <w:r>
               <w:rPr>
                 <w:rFonts w:ascii="Titillium Web" w:eastAsia="Arial" w:hAnsi="Titillium Web" w:cs="Arial"/>
-                <w:sz w:val="22"/>
-                <w:szCs w:val="22"/>
+                <w:sz w:val="20"/>
+                <w:szCs w:val="20"/>
               </w:rPr>
               <w:t>______________________________</w:t>
             </w:r>
@@ -2549,8 +2470,8 @@
               <w:jc w:val="center"/>
               <w:rPr>
                 <w:rFonts w:ascii="Titillium Web" w:hAnsi="Titillium Web"/>
-                <w:sz w:val="22"/>
-                <w:szCs w:val="22"/>
+                <w:sz w:val="20"/>
+                <w:szCs w:val="20"/>
               </w:rPr>
             </w:pPr>
             <w:r>
@@ -2558,8 +2479,8 @@
                 <w:rFonts w:ascii="Titillium Web" w:eastAsia="Arial" w:hAnsi="Titillium Web" w:cs="Arial"/>
                 <w:b/>
                 <w:bCs/>
-                <w:sz w:val="22"/>
-                <w:szCs w:val="22"/>
+                <w:sz w:val="20"/>
+                <w:szCs w:val="20"/>
               </w:rPr>
               <w:t>{proveedor}</w:t>
             </w:r>
@@ -2569,8 +2490,8 @@
               <w:jc w:val="center"/>
               <w:rPr>
                 <w:rFonts w:ascii="Titillium Web" w:eastAsia="Arial" w:hAnsi="Titillium Web" w:cs="Arial"/>
-                <w:sz w:val="22"/>
-                <w:szCs w:val="22"/>
+                <w:sz w:val="20"/>
+                <w:szCs w:val="20"/>
               </w:rPr>
             </w:pPr>
             <w:r>
@@ -2578,8 +2499,8 @@
                 <w:rFonts w:ascii="Titillium Web" w:eastAsia="Arial" w:hAnsi="Titillium Web" w:cs="Arial"/>
                 <w:b/>
                 <w:bCs/>
-                <w:sz w:val="22"/>
-                <w:szCs w:val="22"/>
+                <w:sz w:val="20"/>
+                <w:szCs w:val="20"/>
               </w:rPr>
               <w:t xml:space="preserve">RUC: </w:t>
             </w:r>
@@ -2588,16 +2509,16 @@
                 <w:rFonts w:ascii="Titillium Web" w:eastAsia="Arial" w:hAnsi="Titillium Web" w:cs="Arial"/>
                 <w:b/>
                 <w:bCs/>
-                <w:sz w:val="22"/>
-                <w:szCs w:val="22"/>
+                <w:sz w:val="20"/>
+                <w:szCs w:val="20"/>
               </w:rPr>
               <w:t>{proveedorRuc}</w:t>
             </w:r>
             <w:r>
               <w:rPr>
                 <w:rFonts w:ascii="Titillium Web" w:eastAsia="Arial" w:hAnsi="Titillium Web" w:cs="Arial"/>
-                <w:sz w:val="22"/>
-                <w:szCs w:val="22"/>
+                <w:sz w:val="20"/>
+                <w:szCs w:val="20"/>
               </w:rPr>
               <w:t xml:space="preserve"> </w:t>
             </w:r>
@@ -2607,17 +2528,17 @@
               <w:jc w:val="center"/>
               <w:rPr>
                 <w:rFonts w:ascii="Titillium Web" w:eastAsia="Arial" w:hAnsi="Titillium Web" w:cs="Arial"/>
-                <w:sz w:val="22"/>
-                <w:szCs w:val="22"/>
+                <w:sz w:val="20"/>
+                <w:szCs w:val="20"/>
               </w:rPr>
             </w:pPr>
             <w:r>
               <w:rPr>
                 <w:rFonts w:ascii="Titillium Web" w:eastAsia="Arial" w:hAnsi="Titillium Web" w:cs="Arial"/>
-                <w:sz w:val="22"/>
-                <w:szCs w:val="22"/>
-              </w:rPr>
-              <w:t xml:space="preserve">{ProveedorTitulo}</w:t>
+                <w:sz w:val="20"/>
+                <w:szCs w:val="20"/>
+              </w:rPr>
+              <w:t>{ProveedorTitulo}</w:t>
             </w:r>
           </w:p>
           <w:p>
@@ -2625,8 +2546,8 @@
               <w:jc w:val="center"/>
               <w:rPr>
                 <w:rFonts w:ascii="Titillium Web" w:hAnsi="Titillium Web"/>
-                <w:sz w:val="22"/>
-                <w:szCs w:val="22"/>
+                <w:sz w:val="20"/>
+                <w:szCs w:val="20"/>
               </w:rPr>
             </w:pPr>
           </w:p>
@@ -2646,8 +2567,8 @@
               <w:jc w:val="center"/>
               <w:rPr>
                 <w:rFonts w:ascii="Titillium Web" w:hAnsi="Titillium Web"/>
-                <w:sz w:val="22"/>
-                <w:szCs w:val="22"/>
+                <w:sz w:val="20"/>
+                <w:szCs w:val="20"/>
               </w:rPr>
             </w:pPr>
           </w:p>
@@ -2672,8 +2593,8 @@
               <w:jc w:val="center"/>
               <w:rPr>
                 <w:rFonts w:ascii="Titillium Web" w:hAnsi="Titillium Web"/>
-                <w:sz w:val="22"/>
-                <w:szCs w:val="22"/>
+                <w:sz w:val="20"/>
+                <w:szCs w:val="20"/>
               </w:rPr>
             </w:pPr>
           </w:p>
@@ -2686,8 +2607,8 @@
             <w:pPr>
               <w:rPr>
                 <w:rFonts w:ascii="Titillium Web" w:hAnsi="Titillium Web"/>
-                <w:sz w:val="22"/>
-                <w:szCs w:val="22"/>
+                <w:sz w:val="20"/>
+                <w:szCs w:val="20"/>
               </w:rPr>
             </w:pPr>
           </w:p>
@@ -2698,8 +2619,8 @@
       <w:pPr>
         <w:rPr>
           <w:rFonts w:ascii="Titillium Web" w:hAnsi="Titillium Web"/>
-          <w:sz w:val="22"/>
-          <w:szCs w:val="22"/>
+          <w:sz w:val="20"/>
+          <w:szCs w:val="20"/>
           <w:lang w:val="es-ES"/>
         </w:rPr>
       </w:pPr>
@@ -2959,16 +2880,16 @@
             </w:tabs>
             <w:rPr>
               <w:rFonts w:ascii="Titillium Web" w:hAnsi="Titillium Web" w:cs="Arial"/>
-              <w:sz w:val="18"/>
-              <w:szCs w:val="18"/>
+              <w:sz w:val="20"/>
+              <w:szCs w:val="20"/>
               <w:lang w:eastAsia="es-ES"/>
             </w:rPr>
           </w:pPr>
           <w:r>
             <w:rPr>
               <w:rFonts w:ascii="Titillium Web" w:hAnsi="Titillium Web" w:cs="Arial"/>
-              <w:sz w:val="18"/>
-              <w:szCs w:val="18"/>
+              <w:sz w:val="20"/>
+              <w:szCs w:val="20"/>
               <w:lang w:eastAsia="es-ES"/>
             </w:rPr>
             <w:t>Código: FAP-2026-0</w:t>
@@ -2976,8 +2897,8 @@
           <w:r>
             <w:rPr>
               <w:rFonts w:ascii="Titillium Web" w:hAnsi="Titillium Web" w:cs="Arial"/>
-              <w:sz w:val="18"/>
-              <w:szCs w:val="18"/>
+              <w:sz w:val="20"/>
+              <w:szCs w:val="20"/>
               <w:lang w:eastAsia="es-ES"/>
             </w:rPr>
             <w:t>7</w:t>
@@ -3059,37 +2980,19 @@
             </w:tabs>
             <w:rPr>
               <w:rFonts w:ascii="Titillium Web" w:hAnsi="Titillium Web" w:cs="Arial"/>
-              <w:sz w:val="18"/>
-              <w:szCs w:val="18"/>
+              <w:sz w:val="20"/>
+              <w:szCs w:val="20"/>
               <w:lang w:val="en-US" w:eastAsia="es-ES"/>
             </w:rPr>
           </w:pPr>
           <w:r>
             <w:rPr>
               <w:rFonts w:ascii="Titillium Web" w:hAnsi="Titillium Web" w:cs="Arial"/>
-              <w:sz w:val="18"/>
-              <w:szCs w:val="18"/>
+              <w:sz w:val="20"/>
+              <w:szCs w:val="20"/>
               <w:lang w:val="es-MX" w:eastAsia="es-ES"/>
             </w:rPr>
-            <w:t xml:space="preserve">Fecha: </w:t>
-          </w:r>
-          <w:r>
-            <w:rPr>
-              <w:rFonts w:ascii="Titillium Web" w:hAnsi="Titillium Web" w:cs="Arial"/>
-              <w:sz w:val="18"/>
-              <w:szCs w:val="18"/>
-              <w:lang w:val="es-MX" w:eastAsia="es-ES"/>
-            </w:rPr>
-            <w:t>8</w:t>
-          </w:r>
-          <w:r>
-            <w:rPr>
-              <w:rFonts w:ascii="Titillium Web" w:hAnsi="Titillium Web" w:cs="Arial"/>
-              <w:sz w:val="18"/>
-              <w:szCs w:val="18"/>
-              <w:lang w:val="es-MX" w:eastAsia="es-ES"/>
-            </w:rPr>
-            <w:t>/6/2026</w:t>
+            <w:t>Fecha: 8/6/2026</w:t>
           </w:r>
         </w:p>
       </w:tc>
@@ -4183,896 +4086,6 @@
 </w:styles>
 </file>
 
-<file path=word/glossary/document.xml><?xml version="1.0" encoding="utf-8"?>
-<w:glossaryDocument xmlns:wpc="http://schemas.microsoft.com/office/word/2010/wordprocessingCanvas" xmlns:cx="http://schemas.microsoft.com/office/drawing/2014/chartex" xmlns:cx1="http://schemas.microsoft.com/office/drawing/2015/9/8/chartex" xmlns:cx2="http://schemas.microsoft.com/office/drawing/2015/10/21/chartex" xmlns:cx3="http://schemas.microsoft.com/office/drawing/2016/5/9/chartex" xmlns:cx4="http://schemas.microsoft.com/office/drawing/2016/5/10/chartex" xmlns:cx5="http://schemas.microsoft.com/office/drawing/2016/5/11/chartex" xmlns:cx6="http://schemas.microsoft.com/office/drawing/2016/5/12/chartex" xmlns:cx7="http://schemas.microsoft.com/office/drawing/2016/5/13/chartex" xmlns:cx8="http://schemas.microsoft.com/office/drawing/2016/5/14/chartex" xmlns:mc="http://schemas.openxmlformats.org/markup-compatibility/2006" xmlns:aink="http://schemas.microsoft.com/office/drawing/2016/ink" xmlns:am3d="http://schemas.microsoft.com/office/drawing/2017/model3d" xmlns:o="urn:schemas-microsoft-com:office:office" xmlns:oel="http://schemas.microsoft.com/office/2019/extlst" xmlns:r="http://schemas.openxmlformats.org/officeDocument/2006/relationships" xmlns:m="http://schemas.openxmlformats.org/officeDocument/2006/math" xmlns:v="urn:schemas-microsoft-com:vml" xmlns:wp14="http://schemas.microsoft.com/office/word/2010/wordprocessingDrawing" xmlns:wp="http://schemas.openxmlformats.org/drawingml/2006/wordprocessingDrawing" xmlns:w10="urn:schemas-microsoft-com:office:word" xmlns:w="http://schemas.openxmlformats.org/wordprocessingml/2006/main" xmlns:w14="http://schemas.microsoft.com/office/word/2010/wordml" xmlns:w15="http://schemas.microsoft.com/office/word/2012/wordml" xmlns:w16cex="http://schemas.microsoft.com/office/word/2018/wordml/cex" xmlns:w16cid="http://schemas.microsoft.com/office/word/2016/wordml/cid" xmlns:w16="http://schemas.microsoft.com/office/word/2018/wordml" xmlns:w16du="http://schemas.microsoft.com/office/word/2023/wordml/word16du" xmlns:w16sdtdh="http://schemas.microsoft.com/office/word/2020/wordml/sdtdatahash" xmlns:w16sdtfl="http://schemas.microsoft.com/office/word/2024/wordml/sdtformatlock" xmlns:w16se="http://schemas.microsoft.com/office/word/2015/wordml/symex" xmlns:wpg="http://schemas.microsoft.com/office/word/2010/wordprocessingGroup" xmlns:wpi="http://schemas.microsoft.com/office/word/2010/wordprocessingInk" xmlns:wne="http://schemas.microsoft.com/office/word/2006/wordml" xmlns:wps="http://schemas.microsoft.com/office/word/2010/wordprocessingShape" mc:Ignorable="w14 w15 w16se w16cid w16 w16cex w16sdtdh w16sdtfl w16du wp14">
-  <w:docParts>
-    <w:docPart>
-      <w:docPartPr>
-        <w:name w:val="89E7B95FE28C450DBAFEDDDAA25A2DB6"/>
-        <w:category>
-          <w:name w:val="General"/>
-          <w:gallery w:val="placeholder"/>
-        </w:category>
-        <w:types>
-          <w:type w:val="bbPlcHdr"/>
-        </w:types>
-        <w:behaviors>
-          <w:behavior w:val="content"/>
-        </w:behaviors>
-        <w:guid w:val="{D5BD0A57-5BCE-4F9C-B4A9-53A5D3898386}"/>
-      </w:docPartPr>
-      <w:docPartBody>
-        <w:p>
-          <w:pPr>
-            <w:pStyle w:val="89E7B95FE28C450DBAFEDDDAA25A2DB6"/>
-          </w:pPr>
-          <w:r>
-            <w:rPr>
-              <w:rStyle w:val="Textodelmarcadordeposicin"/>
-            </w:rPr>
-            <w:t>Elija un elemento.</w:t>
-          </w:r>
-        </w:p>
-      </w:docPartBody>
-    </w:docPart>
-    <w:docPart>
-      <w:docPartPr>
-        <w:name w:val="54F11F96D3F34737A68BF90621F3016E"/>
-        <w:category>
-          <w:name w:val="General"/>
-          <w:gallery w:val="placeholder"/>
-        </w:category>
-        <w:types>
-          <w:type w:val="bbPlcHdr"/>
-        </w:types>
-        <w:behaviors>
-          <w:behavior w:val="content"/>
-        </w:behaviors>
-        <w:guid w:val="{638DD68F-E723-49E1-983B-5B10CDF62D37}"/>
-      </w:docPartPr>
-      <w:docPartBody>
-        <w:p>
-          <w:pPr>
-            <w:pStyle w:val="54F11F96D3F34737A68BF90621F3016E"/>
-          </w:pPr>
-          <w:r>
-            <w:rPr>
-              <w:rStyle w:val="Textodelmarcadordeposicin"/>
-            </w:rPr>
-            <w:t>Elija un elemento.</w:t>
-          </w:r>
-        </w:p>
-      </w:docPartBody>
-    </w:docPart>
-    <w:docPart>
-      <w:docPartPr>
-        <w:name w:val="78FCFB6BF96847FFAFCD4CCEF231C6D4"/>
-        <w:category>
-          <w:name w:val="General"/>
-          <w:gallery w:val="placeholder"/>
-        </w:category>
-        <w:types>
-          <w:type w:val="bbPlcHdr"/>
-        </w:types>
-        <w:behaviors>
-          <w:behavior w:val="content"/>
-        </w:behaviors>
-        <w:guid w:val="{320129A9-B86E-4F37-A5AE-87B709900DB1}"/>
-      </w:docPartPr>
-      <w:docPartBody>
-        <w:p>
-          <w:pPr>
-            <w:pStyle w:val="78FCFB6BF96847FFAFCD4CCEF231C6D4"/>
-          </w:pPr>
-          <w:r>
-            <w:rPr>
-              <w:rStyle w:val="Textodelmarcadordeposicin"/>
-            </w:rPr>
-            <w:t>Elija un elemento.</w:t>
-          </w:r>
-        </w:p>
-      </w:docPartBody>
-    </w:docPart>
-    <w:docPart>
-      <w:docPartPr>
-        <w:name w:val="A880D99183394179866453AEA1D386FF"/>
-        <w:category>
-          <w:name w:val="General"/>
-          <w:gallery w:val="placeholder"/>
-        </w:category>
-        <w:types>
-          <w:type w:val="bbPlcHdr"/>
-        </w:types>
-        <w:behaviors>
-          <w:behavior w:val="content"/>
-        </w:behaviors>
-        <w:guid w:val="{FA0B416C-4F52-49A7-8473-4839B092A65F}"/>
-      </w:docPartPr>
-      <w:docPartBody>
-        <w:p>
-          <w:pPr>
-            <w:pStyle w:val="A880D99183394179866453AEA1D386FF"/>
-          </w:pPr>
-          <w:r>
-            <w:rPr>
-              <w:rStyle w:val="Textodelmarcadordeposicin"/>
-            </w:rPr>
-            <w:t>Elija un elemento.</w:t>
-          </w:r>
-        </w:p>
-      </w:docPartBody>
-    </w:docPart>
-    <w:docPart>
-      <w:docPartPr>
-        <w:name w:val="06E9011538DE431B8D476A1777A84137"/>
-        <w:category>
-          <w:name w:val="General"/>
-          <w:gallery w:val="placeholder"/>
-        </w:category>
-        <w:types>
-          <w:type w:val="bbPlcHdr"/>
-        </w:types>
-        <w:behaviors>
-          <w:behavior w:val="content"/>
-        </w:behaviors>
-        <w:guid w:val="{9DF43AE6-6AF8-417D-98E5-B58083E4C382}"/>
-      </w:docPartPr>
-      <w:docPartBody>
-        <w:p>
-          <w:pPr>
-            <w:pStyle w:val="06E9011538DE431B8D476A1777A84137"/>
-          </w:pPr>
-          <w:r>
-            <w:rPr>
-              <w:rStyle w:val="Textodelmarcadordeposicin"/>
-            </w:rPr>
-            <w:t>Elija un elemento.</w:t>
-          </w:r>
-        </w:p>
-      </w:docPartBody>
-    </w:docPart>
-    <w:docPart>
-      <w:docPartPr>
-        <w:name w:val="0F347F8A13CD414BB1AD117E1B5B3A7F"/>
-        <w:category>
-          <w:name w:val="General"/>
-          <w:gallery w:val="placeholder"/>
-        </w:category>
-        <w:types>
-          <w:type w:val="bbPlcHdr"/>
-        </w:types>
-        <w:behaviors>
-          <w:behavior w:val="content"/>
-        </w:behaviors>
-        <w:guid w:val="{C3500598-564B-4D4E-85E3-1CEF1063B4DC}"/>
-      </w:docPartPr>
-      <w:docPartBody>
-        <w:p>
-          <w:pPr>
-            <w:pStyle w:val="0F347F8A13CD414BB1AD117E1B5B3A7F"/>
-          </w:pPr>
-          <w:r>
-            <w:rPr>
-              <w:rStyle w:val="Textodelmarcadordeposicin"/>
-            </w:rPr>
-            <w:t>Elija un elemento.</w:t>
-          </w:r>
-        </w:p>
-      </w:docPartBody>
-    </w:docPart>
-    <w:docPart>
-      <w:docPartPr>
-        <w:name w:val="B39CAC503D8446A78CCCAB6CD4BED9EC"/>
-        <w:category>
-          <w:name w:val="General"/>
-          <w:gallery w:val="placeholder"/>
-        </w:category>
-        <w:types>
-          <w:type w:val="bbPlcHdr"/>
-        </w:types>
-        <w:behaviors>
-          <w:behavior w:val="content"/>
-        </w:behaviors>
-        <w:guid w:val="{31C41FD7-31D4-417F-8DCE-DCA42D532225}"/>
-      </w:docPartPr>
-      <w:docPartBody>
-        <w:p>
-          <w:pPr>
-            <w:pStyle w:val="B39CAC503D8446A78CCCAB6CD4BED9EC"/>
-          </w:pPr>
-          <w:r>
-            <w:rPr>
-              <w:rStyle w:val="Textodelmarcadordeposicin"/>
-            </w:rPr>
-            <w:t>Elija un elemento.</w:t>
-          </w:r>
-        </w:p>
-      </w:docPartBody>
-    </w:docPart>
-    <w:docPart>
-      <w:docPartPr>
-        <w:name w:val="AC88F1575C3641A2A0A85C9CA0C6E174"/>
-        <w:category>
-          <w:name w:val="General"/>
-          <w:gallery w:val="placeholder"/>
-        </w:category>
-        <w:types>
-          <w:type w:val="bbPlcHdr"/>
-        </w:types>
-        <w:behaviors>
-          <w:behavior w:val="content"/>
-        </w:behaviors>
-        <w:guid w:val="{0E2AEF35-7E48-4D59-8E05-990B263EBA86}"/>
-      </w:docPartPr>
-      <w:docPartBody>
-        <w:p>
-          <w:pPr>
-            <w:pStyle w:val="AC88F1575C3641A2A0A85C9CA0C6E174"/>
-          </w:pPr>
-          <w:r>
-            <w:rPr>
-              <w:rStyle w:val="Textodelmarcadordeposicin"/>
-            </w:rPr>
-            <w:t>Elija un elemento.</w:t>
-          </w:r>
-        </w:p>
-      </w:docPartBody>
-    </w:docPart>
-  </w:docParts>
-</w:glossaryDocument>
-</file>
-
-<file path=word/glossary/fontTable.xml><?xml version="1.0" encoding="utf-8"?>
-<w:fonts xmlns:mc="http://schemas.openxmlformats.org/markup-compatibility/2006" xmlns:r="http://schemas.openxmlformats.org/officeDocument/2006/relationships" xmlns:w="http://schemas.openxmlformats.org/wordprocessingml/2006/main" xmlns:w14="http://schemas.microsoft.com/office/word/2010/wordml" xmlns:w15="http://schemas.microsoft.com/office/word/2012/wordml" xmlns:w16cex="http://schemas.microsoft.com/office/word/2018/wordml/cex" xmlns:w16cid="http://schemas.microsoft.com/office/word/2016/wordml/cid" xmlns:w16="http://schemas.microsoft.com/office/word/2018/wordml" xmlns:w16du="http://schemas.microsoft.com/office/word/2023/wordml/word16du" xmlns:w16sdtdh="http://schemas.microsoft.com/office/word/2020/wordml/sdtdatahash" xmlns:w16sdtfl="http://schemas.microsoft.com/office/word/2024/wordml/sdtformatlock" xmlns:w16se="http://schemas.microsoft.com/office/word/2015/wordml/symex" mc:Ignorable="w14 w15 w16se w16cid w16 w16cex w16sdtdh w16sdtfl w16du">
-  <w:font w:name="Symbol">
-    <w:panose1 w:val="05050102010706020507"/>
-    <w:charset w:val="02"/>
-    <w:family w:val="roman"/>
-    <w:pitch w:val="variable"/>
-    <w:sig w:usb0="00000000" w:usb1="10000000" w:usb2="00000000" w:usb3="00000000" w:csb0="80000000" w:csb1="00000000"/>
-  </w:font>
-  <w:font w:name="Times New Roman">
-    <w:panose1 w:val="02020603050405020304"/>
-    <w:charset w:val="00"/>
-    <w:family w:val="roman"/>
-    <w:pitch w:val="variable"/>
-    <w:sig w:usb0="E0002EFF" w:usb1="C000785B" w:usb2="00000009" w:usb3="00000000" w:csb0="000001FF" w:csb1="00000000"/>
-  </w:font>
-  <w:font w:name="Courier New">
-    <w:panose1 w:val="02070309020205020404"/>
-    <w:charset w:val="00"/>
-    <w:family w:val="modern"/>
-    <w:pitch w:val="fixed"/>
-    <w:sig w:usb0="E0002EFF" w:usb1="C0007843" w:usb2="00000009" w:usb3="00000000" w:csb0="000001FF" w:csb1="00000000"/>
-  </w:font>
-  <w:font w:name="Wingdings">
-    <w:panose1 w:val="05000000000000000000"/>
-    <w:charset w:val="02"/>
-    <w:family w:val="auto"/>
-    <w:pitch w:val="variable"/>
-    <w:sig w:usb0="00000000" w:usb1="10000000" w:usb2="00000000" w:usb3="00000000" w:csb0="80000000" w:csb1="00000000"/>
-  </w:font>
-  <w:font w:name="Garamond">
-    <w:panose1 w:val="02020404030301010803"/>
-    <w:charset w:val="00"/>
-    <w:family w:val="roman"/>
-    <w:pitch w:val="variable"/>
-    <w:sig w:usb0="00000287" w:usb1="00000000" w:usb2="00000000" w:usb3="00000000" w:csb0="0000009F" w:csb1="00000000"/>
-  </w:font>
-  <w:font w:name="Calibri">
-    <w:panose1 w:val="020F0502020204030204"/>
-    <w:charset w:val="00"/>
-    <w:family w:val="swiss"/>
-    <w:pitch w:val="variable"/>
-    <w:sig w:usb0="E4002EFF" w:usb1="C000247B" w:usb2="00000009" w:usb3="00000000" w:csb0="000001FF" w:csb1="00000000"/>
-  </w:font>
-  <w:font w:name="MS Gothic">
-    <w:altName w:val="ＭＳ ゴシック"/>
-    <w:panose1 w:val="020B0609070205080204"/>
-    <w:charset w:val="80"/>
-    <w:family w:val="modern"/>
-    <w:pitch w:val="fixed"/>
-    <w:sig w:usb0="E00002FF" w:usb1="6AC7FDFB" w:usb2="08000012" w:usb3="00000000" w:csb0="0002009F" w:csb1="00000000"/>
-  </w:font>
-  <w:font w:name="Lucida Sans Unicode">
-    <w:panose1 w:val="020B0602030504020204"/>
-    <w:charset w:val="00"/>
-    <w:family w:val="swiss"/>
-    <w:pitch w:val="variable"/>
-    <w:sig w:usb0="80000AFF" w:usb1="0000396B" w:usb2="00000000" w:usb3="00000000" w:csb0="000000BF" w:csb1="00000000"/>
-  </w:font>
-  <w:font w:name="Tahoma">
-    <w:panose1 w:val="020B0604030504040204"/>
-    <w:charset w:val="00"/>
-    <w:family w:val="swiss"/>
-    <w:pitch w:val="variable"/>
-    <w:sig w:usb0="E1002EFF" w:usb1="C000605B" w:usb2="00000029" w:usb3="00000000" w:csb0="000101FF" w:csb1="00000000"/>
-  </w:font>
-  <w:font w:name="Verdana">
-    <w:panose1 w:val="020B0604030504040204"/>
-    <w:charset w:val="00"/>
-    <w:family w:val="swiss"/>
-    <w:pitch w:val="variable"/>
-    <w:sig w:usb0="A00006FF" w:usb1="4000205B" w:usb2="00000010" w:usb3="00000000" w:csb0="0000019F" w:csb1="00000000"/>
-  </w:font>
-  <w:font w:name="Titillium Web">
-    <w:altName w:val="Calibri"/>
-    <w:panose1 w:val="00000500000000000000"/>
-    <w:charset w:val="4D"/>
-    <w:family w:val="auto"/>
-    <w:pitch w:val="variable"/>
-    <w:sig w:usb0="00000007" w:usb1="00000001" w:usb2="00000000" w:usb3="00000000" w:csb0="00000093" w:csb1="00000000"/>
-  </w:font>
-  <w:font w:name="Arial">
-    <w:panose1 w:val="020B0604020202020204"/>
-    <w:charset w:val="00"/>
-    <w:family w:val="swiss"/>
-    <w:pitch w:val="variable"/>
-    <w:sig w:usb0="E0002EFF" w:usb1="C000785B" w:usb2="00000009" w:usb3="00000000" w:csb0="000001FF" w:csb1="00000000"/>
-  </w:font>
-  <w:font w:name="Arial Unicode MS">
-    <w:panose1 w:val="020B0604020202020204"/>
-    <w:charset w:val="00"/>
-    <w:family w:val="roman"/>
-    <w:pitch w:val="variable"/>
-    <w:sig w:usb0="00000003" w:usb1="00000000" w:usb2="00000000" w:usb3="00000000" w:csb0="00000001" w:csb1="00000000"/>
-  </w:font>
-  <w:font w:name="Batang">
-    <w:altName w:val="바탕"/>
-    <w:panose1 w:val="02030600000101010101"/>
-    <w:charset w:val="81"/>
-    <w:family w:val="roman"/>
-    <w:pitch w:val="variable"/>
-    <w:sig w:usb0="B00002AF" w:usb1="69D77CFB" w:usb2="00000030" w:usb3="00000000" w:csb0="0008009F" w:csb1="00000000"/>
-  </w:font>
-  <w:font w:name="Aptos Display">
-    <w:charset w:val="00"/>
-    <w:family w:val="swiss"/>
-    <w:pitch w:val="variable"/>
-    <w:sig w:usb0="20000287" w:usb1="00000003" w:usb2="00000000" w:usb3="00000000" w:csb0="0000019F" w:csb1="00000000"/>
-  </w:font>
-  <w:font w:name="Aptos">
-    <w:charset w:val="00"/>
-    <w:family w:val="swiss"/>
-    <w:pitch w:val="variable"/>
-    <w:sig w:usb0="20000287" w:usb1="00000003" w:usb2="00000000" w:usb3="00000000" w:csb0="0000019F" w:csb1="00000000"/>
-  </w:font>
-</w:fonts>
-</file>
-
-<file path=word/glossary/settings.xml><?xml version="1.0" encoding="utf-8"?>
-<w:settings xmlns:mc="http://schemas.openxmlformats.org/markup-compatibility/2006" xmlns:o="urn:schemas-microsoft-com:office:office" xmlns:r="http://schemas.openxmlformats.org/officeDocument/2006/relationships" xmlns:m="http://schemas.openxmlformats.org/officeDocument/2006/math" xmlns:v="urn:schemas-microsoft-com:vml" xmlns:w10="urn:schemas-microsoft-com:office:word" xmlns:w="http://schemas.openxmlformats.org/wordprocessingml/2006/main" xmlns:w14="http://schemas.microsoft.com/office/word/2010/wordml" xmlns:w15="http://schemas.microsoft.com/office/word/2012/wordml" xmlns:w16cex="http://schemas.microsoft.com/office/word/2018/wordml/cex" xmlns:w16cid="http://schemas.microsoft.com/office/word/2016/wordml/cid" xmlns:w16="http://schemas.microsoft.com/office/word/2018/wordml" xmlns:w16du="http://schemas.microsoft.com/office/word/2023/wordml/word16du" xmlns:w16sdtdh="http://schemas.microsoft.com/office/word/2020/wordml/sdtdatahash" xmlns:w16sdtfl="http://schemas.microsoft.com/office/word/2024/wordml/sdtformatlock" xmlns:w16se="http://schemas.microsoft.com/office/word/2015/wordml/symex" xmlns:sl="http://schemas.openxmlformats.org/schemaLibrary/2006/main" mc:Ignorable="w14 w15 w16se w16cid w16 w16cex w16sdtdh w16sdtfl w16du">
-  <w:view w:val="normal"/>
-  <w:revisionView w:comments="0" w:insDel="0" w:formatting="0"/>
-  <w:defaultTabStop w:val="708"/>
-  <w:hyphenationZone w:val="425"/>
-  <w:characterSpacingControl w:val="doNotCompress"/>
-  <w:compat>
-    <w:useFELayout/>
-    <w:compatSetting w:name="compatibilityMode" w:uri="http://schemas.microsoft.com/office/word" w:val="15"/>
-    <w:compatSetting w:name="overrideTableStyleFontSizeAndJustification" w:uri="http://schemas.microsoft.com/office/word" w:val="1"/>
-    <w:compatSetting w:name="enableOpenTypeFeatures" w:uri="http://schemas.microsoft.com/office/word" w:val="1"/>
-    <w:compatSetting w:name="doNotFlipMirrorIndents" w:uri="http://schemas.microsoft.com/office/word" w:val="1"/>
-    <w:compatSetting w:name="differentiateMultirowTableHeaders" w:uri="http://schemas.microsoft.com/office/word" w:val="1"/>
-    <w:compatSetting w:name="useWord2013TrackBottomHyphenation" w:uri="http://schemas.microsoft.com/office/word" w:val="0"/>
-  </w:compat>
-  <w:rsids>
-    <w:rsidRoot w:val="00A8355C"/>
-    <w:rsid w:val="001954C5"/>
-    <w:rsid w:val="002309A2"/>
-    <w:rsid w:val="0023424A"/>
-    <w:rsid w:val="00414A4E"/>
-    <w:rsid w:val="00531401"/>
-    <w:rsid w:val="009E0BF7"/>
-    <w:rsid w:val="00A8355C"/>
-    <w:rsid w:val="00AB00FE"/>
-    <w:rsid w:val="00DF59B4"/>
-    <w:rsid w:val="00E8505F"/>
-    <w:rsid w:val="00F03F41"/>
-    <w:rsid w:val="00F12E8B"/>
-    <w:rsid w:val="00F61551"/>
-  </w:rsids>
-  <m:mathPr>
-    <m:mathFont m:val="Cambria Math"/>
-    <m:brkBin m:val="before"/>
-    <m:brkBinSub m:val="--"/>
-    <m:smallFrac m:val="0"/>
-    <m:dispDef/>
-    <m:lMargin m:val="0"/>
-    <m:rMargin m:val="0"/>
-    <m:defJc m:val="centerGroup"/>
-    <m:wrapIndent m:val="1440"/>
-    <m:intLim m:val="subSup"/>
-    <m:naryLim m:val="undOvr"/>
-  </m:mathPr>
-  <w:themeFontLang w:val="es-EC"/>
-  <w:clrSchemeMapping w:bg1="light1" w:t1="dark1" w:bg2="light2" w:t2="dark2" w:accent1="accent1" w:accent2="accent2" w:accent3="accent3" w:accent4="accent4" w:accent5="accent5" w:accent6="accent6" w:hyperlink="hyperlink" w:followedHyperlink="followedHyperlink"/>
-  <w:decimalSymbol w:val=","/>
-  <w:listSeparator w:val=";"/>
-  <w15:chartTrackingRefBased/>
-</w:settings>
-</file>
-
-<file path=word/glossary/styles.xml><?xml version="1.0" encoding="utf-8"?>
-<w:styles xmlns:mc="http://schemas.openxmlformats.org/markup-compatibility/2006" xmlns:r="http://schemas.openxmlformats.org/officeDocument/2006/relationships" xmlns:w="http://schemas.openxmlformats.org/wordprocessingml/2006/main" xmlns:w14="http://schemas.microsoft.com/office/word/2010/wordml" xmlns:w15="http://schemas.microsoft.com/office/word/2012/wordml" xmlns:w16cex="http://schemas.microsoft.com/office/word/2018/wordml/cex" xmlns:w16cid="http://schemas.microsoft.com/office/word/2016/wordml/cid" xmlns:w16="http://schemas.microsoft.com/office/word/2018/wordml" xmlns:w16du="http://schemas.microsoft.com/office/word/2023/wordml/word16du" xmlns:w16sdtdh="http://schemas.microsoft.com/office/word/2020/wordml/sdtdatahash" xmlns:w16sdtfl="http://schemas.microsoft.com/office/word/2024/wordml/sdtformatlock" xmlns:w16se="http://schemas.microsoft.com/office/word/2015/wordml/symex" mc:Ignorable="w14 w15 w16se w16cid w16 w16cex w16sdtdh w16sdtfl w16du">
-  <w:docDefaults>
-    <w:rPrDefault>
-      <w:rPr>
-        <w:rFonts w:asciiTheme="minorHAnsi" w:eastAsiaTheme="minorEastAsia" w:hAnsiTheme="minorHAnsi" w:cstheme="minorBidi"/>
-        <w:kern w:val="2"/>
-        <w:sz w:val="24"/>
-        <w:szCs w:val="24"/>
-        <w:lang w:val="es-EC" w:eastAsia="es-EC" w:bidi="ar-SA"/>
-        <w14:ligatures w14:val="standardContextual"/>
-      </w:rPr>
-    </w:rPrDefault>
-    <w:pPrDefault>
-      <w:pPr>
-        <w:spacing w:after="160" w:line="278" w:lineRule="auto"/>
-      </w:pPr>
-    </w:pPrDefault>
-  </w:docDefaults>
-  <w:latentStyles w:defLockedState="0" w:defUIPriority="99" w:defSemiHidden="0" w:defUnhideWhenUsed="0" w:defQFormat="0" w:count="376">
-    <w:lsdException w:name="Normal" w:uiPriority="0" w:qFormat="1"/>
-    <w:lsdException w:name="heading 1" w:uiPriority="9" w:qFormat="1"/>
-    <w:lsdException w:name="heading 2" w:semiHidden="1" w:uiPriority="9" w:unhideWhenUsed="1" w:qFormat="1"/>
-    <w:lsdException w:name="heading 3" w:semiHidden="1" w:uiPriority="9" w:unhideWhenUsed="1" w:qFormat="1"/>
-    <w:lsdException w:name="heading 4" w:semiHidden="1" w:uiPriority="9" w:unhideWhenUsed="1" w:qFormat="1"/>
-    <w:lsdException w:name="heading 5" w:semiHidden="1" w:uiPriority="9" w:unhideWhenUsed="1" w:qFormat="1"/>
-    <w:lsdException w:name="heading 6" w:semiHidden="1" w:uiPriority="9" w:unhideWhenUsed="1" w:qFormat="1"/>
-    <w:lsdException w:name="heading 7" w:semiHidden="1" w:uiPriority="9" w:unhideWhenUsed="1" w:qFormat="1"/>
-    <w:lsdException w:name="heading 8" w:semiHidden="1" w:uiPriority="9" w:unhideWhenUsed="1" w:qFormat="1"/>
-    <w:lsdException w:name="heading 9" w:semiHidden="1" w:uiPriority="9" w:unhideWhenUsed="1" w:qFormat="1"/>
-    <w:lsdException w:name="index 1" w:semiHidden="1" w:unhideWhenUsed="1"/>
-    <w:lsdException w:name="index 2" w:semiHidden="1" w:unhideWhenUsed="1"/>
-    <w:lsdException w:name="index 3" w:semiHidden="1" w:unhideWhenUsed="1"/>
-    <w:lsdException w:name="index 4" w:semiHidden="1" w:unhideWhenUsed="1"/>
-    <w:lsdException w:name="index 5" w:semiHidden="1" w:unhideWhenUsed="1"/>
-    <w:lsdException w:name="index 6" w:semiHidden="1" w:unhideWhenUsed="1"/>
-    <w:lsdException w:name="index 7" w:semiHidden="1" w:unhideWhenUsed="1"/>
-    <w:lsdException w:name="index 8" w:semiHidden="1" w:unhideWhenUsed="1"/>
-    <w:lsdException w:name="index 9" w:semiHidden="1" w:unhideWhenUsed="1"/>
-    <w:lsdException w:name="toc 1" w:semiHidden="1" w:uiPriority="39" w:unhideWhenUsed="1"/>
-    <w:lsdException w:name="toc 2" w:semiHidden="1" w:uiPriority="39" w:unhideWhenUsed="1"/>
-    <w:lsdException w:name="toc 3" w:semiHidden="1" w:uiPriority="39" w:unhideWhenUsed="1"/>
-    <w:lsdException w:name="toc 4" w:semiHidden="1" w:uiPriority="39" w:unhideWhenUsed="1"/>
-    <w:lsdException w:name="toc 5" w:semiHidden="1" w:uiPriority="39" w:unhideWhenUsed="1"/>
-    <w:lsdException w:name="toc 6" w:semiHidden="1" w:uiPriority="39" w:unhideWhenUsed="1"/>
-    <w:lsdException w:name="toc 7" w:semiHidden="1" w:uiPriority="39" w:unhideWhenUsed="1"/>
-    <w:lsdException w:name="toc 8" w:semiHidden="1" w:uiPriority="39" w:unhideWhenUsed="1"/>
-    <w:lsdException w:name="toc 9" w:semiHidden="1" w:uiPriority="39" w:unhideWhenUsed="1"/>
-    <w:lsdException w:name="Normal Indent" w:semiHidden="1" w:unhideWhenUsed="1"/>
-    <w:lsdException w:name="footnote text" w:semiHidden="1" w:unhideWhenUsed="1"/>
-    <w:lsdException w:name="annotation text" w:semiHidden="1" w:unhideWhenUsed="1"/>
-    <w:lsdException w:name="header" w:semiHidden="1" w:unhideWhenUsed="1"/>
-    <w:lsdException w:name="footer" w:semiHidden="1" w:unhideWhenUsed="1"/>
-    <w:lsdException w:name="index heading" w:semiHidden="1" w:unhideWhenUsed="1"/>
-    <w:lsdException w:name="caption" w:semiHidden="1" w:uiPriority="35" w:unhideWhenUsed="1" w:qFormat="1"/>
-    <w:lsdException w:name="table of figures" w:semiHidden="1" w:unhideWhenUsed="1"/>
-    <w:lsdException w:name="envelope address" w:semiHidden="1" w:unhideWhenUsed="1"/>
-    <w:lsdException w:name="envelope return" w:semiHidden="1" w:unhideWhenUsed="1"/>
-    <w:lsdException w:name="footnote reference" w:semiHidden="1" w:unhideWhenUsed="1"/>
-    <w:lsdException w:name="annotation reference" w:semiHidden="1" w:unhideWhenUsed="1"/>
-    <w:lsdException w:name="line number" w:semiHidden="1" w:unhideWhenUsed="1"/>
-    <w:lsdException w:name="page number" w:semiHidden="1" w:unhideWhenUsed="1"/>
-    <w:lsdException w:name="endnote reference" w:semiHidden="1" w:unhideWhenUsed="1"/>
-    <w:lsdException w:name="endnote text" w:semiHidden="1" w:unhideWhenUsed="1"/>
-    <w:lsdException w:name="table of authorities" w:semiHidden="1" w:unhideWhenUsed="1"/>
-    <w:lsdException w:name="macro" w:semiHidden="1" w:unhideWhenUsed="1"/>
-    <w:lsdException w:name="toa heading" w:semiHidden="1" w:unhideWhenUsed="1"/>
-    <w:lsdException w:name="List" w:semiHidden="1" w:unhideWhenUsed="1"/>
-    <w:lsdException w:name="List Bullet" w:semiHidden="1" w:unhideWhenUsed="1"/>
-    <w:lsdException w:name="List Number" w:semiHidden="1" w:unhideWhenUsed="1"/>
-    <w:lsdException w:name="List 2" w:semiHidden="1" w:unhideWhenUsed="1"/>
-    <w:lsdException w:name="List 3" w:semiHidden="1" w:unhideWhenUsed="1"/>
-    <w:lsdException w:name="List 4" w:semiHidden="1" w:unhideWhenUsed="1"/>
-    <w:lsdException w:name="List 5" w:semiHidden="1" w:unhideWhenUsed="1"/>
-    <w:lsdException w:name="List Bullet 2" w:semiHidden="1" w:unhideWhenUsed="1"/>
-    <w:lsdException w:name="List Bullet 3" w:semiHidden="1" w:unhideWhenUsed="1"/>
-    <w:lsdException w:name="List Bullet 4" w:semiHidden="1" w:unhideWhenUsed="1"/>
-    <w:lsdException w:name="List Bullet 5" w:semiHidden="1" w:unhideWhenUsed="1"/>
-    <w:lsdException w:name="List Number 2" w:semiHidden="1" w:unhideWhenUsed="1"/>
-    <w:lsdException w:name="List Number 3" w:semiHidden="1" w:unhideWhenUsed="1"/>
-    <w:lsdException w:name="List Number 4" w:semiHidden="1" w:unhideWhenUsed="1"/>
-    <w:lsdException w:name="List Number 5" w:semiHidden="1" w:unhideWhenUsed="1"/>
-    <w:lsdException w:name="Title" w:uiPriority="10" w:qFormat="1"/>
-    <w:lsdException w:name="Closing" w:semiHidden="1" w:unhideWhenUsed="1"/>
-    <w:lsdException w:name="Signature" w:semiHidden="1" w:unhideWhenUsed="1"/>
-    <w:lsdException w:name="Default Paragraph Font" w:semiHidden="1" w:uiPriority="1" w:unhideWhenUsed="1"/>
-    <w:lsdException w:name="Body Text" w:semiHidden="1" w:unhideWhenUsed="1"/>
-    <w:lsdException w:name="Body Text Indent" w:semiHidden="1" w:unhideWhenUsed="1"/>
-    <w:lsdException w:name="List Continue" w:semiHidden="1" w:unhideWhenUsed="1"/>
-    <w:lsdException w:name="List Continue 2" w:semiHidden="1" w:unhideWhenUsed="1"/>
-    <w:lsdException w:name="List Continue 3" w:semiHidden="1" w:unhideWhenUsed="1"/>
-    <w:lsdException w:name="List Continue 4" w:semiHidden="1" w:unhideWhenUsed="1"/>
-    <w:lsdException w:name="List Continue 5" w:semiHidden="1" w:unhideWhenUsed="1"/>
-    <w:lsdException w:name="Message Header" w:semiHidden="1" w:unhideWhenUsed="1"/>
-    <w:lsdException w:name="Subtitle" w:uiPriority="11" w:qFormat="1"/>
-    <w:lsdException w:name="Salutation" w:semiHidden="1" w:unhideWhenUsed="1"/>
-    <w:lsdException w:name="Date" w:semiHidden="1" w:unhideWhenUsed="1"/>
-    <w:lsdException w:name="Body Text First Indent" w:semiHidden="1" w:unhideWhenUsed="1"/>
-    <w:lsdException w:name="Body Text First Indent 2" w:semiHidden="1" w:unhideWhenUsed="1"/>
-    <w:lsdException w:name="Note Heading" w:semiHidden="1" w:unhideWhenUsed="1"/>
-    <w:lsdException w:name="Body Text 2" w:semiHidden="1" w:unhideWhenUsed="1"/>
-    <w:lsdException w:name="Body Text 3" w:semiHidden="1" w:unhideWhenUsed="1"/>
-    <w:lsdException w:name="Body Text Indent 2" w:semiHidden="1" w:unhideWhenUsed="1"/>
-    <w:lsdException w:name="Body Text Indent 3" w:semiHidden="1" w:unhideWhenUsed="1"/>
-    <w:lsdException w:name="Block Text" w:semiHidden="1" w:unhideWhenUsed="1"/>
-    <w:lsdException w:name="Hyperlink" w:semiHidden="1" w:unhideWhenUsed="1"/>
-    <w:lsdException w:name="FollowedHyperlink" w:semiHidden="1" w:unhideWhenUsed="1"/>
-    <w:lsdException w:name="Strong" w:uiPriority="22" w:qFormat="1"/>
-    <w:lsdException w:name="Emphasis" w:uiPriority="20" w:qFormat="1"/>
-    <w:lsdException w:name="Document Map" w:semiHidden="1" w:unhideWhenUsed="1"/>
-    <w:lsdException w:name="Plain Text" w:semiHidden="1" w:unhideWhenUsed="1"/>
-    <w:lsdException w:name="E-mail Signature" w:semiHidden="1" w:unhideWhenUsed="1"/>
-    <w:lsdException w:name="HTML Top of Form" w:semiHidden="1" w:unhideWhenUsed="1"/>
-    <w:lsdException w:name="HTML Bottom of Form" w:semiHidden="1" w:unhideWhenUsed="1"/>
-    <w:lsdException w:name="Normal (Web)" w:semiHidden="1" w:unhideWhenUsed="1"/>
-    <w:lsdException w:name="HTML Acronym" w:semiHidden="1" w:unhideWhenUsed="1"/>
-    <w:lsdException w:name="HTML Address" w:semiHidden="1" w:unhideWhenUsed="1"/>
-    <w:lsdException w:name="HTML Cite" w:semiHidden="1" w:unhideWhenUsed="1"/>
-    <w:lsdException w:name="HTML Code" w:semiHidden="1" w:unhideWhenUsed="1"/>
-    <w:lsdException w:name="HTML Definition" w:semiHidden="1" w:unhideWhenUsed="1"/>
-    <w:lsdException w:name="HTML Keyboard" w:semiHidden="1" w:unhideWhenUsed="1"/>
-    <w:lsdException w:name="HTML Preformatted" w:semiHidden="1" w:unhideWhenUsed="1"/>
-    <w:lsdException w:name="HTML Sample" w:semiHidden="1" w:unhideWhenUsed="1"/>
-    <w:lsdException w:name="HTML Typewriter" w:semiHidden="1" w:unhideWhenUsed="1"/>
-    <w:lsdException w:name="HTML Variable" w:semiHidden="1" w:unhideWhenUsed="1"/>
-    <w:lsdException w:name="Normal Table" w:semiHidden="1" w:unhideWhenUsed="1"/>
-    <w:lsdException w:name="annotation subject" w:semiHidden="1" w:unhideWhenUsed="1"/>
-    <w:lsdException w:name="No List" w:semiHidden="1" w:unhideWhenUsed="1"/>
-    <w:lsdException w:name="Outline List 1" w:semiHidden="1" w:unhideWhenUsed="1"/>
-    <w:lsdException w:name="Outline List 2" w:semiHidden="1" w:unhideWhenUsed="1"/>
-    <w:lsdException w:name="Outline List 3" w:semiHidden="1" w:unhideWhenUsed="1"/>
-    <w:lsdException w:name="Table Simple 1" w:semiHidden="1" w:unhideWhenUsed="1"/>
-    <w:lsdException w:name="Table Simple 2" w:semiHidden="1" w:unhideWhenUsed="1"/>
-    <w:lsdException w:name="Table Simple 3" w:semiHidden="1" w:unhideWhenUsed="1"/>
-    <w:lsdException w:name="Table Classic 1" w:semiHidden="1" w:unhideWhenUsed="1"/>
-    <w:lsdException w:name="Table Classic 2" w:semiHidden="1" w:unhideWhenUsed="1"/>
-    <w:lsdException w:name="Table Classic 3" w:semiHidden="1" w:unhideWhenUsed="1"/>
-    <w:lsdException w:name="Table Classic 4" w:semiHidden="1" w:unhideWhenUsed="1"/>
-    <w:lsdException w:name="Table Colorful 1" w:semiHidden="1" w:unhideWhenUsed="1"/>
-    <w:lsdException w:name="Table Colorful 2" w:semiHidden="1" w:unhideWhenUsed="1"/>
-    <w:lsdException w:name="Table Colorful 3" w:semiHidden="1" w:unhideWhenUsed="1"/>
-    <w:lsdException w:name="Table Columns 1" w:semiHidden="1" w:unhideWhenUsed="1"/>
-    <w:lsdException w:name="Table Columns 2" w:semiHidden="1" w:unhideWhenUsed="1"/>
-    <w:lsdException w:name="Table Columns 3" w:semiHidden="1" w:unhideWhenUsed="1"/>
-    <w:lsdException w:name="Table Columns 4" w:semiHidden="1" w:unhideWhenUsed="1"/>
-    <w:lsdException w:name="Table Columns 5" w:semiHidden="1" w:unhideWhenUsed="1"/>
-    <w:lsdException w:name="Table Grid 1" w:semiHidden="1" w:unhideWhenUsed="1"/>
-    <w:lsdException w:name="Table Grid 2" w:semiHidden="1" w:unhideWhenUsed="1"/>
-    <w:lsdException w:name="Table Grid 3" w:semiHidden="1" w:unhideWhenUsed="1"/>
-    <w:lsdException w:name="Table Grid 4" w:semiHidden="1" w:unhideWhenUsed="1"/>
-    <w:lsdException w:name="Table Grid 5" w:semiHidden="1" w:unhideWhenUsed="1"/>
-    <w:lsdException w:name="Table Grid 6" w:semiHidden="1" w:unhideWhenUsed="1"/>
-    <w:lsdException w:name="Table Grid 7" w:semiHidden="1" w:unhideWhenUsed="1"/>
-    <w:lsdException w:name="Table Grid 8" w:semiHidden="1" w:unhideWhenUsed="1"/>
-    <w:lsdException w:name="Table List 1" w:semiHidden="1" w:unhideWhenUsed="1"/>
-    <w:lsdException w:name="Table List 2" w:semiHidden="1" w:unhideWhenUsed="1"/>
-    <w:lsdException w:name="Table List 3" w:semiHidden="1" w:unhideWhenUsed="1"/>
-    <w:lsdException w:name="Table List 4" w:semiHidden="1" w:unhideWhenUsed="1"/>
-    <w:lsdException w:name="Table List 5" w:semiHidden="1" w:unhideWhenUsed="1"/>
-    <w:lsdException w:name="Table List 6" w:semiHidden="1" w:unhideWhenUsed="1"/>
-    <w:lsdException w:name="Table List 7" w:semiHidden="1" w:unhideWhenUsed="1"/>
-    <w:lsdException w:name="Table List 8" w:semiHidden="1" w:unhideWhenUsed="1"/>
-    <w:lsdException w:name="Table 3D effects 1" w:semiHidden="1" w:unhideWhenUsed="1"/>
-    <w:lsdException w:name="Table 3D effects 2" w:semiHidden="1" w:unhideWhenUsed="1"/>
-    <w:lsdException w:name="Table 3D effects 3" w:semiHidden="1" w:unhideWhenUsed="1"/>
-    <w:lsdException w:name="Table Contemporary" w:semiHidden="1" w:unhideWhenUsed="1"/>
-    <w:lsdException w:name="Table Elegant" w:semiHidden="1" w:unhideWhenUsed="1"/>
-    <w:lsdException w:name="Table Professional" w:semiHidden="1" w:unhideWhenUsed="1"/>
-    <w:lsdException w:name="Table Subtle 1" w:semiHidden="1" w:unhideWhenUsed="1"/>
-    <w:lsdException w:name="Table Subtle 2" w:semiHidden="1" w:unhideWhenUsed="1"/>
-    <w:lsdException w:name="Table Web 1" w:semiHidden="1" w:unhideWhenUsed="1"/>
-    <w:lsdException w:name="Table Web 2" w:semiHidden="1" w:unhideWhenUsed="1"/>
-    <w:lsdException w:name="Table Web 3" w:semiHidden="1" w:unhideWhenUsed="1"/>
-    <w:lsdException w:name="Balloon Text" w:semiHidden="1" w:unhideWhenUsed="1"/>
-    <w:lsdException w:name="Table Grid" w:uiPriority="39"/>
-    <w:lsdException w:name="Table Theme" w:semiHidden="1" w:unhideWhenUsed="1"/>
-    <w:lsdException w:name="Placeholder Text" w:semiHidden="1"/>
-    <w:lsdException w:name="No Spacing" w:uiPriority="1" w:qFormat="1"/>
-    <w:lsdException w:name="Light Shading" w:uiPriority="60"/>
-    <w:lsdException w:name="Light List" w:uiPriority="61"/>
-    <w:lsdException w:name="Light Grid" w:uiPriority="62"/>
-    <w:lsdException w:name="Medium Shading 1" w:uiPriority="63"/>
-    <w:lsdException w:name="Medium Shading 2" w:uiPriority="64"/>
-    <w:lsdException w:name="Medium List 1" w:uiPriority="65"/>
-    <w:lsdException w:name="Medium List 2" w:uiPriority="66"/>
-    <w:lsdException w:name="Medium Grid 1" w:uiPriority="67"/>
-    <w:lsdException w:name="Medium Grid 2" w:uiPriority="68"/>
-    <w:lsdException w:name="Medium Grid 3" w:uiPriority="69"/>
-    <w:lsdException w:name="Dark List" w:uiPriority="70"/>
-    <w:lsdException w:name="Colorful Shading" w:uiPriority="71"/>
-    <w:lsdException w:name="Colorful List" w:uiPriority="72"/>
-    <w:lsdException w:name="Colorful Grid" w:uiPriority="73"/>
-    <w:lsdException w:name="Light Shading Accent 1" w:uiPriority="60"/>
-    <w:lsdException w:name="Light List Accent 1" w:uiPriority="61"/>
-    <w:lsdException w:name="Light Grid Accent 1" w:uiPriority="62"/>
-    <w:lsdException w:name="Medium Shading 1 Accent 1" w:uiPriority="63"/>
-    <w:lsdException w:name="Medium Shading 2 Accent 1" w:uiPriority="64"/>
-    <w:lsdException w:name="Medium List 1 Accent 1" w:uiPriority="65"/>
-    <w:lsdException w:name="Revision" w:semiHidden="1"/>
-    <w:lsdException w:name="List Paragraph" w:uiPriority="34" w:qFormat="1"/>
-    <w:lsdException w:name="Quote" w:uiPriority="29" w:qFormat="1"/>
-    <w:lsdException w:name="Intense Quote" w:uiPriority="30" w:qFormat="1"/>
-    <w:lsdException w:name="Medium List 2 Accent 1" w:uiPriority="66"/>
-    <w:lsdException w:name="Medium Grid 1 Accent 1" w:uiPriority="67"/>
-    <w:lsdException w:name="Medium Grid 2 Accent 1" w:uiPriority="68"/>
-    <w:lsdException w:name="Medium Grid 3 Accent 1" w:uiPriority="69"/>
-    <w:lsdException w:name="Dark List Accent 1" w:uiPriority="70"/>
-    <w:lsdException w:name="Colorful Shading Accent 1" w:uiPriority="71"/>
-    <w:lsdException w:name="Colorful List Accent 1" w:uiPriority="72"/>
-    <w:lsdException w:name="Colorful Grid Accent 1" w:uiPriority="73"/>
-    <w:lsdException w:name="Light Shading Accent 2" w:uiPriority="60"/>
-    <w:lsdException w:name="Light List Accent 2" w:uiPriority="61"/>
-    <w:lsdException w:name="Light Grid Accent 2" w:uiPriority="62"/>
-    <w:lsdException w:name="Medium Shading 1 Accent 2" w:uiPriority="63"/>
-    <w:lsdException w:name="Medium Shading 2 Accent 2" w:uiPriority="64"/>
-    <w:lsdException w:name="Medium List 1 Accent 2" w:uiPriority="65"/>
-    <w:lsdException w:name="Medium List 2 Accent 2" w:uiPriority="66"/>
-    <w:lsdException w:name="Medium Grid 1 Accent 2" w:uiPriority="67"/>
-    <w:lsdException w:name="Medium Grid 2 Accent 2" w:uiPriority="68"/>
-    <w:lsdException w:name="Medium Grid 3 Accent 2" w:uiPriority="69"/>
-    <w:lsdException w:name="Dark List Accent 2" w:uiPriority="70"/>
-    <w:lsdException w:name="Colorful Shading Accent 2" w:uiPriority="71"/>
-    <w:lsdException w:name="Colorful List Accent 2" w:uiPriority="72"/>
-    <w:lsdException w:name="Colorful Grid Accent 2" w:uiPriority="73"/>
-    <w:lsdException w:name="Light Shading Accent 3" w:uiPriority="60"/>
-    <w:lsdException w:name="Light List Accent 3" w:uiPriority="61"/>
-    <w:lsdException w:name="Light Grid Accent 3" w:uiPriority="62"/>
-    <w:lsdException w:name="Medium Shading 1 Accent 3" w:uiPriority="63"/>
-    <w:lsdException w:name="Medium Shading 2 Accent 3" w:uiPriority="64"/>
-    <w:lsdException w:name="Medium List 1 Accent 3" w:uiPriority="65"/>
-    <w:lsdException w:name="Medium List 2 Accent 3" w:uiPriority="66"/>
-    <w:lsdException w:name="Medium Grid 1 Accent 3" w:uiPriority="67"/>
-    <w:lsdException w:name="Medium Grid 2 Accent 3" w:uiPriority="68"/>
-    <w:lsdException w:name="Medium Grid 3 Accent 3" w:uiPriority="69"/>
-    <w:lsdException w:name="Dark List Accent 3" w:uiPriority="70"/>
-    <w:lsdException w:name="Colorful Shading Accent 3" w:uiPriority="71"/>
-    <w:lsdException w:name="Colorful List Accent 3" w:uiPriority="72"/>
-    <w:lsdException w:name="Colorful Grid Accent 3" w:uiPriority="73"/>
-    <w:lsdException w:name="Light Shading Accent 4" w:uiPriority="60"/>
-    <w:lsdException w:name="Light List Accent 4" w:uiPriority="61"/>
-    <w:lsdException w:name="Light Grid Accent 4" w:uiPriority="62"/>
-    <w:lsdException w:name="Medium Shading 1 Accent 4" w:uiPriority="63"/>
-    <w:lsdException w:name="Medium Shading 2 Accent 4" w:uiPriority="64"/>
-    <w:lsdException w:name="Medium List 1 Accent 4" w:uiPriority="65"/>
-    <w:lsdException w:name="Medium List 2 Accent 4" w:uiPriority="66"/>
-    <w:lsdException w:name="Medium Grid 1 Accent 4" w:uiPriority="67"/>
-    <w:lsdException w:name="Medium Grid 2 Accent 4" w:uiPriority="68"/>
-    <w:lsdException w:name="Medium Grid 3 Accent 4" w:uiPriority="69"/>
-    <w:lsdException w:name="Dark List Accent 4" w:uiPriority="70"/>
-    <w:lsdException w:name="Colorful Shading Accent 4" w:uiPriority="71"/>
-    <w:lsdException w:name="Colorful List Accent 4" w:uiPriority="72"/>
-    <w:lsdException w:name="Colorful Grid Accent 4" w:uiPriority="73"/>
-    <w:lsdException w:name="Light Shading Accent 5" w:uiPriority="60"/>
-    <w:lsdException w:name="Light List Accent 5" w:uiPriority="61"/>
-    <w:lsdException w:name="Light Grid Accent 5" w:uiPriority="62"/>
-    <w:lsdException w:name="Medium Shading 1 Accent 5" w:uiPriority="63"/>
-    <w:lsdException w:name="Medium Shading 2 Accent 5" w:uiPriority="64"/>
-    <w:lsdException w:name="Medium List 1 Accent 5" w:uiPriority="65"/>
-    <w:lsdException w:name="Medium List 2 Accent 5" w:uiPriority="66"/>
-    <w:lsdException w:name="Medium Grid 1 Accent 5" w:uiPriority="67"/>
-    <w:lsdException w:name="Medium Grid 2 Accent 5" w:uiPriority="68"/>
-    <w:lsdException w:name="Medium Grid 3 Accent 5" w:uiPriority="69"/>
-    <w:lsdException w:name="Dark List Accent 5" w:uiPriority="70"/>
-    <w:lsdException w:name="Colorful Shading Accent 5" w:uiPriority="71"/>
-    <w:lsdException w:name="Colorful List Accent 5" w:uiPriority="72"/>
-    <w:lsdException w:name="Colorful Grid Accent 5" w:uiPriority="73"/>
-    <w:lsdException w:name="Light Shading Accent 6" w:uiPriority="60"/>
-    <w:lsdException w:name="Light List Accent 6" w:uiPriority="61"/>
-    <w:lsdException w:name="Light Grid Accent 6" w:uiPriority="62"/>
-    <w:lsdException w:name="Medium Shading 1 Accent 6" w:uiPriority="63"/>
-    <w:lsdException w:name="Medium Shading 2 Accent 6" w:uiPriority="64"/>
-    <w:lsdException w:name="Medium List 1 Accent 6" w:uiPriority="65"/>
-    <w:lsdException w:name="Medium List 2 Accent 6" w:uiPriority="66"/>
-    <w:lsdException w:name="Medium Grid 1 Accent 6" w:uiPriority="67"/>
-    <w:lsdException w:name="Medium Grid 2 Accent 6" w:uiPriority="68"/>
-    <w:lsdException w:name="Medium Grid 3 Accent 6" w:uiPriority="69"/>
-    <w:lsdException w:name="Dark List Accent 6" w:uiPriority="70"/>
-    <w:lsdException w:name="Colorful Shading Accent 6" w:uiPriority="71"/>
-    <w:lsdException w:name="Colorful List Accent 6" w:uiPriority="72"/>
-    <w:lsdException w:name="Colorful Grid Accent 6" w:uiPriority="73"/>
-    <w:lsdException w:name="Subtle Emphasis" w:uiPriority="19" w:qFormat="1"/>
-    <w:lsdException w:name="Intense Emphasis" w:uiPriority="21" w:qFormat="1"/>
-    <w:lsdException w:name="Subtle Reference" w:uiPriority="31" w:qFormat="1"/>
-    <w:lsdException w:name="Intense Reference" w:uiPriority="32" w:qFormat="1"/>
-    <w:lsdException w:name="Book Title" w:uiPriority="33" w:qFormat="1"/>
-    <w:lsdException w:name="Bibliography" w:semiHidden="1" w:uiPriority="37" w:unhideWhenUsed="1"/>
-    <w:lsdException w:name="TOC Heading" w:semiHidden="1" w:uiPriority="39" w:unhideWhenUsed="1" w:qFormat="1"/>
-    <w:lsdException w:name="Plain Table 1" w:uiPriority="41"/>
-    <w:lsdException w:name="Plain Table 2" w:uiPriority="42"/>
-    <w:lsdException w:name="Plain Table 3" w:uiPriority="43"/>
-    <w:lsdException w:name="Plain Table 4" w:uiPriority="44"/>
-    <w:lsdException w:name="Plain Table 5" w:uiPriority="45"/>
-    <w:lsdException w:name="Grid Table Light" w:uiPriority="40"/>
-    <w:lsdException w:name="Grid Table 1 Light" w:uiPriority="46"/>
-    <w:lsdException w:name="Grid Table 2" w:uiPriority="47"/>
-    <w:lsdException w:name="Grid Table 3" w:uiPriority="48"/>
-    <w:lsdException w:name="Grid Table 4" w:uiPriority="49"/>
-    <w:lsdException w:name="Grid Table 5 Dark" w:uiPriority="50"/>
-    <w:lsdException w:name="Grid Table 6 Colorful" w:uiPriority="51"/>
-    <w:lsdException w:name="Grid Table 7 Colorful" w:uiPriority="52"/>
-    <w:lsdException w:name="Grid Table 1 Light Accent 1" w:uiPriority="46"/>
-    <w:lsdException w:name="Grid Table 2 Accent 1" w:uiPriority="47"/>
-    <w:lsdException w:name="Grid Table 3 Accent 1" w:uiPriority="48"/>
-    <w:lsdException w:name="Grid Table 4 Accent 1" w:uiPriority="49"/>
-    <w:lsdException w:name="Grid Table 5 Dark Accent 1" w:uiPriority="50"/>
-    <w:lsdException w:name="Grid Table 6 Colorful Accent 1" w:uiPriority="51"/>
-    <w:lsdException w:name="Grid Table 7 Colorful Accent 1" w:uiPriority="52"/>
-    <w:lsdException w:name="Grid Table 1 Light Accent 2" w:uiPriority="46"/>
-    <w:lsdException w:name="Grid Table 2 Accent 2" w:uiPriority="47"/>
-    <w:lsdException w:name="Grid Table 3 Accent 2" w:uiPriority="48"/>
-    <w:lsdException w:name="Grid Table 4 Accent 2" w:uiPriority="49"/>
-    <w:lsdException w:name="Grid Table 5 Dark Accent 2" w:uiPriority="50"/>
-    <w:lsdException w:name="Grid Table 6 Colorful Accent 2" w:uiPriority="51"/>
-    <w:lsdException w:name="Grid Table 7 Colorful Accent 2" w:uiPriority="52"/>
-    <w:lsdException w:name="Grid Table 1 Light Accent 3" w:uiPriority="46"/>
-    <w:lsdException w:name="Grid Table 2 Accent 3" w:uiPriority="47"/>
-    <w:lsdException w:name="Grid Table 3 Accent 3" w:uiPriority="48"/>
-    <w:lsdException w:name="Grid Table 4 Accent 3" w:uiPriority="49"/>
-    <w:lsdException w:name="Grid Table 5 Dark Accent 3" w:uiPriority="50"/>
-    <w:lsdException w:name="Grid Table 6 Colorful Accent 3" w:uiPriority="51"/>
-    <w:lsdException w:name="Grid Table 7 Colorful Accent 3" w:uiPriority="52"/>
-    <w:lsdException w:name="Grid Table 1 Light Accent 4" w:uiPriority="46"/>
-    <w:lsdException w:name="Grid Table 2 Accent 4" w:uiPriority="47"/>
-    <w:lsdException w:name="Grid Table 3 Accent 4" w:uiPriority="48"/>
-    <w:lsdException w:name="Grid Table 4 Accent 4" w:uiPriority="49"/>
-    <w:lsdException w:name="Grid Table 5 Dark Accent 4" w:uiPriority="50"/>
-    <w:lsdException w:name="Grid Table 6 Colorful Accent 4" w:uiPriority="51"/>
-    <w:lsdException w:name="Grid Table 7 Colorful Accent 4" w:uiPriority="52"/>
-    <w:lsdException w:name="Grid Table 1 Light Accent 5" w:uiPriority="46"/>
-    <w:lsdException w:name="Grid Table 2 Accent 5" w:uiPriority="47"/>
-    <w:lsdException w:name="Grid Table 3 Accent 5" w:uiPriority="48"/>
-    <w:lsdException w:name="Grid Table 4 Accent 5" w:uiPriority="49"/>
-    <w:lsdException w:name="Grid Table 5 Dark Accent 5" w:uiPriority="50"/>
-    <w:lsdException w:name="Grid Table 6 Colorful Accent 5" w:uiPriority="51"/>
-    <w:lsdException w:name="Grid Table 7 Colorful Accent 5" w:uiPriority="52"/>
-    <w:lsdException w:name="Grid Table 1 Light Accent 6" w:uiPriority="46"/>
-    <w:lsdException w:name="Grid Table 2 Accent 6" w:uiPriority="47"/>
-    <w:lsdException w:name="Grid Table 3 Accent 6" w:uiPriority="48"/>
-    <w:lsdException w:name="Grid Table 4 Accent 6" w:uiPriority="49"/>
-    <w:lsdException w:name="Grid Table 5 Dark Accent 6" w:uiPriority="50"/>
-    <w:lsdException w:name="Grid Table 6 Colorful Accent 6" w:uiPriority="51"/>
-    <w:lsdException w:name="Grid Table 7 Colorful Accent 6" w:uiPriority="52"/>
-    <w:lsdException w:name="List Table 1 Light" w:uiPriority="46"/>
-    <w:lsdException w:name="List Table 2" w:uiPriority="47"/>
-    <w:lsdException w:name="List Table 3" w:uiPriority="48"/>
-    <w:lsdException w:name="List Table 4" w:uiPriority="49"/>
-    <w:lsdException w:name="List Table 5 Dark" w:uiPriority="50"/>
-    <w:lsdException w:name="List Table 6 Colorful" w:uiPriority="51"/>
-    <w:lsdException w:name="List Table 7 Colorful" w:uiPriority="52"/>
-    <w:lsdException w:name="List Table 1 Light Accent 1" w:uiPriority="46"/>
-    <w:lsdException w:name="List Table 2 Accent 1" w:uiPriority="47"/>
-    <w:lsdException w:name="List Table 3 Accent 1" w:uiPriority="48"/>
-    <w:lsdException w:name="List Table 4 Accent 1" w:uiPriority="49"/>
-    <w:lsdException w:name="List Table 5 Dark Accent 1" w:uiPriority="50"/>
-    <w:lsdException w:name="List Table 6 Colorful Accent 1" w:uiPriority="51"/>
-    <w:lsdException w:name="List Table 7 Colorful Accent 1" w:uiPriority="52"/>
-    <w:lsdException w:name="List Table 1 Light Accent 2" w:uiPriority="46"/>
-    <w:lsdException w:name="List Table 2 Accent 2" w:uiPriority="47"/>
-    <w:lsdException w:name="List Table 3 Accent 2" w:uiPriority="48"/>
-    <w:lsdException w:name="List Table 4 Accent 2" w:uiPriority="49"/>
-    <w:lsdException w:name="List Table 5 Dark Accent 2" w:uiPriority="50"/>
-    <w:lsdException w:name="List Table 6 Colorful Accent 2" w:uiPriority="51"/>
-    <w:lsdException w:name="List Table 7 Colorful Accent 2" w:uiPriority="52"/>
-    <w:lsdException w:name="List Table 1 Light Accent 3" w:uiPriority="46"/>
-    <w:lsdException w:name="List Table 2 Accent 3" w:uiPriority="47"/>
-    <w:lsdException w:name="List Table 3 Accent 3" w:uiPriority="48"/>
-    <w:lsdException w:name="List Table 4 Accent 3" w:uiPriority="49"/>
-    <w:lsdException w:name="List Table 5 Dark Accent 3" w:uiPriority="50"/>
-    <w:lsdException w:name="List Table 6 Colorful Accent 3" w:uiPriority="51"/>
-    <w:lsdException w:name="List Table 7 Colorful Accent 3" w:uiPriority="52"/>
-    <w:lsdException w:name="List Table 1 Light Accent 4" w:uiPriority="46"/>
-    <w:lsdException w:name="List Table 2 Accent 4" w:uiPriority="47"/>
-    <w:lsdException w:name="List Table 3 Accent 4" w:uiPriority="48"/>
-    <w:lsdException w:name="List Table 4 Accent 4" w:uiPriority="49"/>
-    <w:lsdException w:name="List Table 5 Dark Accent 4" w:uiPriority="50"/>
-    <w:lsdException w:name="List Table 6 Colorful Accent 4" w:uiPriority="51"/>
-    <w:lsdException w:name="List Table 7 Colorful Accent 4" w:uiPriority="52"/>
-    <w:lsdException w:name="List Table 1 Light Accent 5" w:uiPriority="46"/>
-    <w:lsdException w:name="List Table 2 Accent 5" w:uiPriority="47"/>
-    <w:lsdException w:name="List Table 3 Accent 5" w:uiPriority="48"/>
-    <w:lsdException w:name="List Table 4 Accent 5" w:uiPriority="49"/>
-    <w:lsdException w:name="List Table 5 Dark Accent 5" w:uiPriority="50"/>
-    <w:lsdException w:name="List Table 6 Colorful Accent 5" w:uiPriority="51"/>
-    <w:lsdException w:name="List Table 7 Colorful Accent 5" w:uiPriority="52"/>
-    <w:lsdException w:name="List Table 1 Light Accent 6" w:uiPriority="46"/>
-    <w:lsdException w:name="List Table 2 Accent 6" w:uiPriority="47"/>
-    <w:lsdException w:name="List Table 3 Accent 6" w:uiPriority="48"/>
-    <w:lsdException w:name="List Table 4 Accent 6" w:uiPriority="49"/>
-    <w:lsdException w:name="List Table 5 Dark Accent 6" w:uiPriority="50"/>
-    <w:lsdException w:name="List Table 6 Colorful Accent 6" w:uiPriority="51"/>
-    <w:lsdException w:name="List Table 7 Colorful Accent 6" w:uiPriority="52"/>
-    <w:lsdException w:name="Mention" w:semiHidden="1" w:unhideWhenUsed="1"/>
-    <w:lsdException w:name="Smart Hyperlink" w:semiHidden="1" w:unhideWhenUsed="1"/>
-    <w:lsdException w:name="Hashtag" w:semiHidden="1" w:unhideWhenUsed="1"/>
-    <w:lsdException w:name="Unresolved Mention" w:semiHidden="1" w:unhideWhenUsed="1"/>
-    <w:lsdException w:name="Smart Link" w:semiHidden="1" w:unhideWhenUsed="1"/>
-  </w:latentStyles>
-  <w:style w:type="paragraph" w:default="1" w:styleId="Normal">
-    <w:name w:val="Normal"/>
-    <w:qFormat/>
-  </w:style>
-  <w:style w:type="character" w:default="1" w:styleId="Fuentedeprrafopredeter">
-    <w:name w:val="Default Paragraph Font"/>
-    <w:uiPriority w:val="1"/>
-    <w:semiHidden/>
-    <w:unhideWhenUsed/>
-  </w:style>
-  <w:style w:type="table" w:default="1" w:styleId="Tablanormal">
-    <w:name w:val="Normal Table"/>
-    <w:uiPriority w:val="99"/>
-    <w:semiHidden/>
-    <w:unhideWhenUsed/>
-    <w:tblPr>
-      <w:tblInd w:w="0" w:type="dxa"/>
-      <w:tblCellMar>
-        <w:top w:w="0" w:type="dxa"/>
-        <w:left w:w="108" w:type="dxa"/>
-        <w:bottom w:w="0" w:type="dxa"/>
-        <w:right w:w="108" w:type="dxa"/>
-      </w:tblCellMar>
-    </w:tblPr>
-  </w:style>
-  <w:style w:type="numbering" w:default="1" w:styleId="Sinlista">
-    <w:name w:val="No List"/>
-    <w:uiPriority w:val="99"/>
-    <w:semiHidden/>
-    <w:unhideWhenUsed/>
-  </w:style>
-  <w:style w:type="character" w:styleId="Textodelmarcadordeposicin">
-    <w:name w:val="Placeholder Text"/>
-    <w:basedOn w:val="Fuentedeprrafopredeter"/>
-    <w:uiPriority w:val="99"/>
-    <w:semiHidden/>
-    <w:rsid w:val="00414A4E"/>
-    <w:rPr>
-      <w:color w:val="666666"/>
-    </w:rPr>
-  </w:style>
-  <w:style w:type="paragraph" w:customStyle="1" w:styleId="89E7B95FE28C450DBAFEDDDAA25A2DB6">
-    <w:name w:val="89E7B95FE28C450DBAFEDDDAA25A2DB6"/>
-    <w:rsid w:val="00414A4E"/>
-  </w:style>
-  <w:style w:type="paragraph" w:customStyle="1" w:styleId="54F11F96D3F34737A68BF90621F3016E">
-    <w:name w:val="54F11F96D3F34737A68BF90621F3016E"/>
-    <w:rsid w:val="00414A4E"/>
-  </w:style>
-  <w:style w:type="paragraph" w:customStyle="1" w:styleId="78FCFB6BF96847FFAFCD4CCEF231C6D4">
-    <w:name w:val="78FCFB6BF96847FFAFCD4CCEF231C6D4"/>
-    <w:rsid w:val="00414A4E"/>
-  </w:style>
-  <w:style w:type="paragraph" w:customStyle="1" w:styleId="A880D99183394179866453AEA1D386FF">
-    <w:name w:val="A880D99183394179866453AEA1D386FF"/>
-    <w:rsid w:val="00414A4E"/>
-  </w:style>
-  <w:style w:type="paragraph" w:customStyle="1" w:styleId="06E9011538DE431B8D476A1777A84137">
-    <w:name w:val="06E9011538DE431B8D476A1777A84137"/>
-    <w:rsid w:val="00414A4E"/>
-  </w:style>
-  <w:style w:type="paragraph" w:customStyle="1" w:styleId="0F347F8A13CD414BB1AD117E1B5B3A7F">
-    <w:name w:val="0F347F8A13CD414BB1AD117E1B5B3A7F"/>
-    <w:rsid w:val="00414A4E"/>
-  </w:style>
-  <w:style w:type="paragraph" w:customStyle="1" w:styleId="B39CAC503D8446A78CCCAB6CD4BED9EC">
-    <w:name w:val="B39CAC503D8446A78CCCAB6CD4BED9EC"/>
-    <w:rsid w:val="00414A4E"/>
-  </w:style>
-  <w:style w:type="paragraph" w:customStyle="1" w:styleId="AC88F1575C3641A2A0A85C9CA0C6E174">
-    <w:name w:val="AC88F1575C3641A2A0A85C9CA0C6E174"/>
-    <w:rsid w:val="00414A4E"/>
-  </w:style>
-</w:styles>
-</file>
-
-<file path=word/glossary/webSettings.xml><?xml version="1.0" encoding="utf-8"?>
-<w:webSettings xmlns:mc="http://schemas.openxmlformats.org/markup-compatibility/2006" xmlns:r="http://schemas.openxmlformats.org/officeDocument/2006/relationships" xmlns:w="http://schemas.openxmlformats.org/wordprocessingml/2006/main" xmlns:w14="http://schemas.microsoft.com/office/word/2010/wordml" xmlns:w15="http://schemas.microsoft.com/office/word/2012/wordml" xmlns:w16cex="http://schemas.microsoft.com/office/word/2018/wordml/cex" xmlns:w16cid="http://schemas.microsoft.com/office/word/2016/wordml/cid" xmlns:w16="http://schemas.microsoft.com/office/word/2018/wordml" xmlns:w16du="http://schemas.microsoft.com/office/word/2023/wordml/word16du" xmlns:w16sdtdh="http://schemas.microsoft.com/office/word/2020/wordml/sdtdatahash" xmlns:w16sdtfl="http://schemas.microsoft.com/office/word/2024/wordml/sdtformatlock" xmlns:w16se="http://schemas.microsoft.com/office/word/2015/wordml/symex" mc:Ignorable="w14 w15 w16se w16cid w16 w16cex w16sdtdh w16sdtfl w16du">
-  <w:optimizeForBrowser/>
-  <w:allowPNG/>
-</w:webSettings>
-</file>
-
 <file path=word/theme/theme1.xml><?xml version="1.0" encoding="utf-8"?>
 <a:theme xmlns:a="http://schemas.openxmlformats.org/drawingml/2006/main" name="Tema de Office">
   <a:themeElements>
